--- a/Interview_Preparation.docx
+++ b/Interview_Preparation.docx
@@ -5,6 +5,10 @@
     <w:p>
       <w:pPr>
         <w:pStyle w:val="Heading2"/>
+        <w:numPr>
+          <w:ilvl w:val="0"/>
+          <w:numId w:val="1"/>
+        </w:numPr>
       </w:pPr>
       <w:r>
         <w:t>Interview Question: What is the difference between ENTRYPOINT and CMD</w:t>
@@ -1848,6 +1852,9 @@
       <w:pPr>
         <w:pStyle w:val="Heading2"/>
       </w:pPr>
+      <w:r>
+        <w:t xml:space="preserve">2. </w:t>
+      </w:r>
       <w:r>
         <w:t xml:space="preserve">Explain </w:t>
       </w:r>
@@ -2750,6 +2757,9 @@
       <w:pPr>
         <w:pStyle w:val="Heading2"/>
       </w:pPr>
+      <w:r>
+        <w:t xml:space="preserve">3. </w:t>
+      </w:r>
       <w:r>
         <w:t>In Linux, what is Hard Link and Soft Links</w:t>
       </w:r>
@@ -3625,6 +3635,9 @@
         <w:pStyle w:val="Heading2"/>
       </w:pPr>
       <w:r>
+        <w:t xml:space="preserve">4. </w:t>
+      </w:r>
+      <w:r>
         <w:t xml:space="preserve">Interview Question: What is the difference between </w:t>
       </w:r>
       <w:r>
@@ -3634,10 +3647,7 @@
         <w:t xml:space="preserve"> and </w:t>
       </w:r>
       <w:r>
-        <w:t>Authorization in AWS IAM</w:t>
-      </w:r>
-      <w:r>
-        <w:t>?</w:t>
+        <w:t>Authorization in AWS IAM?</w:t>
       </w:r>
     </w:p>
     <w:p>
@@ -4561,6 +4571,1266 @@
         <w:t xml:space="preserve"> (storing your AWS credentials).</w:t>
       </w:r>
     </w:p>
+    <w:p>
+      <w:pPr>
+        <w:pStyle w:val="Heading2"/>
+        <w:numPr>
+          <w:ilvl w:val="0"/>
+          <w:numId w:val="15"/>
+        </w:numPr>
+      </w:pPr>
+      <w:r>
+        <w:t>What are Deployment Strategies you know?</w:t>
+      </w:r>
+    </w:p>
+    <w:p>
+      <w:pPr>
+        <w:rPr>
+          <w:b/>
+          <w:bCs/>
+        </w:rPr>
+      </w:pPr>
+      <w:r>
+        <w:rPr>
+          <w:b/>
+          <w:bCs/>
+        </w:rPr>
+        <w:t>1. Recreate Deployment</w:t>
+      </w:r>
+    </w:p>
+    <w:p>
+      <w:r>
+        <w:t>This is the simplest, most primitive strategy. It is often used in development environments or for legacy monolithic applications that cannot run two versions simultaneously (e.g., due to database locks).</w:t>
+      </w:r>
+    </w:p>
+    <w:p>
+      <w:pPr>
+        <w:numPr>
+          <w:ilvl w:val="0"/>
+          <w:numId w:val="16"/>
+        </w:numPr>
+      </w:pPr>
+      <w:r>
+        <w:rPr>
+          <w:b/>
+          <w:bCs/>
+        </w:rPr>
+        <w:t>How it works:</w:t>
+      </w:r>
+      <w:r>
+        <w:t xml:space="preserve"> You stop Version 1, wait for the processes to terminate, and then start Version 2.</w:t>
+      </w:r>
+    </w:p>
+    <w:p>
+      <w:pPr>
+        <w:numPr>
+          <w:ilvl w:val="0"/>
+          <w:numId w:val="16"/>
+        </w:numPr>
+      </w:pPr>
+      <w:r>
+        <w:rPr>
+          <w:b/>
+          <w:bCs/>
+        </w:rPr>
+        <w:t>The Disadvantage (The "Pain"):</w:t>
+      </w:r>
+      <w:r>
+        <w:t xml:space="preserve"> </w:t>
+      </w:r>
+      <w:r>
+        <w:rPr>
+          <w:b/>
+          <w:bCs/>
+        </w:rPr>
+        <w:t>Downtime.</w:t>
+      </w:r>
+      <w:r>
+        <w:t xml:space="preserve"> The duration of the outage depends on how long your application takes to boot up. If Version 2 fails to start, you </w:t>
+      </w:r>
+      <w:proofErr w:type="gramStart"/>
+      <w:r>
+        <w:t>have to</w:t>
+      </w:r>
+      <w:proofErr w:type="gramEnd"/>
+      <w:r>
+        <w:t xml:space="preserve"> reinstall Version 1, extending the downtime further.</w:t>
+      </w:r>
+    </w:p>
+    <w:p>
+      <w:pPr>
+        <w:numPr>
+          <w:ilvl w:val="0"/>
+          <w:numId w:val="16"/>
+        </w:numPr>
+      </w:pPr>
+      <w:r>
+        <w:rPr>
+          <w:b/>
+          <w:bCs/>
+        </w:rPr>
+        <w:t>Implementation:</w:t>
+      </w:r>
+      <w:r>
+        <w:t xml:space="preserve"> In Kubernetes, this is done by setting the deployment strategy to type: Recreate.</w:t>
+      </w:r>
+    </w:p>
+    <w:p>
+      <w:r>
+        <w:pict w14:anchorId="12825235">
+          <v:rect id="_x0000_i1063" style="width:0;height:1.5pt" o:hralign="center" o:hrstd="t" o:hr="t" fillcolor="#a0a0a0" stroked="f"/>
+        </w:pict>
+      </w:r>
+    </w:p>
+    <w:p>
+      <w:pPr>
+        <w:rPr>
+          <w:b/>
+          <w:bCs/>
+        </w:rPr>
+      </w:pPr>
+      <w:r>
+        <w:rPr>
+          <w:b/>
+          <w:bCs/>
+        </w:rPr>
+        <w:t>2. Rolling Deployment</w:t>
+      </w:r>
+    </w:p>
+    <w:p>
+      <w:r>
+        <w:t>This solves the downtime issue of Recreate. It’s the default strategy in Kubernetes.</w:t>
+      </w:r>
+    </w:p>
+    <w:p>
+      <w:pPr>
+        <w:numPr>
+          <w:ilvl w:val="0"/>
+          <w:numId w:val="17"/>
+        </w:numPr>
+      </w:pPr>
+      <w:r>
+        <w:rPr>
+          <w:b/>
+          <w:bCs/>
+        </w:rPr>
+        <w:t>How it works:</w:t>
+      </w:r>
+      <w:r>
+        <w:t xml:space="preserve"> You replace old instances with new ones incrementally. For example, if you have 10 replicas, you might update 2 at a time.</w:t>
+      </w:r>
+    </w:p>
+    <w:p>
+      <w:pPr>
+        <w:numPr>
+          <w:ilvl w:val="0"/>
+          <w:numId w:val="17"/>
+        </w:numPr>
+      </w:pPr>
+      <w:r>
+        <w:rPr>
+          <w:b/>
+          <w:bCs/>
+        </w:rPr>
+        <w:t>The Disadvantage (The "Pain"):</w:t>
+      </w:r>
+      <w:r>
+        <w:t xml:space="preserve"> </w:t>
+      </w:r>
+      <w:r>
+        <w:rPr>
+          <w:b/>
+          <w:bCs/>
+        </w:rPr>
+        <w:t>Version Mismatch &amp; No Easy Rollback.</w:t>
+      </w:r>
+      <w:r>
+        <w:t xml:space="preserve"> During the rollout, your Load Balancer is sending traffic to both V1 and V2. This is a nightmare if V2 has a bug, because 20% of your users are getting errors while 80% are fine. To "fix" it, you </w:t>
+      </w:r>
+      <w:proofErr w:type="gramStart"/>
+      <w:r>
+        <w:t>have to</w:t>
+      </w:r>
+      <w:proofErr w:type="gramEnd"/>
+      <w:r>
+        <w:t xml:space="preserve"> perform another rolling update back to V1, which takes time.</w:t>
+      </w:r>
+    </w:p>
+    <w:p>
+      <w:pPr>
+        <w:numPr>
+          <w:ilvl w:val="0"/>
+          <w:numId w:val="17"/>
+        </w:numPr>
+      </w:pPr>
+      <w:r>
+        <w:rPr>
+          <w:b/>
+          <w:bCs/>
+        </w:rPr>
+        <w:t>Implementation:</w:t>
+      </w:r>
+      <w:r>
+        <w:t xml:space="preserve"> Controlled by </w:t>
+      </w:r>
+      <w:proofErr w:type="spellStart"/>
+      <w:r>
+        <w:t>maxUnavailable</w:t>
+      </w:r>
+      <w:proofErr w:type="spellEnd"/>
+      <w:r>
+        <w:t xml:space="preserve"> and </w:t>
+      </w:r>
+      <w:proofErr w:type="spellStart"/>
+      <w:r>
+        <w:t>maxSurge</w:t>
+      </w:r>
+      <w:proofErr w:type="spellEnd"/>
+      <w:r>
+        <w:t xml:space="preserve"> parameters in K8s or "Rolling Updates" in AWS Auto Scaling Groups.</w:t>
+      </w:r>
+    </w:p>
+    <w:p>
+      <w:r>
+        <w:pict w14:anchorId="2C9887D5">
+          <v:rect id="_x0000_i1064" style="width:0;height:1.5pt" o:hralign="center" o:hrstd="t" o:hr="t" fillcolor="#a0a0a0" stroked="f"/>
+        </w:pict>
+      </w:r>
+    </w:p>
+    <w:p>
+      <w:pPr>
+        <w:rPr>
+          <w:b/>
+          <w:bCs/>
+        </w:rPr>
+      </w:pPr>
+      <w:r>
+        <w:rPr>
+          <w:b/>
+          <w:bCs/>
+        </w:rPr>
+        <w:t>3. Blue-Green Deployment</w:t>
+      </w:r>
+    </w:p>
+    <w:p>
+      <w:r>
+        <w:t>This solves the "Version Mismatch" and "Slow Rollback" problems by having two complete production environments.</w:t>
+      </w:r>
+    </w:p>
+    <w:p>
+      <w:pPr>
+        <w:numPr>
+          <w:ilvl w:val="0"/>
+          <w:numId w:val="18"/>
+        </w:numPr>
+      </w:pPr>
+      <w:r>
+        <w:rPr>
+          <w:b/>
+          <w:bCs/>
+        </w:rPr>
+        <w:t>How it works:</w:t>
+      </w:r>
+      <w:r>
+        <w:t xml:space="preserve"> You have a </w:t>
+      </w:r>
+      <w:proofErr w:type="gramStart"/>
+      <w:r>
+        <w:rPr>
+          <w:b/>
+          <w:bCs/>
+        </w:rPr>
+        <w:t>Blue</w:t>
+      </w:r>
+      <w:proofErr w:type="gramEnd"/>
+      <w:r>
+        <w:t xml:space="preserve"> fleet (V1) and a </w:t>
+      </w:r>
+      <w:proofErr w:type="gramStart"/>
+      <w:r>
+        <w:rPr>
+          <w:b/>
+          <w:bCs/>
+        </w:rPr>
+        <w:t>Green</w:t>
+      </w:r>
+      <w:proofErr w:type="gramEnd"/>
+      <w:r>
+        <w:t xml:space="preserve"> fleet (V2). You switch 100% of the traffic at the routing layer (DNS or Load Balancer).</w:t>
+      </w:r>
+    </w:p>
+    <w:p>
+      <w:pPr>
+        <w:numPr>
+          <w:ilvl w:val="0"/>
+          <w:numId w:val="18"/>
+        </w:numPr>
+      </w:pPr>
+      <w:r>
+        <w:rPr>
+          <w:b/>
+          <w:bCs/>
+        </w:rPr>
+        <w:lastRenderedPageBreak/>
+        <w:t>The Disadvantage (The "Pain"):</w:t>
+      </w:r>
+      <w:r>
+        <w:t xml:space="preserve"> </w:t>
+      </w:r>
+      <w:r>
+        <w:rPr>
+          <w:b/>
+          <w:bCs/>
+        </w:rPr>
+        <w:t>Cost &amp; State Management.</w:t>
+      </w:r>
+      <w:r>
+        <w:t xml:space="preserve"> You are paying for $2\times$ the infrastructure. Also, handling "sticky sessions" or "long-running transactions" is hard; if a user is mid-checkout on Blue and you flip to Green, their session might break.</w:t>
+      </w:r>
+    </w:p>
+    <w:p>
+      <w:pPr>
+        <w:numPr>
+          <w:ilvl w:val="0"/>
+          <w:numId w:val="18"/>
+        </w:numPr>
+      </w:pPr>
+      <w:r>
+        <w:rPr>
+          <w:b/>
+          <w:bCs/>
+        </w:rPr>
+        <w:t>Implementation:</w:t>
+      </w:r>
+      <w:r>
+        <w:t xml:space="preserve"> In AWS, you use two </w:t>
+      </w:r>
+      <w:r>
+        <w:rPr>
+          <w:b/>
+          <w:bCs/>
+        </w:rPr>
+        <w:t>Target Groups</w:t>
+      </w:r>
+      <w:r>
+        <w:t xml:space="preserve"> and update the </w:t>
+      </w:r>
+      <w:r>
+        <w:rPr>
+          <w:b/>
+          <w:bCs/>
+        </w:rPr>
+        <w:t>ALB Listener Rule</w:t>
+      </w:r>
+      <w:r>
+        <w:t xml:space="preserve"> to point from Blue to Green.</w:t>
+      </w:r>
+    </w:p>
+    <w:p>
+      <w:r>
+        <w:pict w14:anchorId="729FC247">
+          <v:rect id="_x0000_i1065" style="width:0;height:1.5pt" o:hralign="center" o:hrstd="t" o:hr="t" fillcolor="#a0a0a0" stroked="f"/>
+        </w:pict>
+      </w:r>
+    </w:p>
+    <w:p>
+      <w:pPr>
+        <w:rPr>
+          <w:b/>
+          <w:bCs/>
+        </w:rPr>
+      </w:pPr>
+      <w:r>
+        <w:rPr>
+          <w:b/>
+          <w:bCs/>
+        </w:rPr>
+        <w:t>4. Canary Deployment</w:t>
+      </w:r>
+    </w:p>
+    <w:p>
+      <w:r>
+        <w:t xml:space="preserve">This is the most popular modern strategy. It solves the "All-or-Nothing" risk of </w:t>
+      </w:r>
+      <w:proofErr w:type="gramStart"/>
+      <w:r>
+        <w:t>Blue-Green</w:t>
+      </w:r>
+      <w:proofErr w:type="gramEnd"/>
+      <w:r>
+        <w:t>.</w:t>
+      </w:r>
+    </w:p>
+    <w:p>
+      <w:pPr>
+        <w:numPr>
+          <w:ilvl w:val="0"/>
+          <w:numId w:val="19"/>
+        </w:numPr>
+      </w:pPr>
+      <w:r>
+        <w:rPr>
+          <w:b/>
+          <w:bCs/>
+        </w:rPr>
+        <w:t>How it works:</w:t>
+      </w:r>
+      <w:r>
+        <w:t xml:space="preserve"> You deploy V2 to a tiny fraction of infrastructure (the "Canary") and route only 5% of traffic to it. You monitor its health (latency, error rates) for a period. If it looks good, you increase to 25%, 50%, then 100%.</w:t>
+      </w:r>
+    </w:p>
+    <w:p>
+      <w:pPr>
+        <w:numPr>
+          <w:ilvl w:val="0"/>
+          <w:numId w:val="19"/>
+        </w:numPr>
+      </w:pPr>
+      <w:r>
+        <w:rPr>
+          <w:b/>
+          <w:bCs/>
+        </w:rPr>
+        <w:t>The Disadvantage (The "Pain"):</w:t>
+      </w:r>
+      <w:r>
+        <w:t xml:space="preserve"> </w:t>
+      </w:r>
+      <w:r>
+        <w:rPr>
+          <w:b/>
+          <w:bCs/>
+        </w:rPr>
+        <w:t>Observability Complexity.</w:t>
+      </w:r>
+      <w:r>
+        <w:t xml:space="preserve"> You need advanced monitoring (Prometheus/Grafana) to catch errors early. If you don't have good logs, you won't know the Canary is failing until it's too late.</w:t>
+      </w:r>
+    </w:p>
+    <w:p>
+      <w:pPr>
+        <w:numPr>
+          <w:ilvl w:val="0"/>
+          <w:numId w:val="19"/>
+        </w:numPr>
+      </w:pPr>
+      <w:r>
+        <w:rPr>
+          <w:b/>
+          <w:bCs/>
+        </w:rPr>
+        <w:t>Implementation:</w:t>
+      </w:r>
+      <w:r>
+        <w:t xml:space="preserve"> Often achieved using a Service Mesh like </w:t>
+      </w:r>
+      <w:r>
+        <w:rPr>
+          <w:b/>
+          <w:bCs/>
+        </w:rPr>
+        <w:t>Istio</w:t>
+      </w:r>
+      <w:r>
+        <w:t xml:space="preserve"> or a weighted </w:t>
+      </w:r>
+      <w:r>
+        <w:rPr>
+          <w:b/>
+          <w:bCs/>
+        </w:rPr>
+        <w:t>AWS ALB</w:t>
+      </w:r>
+      <w:r>
+        <w:t xml:space="preserve"> target group.</w:t>
+      </w:r>
+    </w:p>
+    <w:p>
+      <w:r>
+        <w:pict w14:anchorId="75ED1E11">
+          <v:rect id="_x0000_i1066" style="width:0;height:1.5pt" o:hralign="center" o:hrstd="t" o:hr="t" fillcolor="#a0a0a0" stroked="f"/>
+        </w:pict>
+      </w:r>
+    </w:p>
+    <w:p>
+      <w:pPr>
+        <w:rPr>
+          <w:b/>
+          <w:bCs/>
+        </w:rPr>
+      </w:pPr>
+      <w:r>
+        <w:rPr>
+          <w:b/>
+          <w:bCs/>
+        </w:rPr>
+        <w:t>5. Shadow Deployment</w:t>
+      </w:r>
+    </w:p>
+    <w:p>
+      <w:r>
+        <w:t>This is the "Gold Standard" for high-stakes releases where you cannot afford any user-facing errors.</w:t>
+      </w:r>
+    </w:p>
+    <w:p>
+      <w:pPr>
+        <w:numPr>
+          <w:ilvl w:val="0"/>
+          <w:numId w:val="20"/>
+        </w:numPr>
+      </w:pPr>
+      <w:r>
+        <w:rPr>
+          <w:b/>
+          <w:bCs/>
+        </w:rPr>
+        <w:t>How it works:</w:t>
+      </w:r>
+      <w:r>
+        <w:t xml:space="preserve"> You "dark launch." Production traffic is duplicated. Version 1 processes the request and responds to the user. Version 2 receives the same request data in the background to see how it </w:t>
+      </w:r>
+      <w:r>
+        <w:rPr>
+          <w:i/>
+          <w:iCs/>
+        </w:rPr>
+        <w:t>would</w:t>
+      </w:r>
+      <w:r>
+        <w:t xml:space="preserve"> have performed.</w:t>
+      </w:r>
+    </w:p>
+    <w:p>
+      <w:pPr>
+        <w:numPr>
+          <w:ilvl w:val="0"/>
+          <w:numId w:val="20"/>
+        </w:numPr>
+      </w:pPr>
+      <w:r>
+        <w:rPr>
+          <w:b/>
+          <w:bCs/>
+        </w:rPr>
+        <w:t>The Disadvantage (The "Pain"):</w:t>
+      </w:r>
+      <w:r>
+        <w:t xml:space="preserve"> </w:t>
+      </w:r>
+      <w:r>
+        <w:rPr>
+          <w:b/>
+          <w:bCs/>
+        </w:rPr>
+        <w:t>Side-Effect Risk.</w:t>
+      </w:r>
+      <w:r>
+        <w:t xml:space="preserve"> If Version 2 is an ordering service, you must ensure it doesn't </w:t>
+      </w:r>
+      <w:proofErr w:type="gramStart"/>
+      <w:r>
+        <w:t>actually process</w:t>
+      </w:r>
+      <w:proofErr w:type="gramEnd"/>
+      <w:r>
+        <w:t xml:space="preserve"> a second payment or send a second email. It requires a "mocking" layer for external API calls.</w:t>
+      </w:r>
+    </w:p>
+    <w:p>
+      <w:pPr>
+        <w:numPr>
+          <w:ilvl w:val="0"/>
+          <w:numId w:val="20"/>
+        </w:numPr>
+      </w:pPr>
+      <w:r>
+        <w:rPr>
+          <w:b/>
+          <w:bCs/>
+        </w:rPr>
+        <w:t>Implementation:</w:t>
+      </w:r>
+      <w:r>
+        <w:t xml:space="preserve"> Using </w:t>
+      </w:r>
+      <w:r>
+        <w:rPr>
+          <w:b/>
+          <w:bCs/>
+        </w:rPr>
+        <w:t>Envoy Proxy</w:t>
+      </w:r>
+      <w:r>
+        <w:t xml:space="preserve"> "Traffic Mirroring" or </w:t>
+      </w:r>
+      <w:r>
+        <w:rPr>
+          <w:b/>
+          <w:bCs/>
+        </w:rPr>
+        <w:t>Istio</w:t>
+      </w:r>
+      <w:r>
+        <w:t xml:space="preserve"> "Request Mirroring."</w:t>
+      </w:r>
+    </w:p>
+    <w:p>
+      <w:r>
+        <w:pict w14:anchorId="24A7712E">
+          <v:rect id="_x0000_i1067" style="width:0;height:1.5pt" o:hralign="center" o:hrstd="t" o:hr="t" fillcolor="#a0a0a0" stroked="f"/>
+        </w:pict>
+      </w:r>
+    </w:p>
+    <w:p>
+      <w:pPr>
+        <w:rPr>
+          <w:b/>
+          <w:bCs/>
+        </w:rPr>
+      </w:pPr>
+      <w:r>
+        <w:rPr>
+          <w:b/>
+          <w:bCs/>
+        </w:rPr>
+        <w:t>6. A/B Testing</w:t>
+      </w:r>
+    </w:p>
+    <w:p>
+      <w:r>
+        <w:lastRenderedPageBreak/>
+        <w:t>While the others are "deployment" strategies (IT-focused), A/B testing is a "release" strategy (Business-focused).</w:t>
+      </w:r>
+    </w:p>
+    <w:p>
+      <w:pPr>
+        <w:numPr>
+          <w:ilvl w:val="0"/>
+          <w:numId w:val="21"/>
+        </w:numPr>
+      </w:pPr>
+      <w:r>
+        <w:rPr>
+          <w:b/>
+          <w:bCs/>
+        </w:rPr>
+        <w:t>How it works:</w:t>
+      </w:r>
+      <w:r>
+        <w:t xml:space="preserve"> You route traffic based on </w:t>
+      </w:r>
+      <w:r>
+        <w:rPr>
+          <w:b/>
+          <w:bCs/>
+        </w:rPr>
+        <w:t>User Identity</w:t>
+      </w:r>
+      <w:r>
+        <w:t xml:space="preserve"> rather than just a random percentage. For example: "Users in Hyderabad see the new UI, users in Bangalore see the old UI."</w:t>
+      </w:r>
+    </w:p>
+    <w:p>
+      <w:pPr>
+        <w:numPr>
+          <w:ilvl w:val="0"/>
+          <w:numId w:val="21"/>
+        </w:numPr>
+      </w:pPr>
+      <w:r>
+        <w:rPr>
+          <w:b/>
+          <w:bCs/>
+        </w:rPr>
+        <w:t>The Disadvantage (The "Pain"):</w:t>
+      </w:r>
+      <w:r>
+        <w:t xml:space="preserve"> </w:t>
+      </w:r>
+      <w:r>
+        <w:rPr>
+          <w:b/>
+          <w:bCs/>
+        </w:rPr>
+        <w:t>Application Logic Complexity.</w:t>
+      </w:r>
+      <w:r>
+        <w:t xml:space="preserve"> You often need "Feature Flags" (like </w:t>
+      </w:r>
+      <w:proofErr w:type="spellStart"/>
+      <w:r>
+        <w:t>LaunchDarkly</w:t>
+      </w:r>
+      <w:proofErr w:type="spellEnd"/>
+      <w:r>
+        <w:t>) embedded directly in your code, which can lead to "technical debt" if not cleaned up.</w:t>
+      </w:r>
+    </w:p>
+    <w:p>
+      <w:pPr>
+        <w:numPr>
+          <w:ilvl w:val="0"/>
+          <w:numId w:val="21"/>
+        </w:numPr>
+      </w:pPr>
+      <w:r>
+        <w:rPr>
+          <w:b/>
+          <w:bCs/>
+        </w:rPr>
+        <w:t>Implementation:</w:t>
+      </w:r>
+      <w:r>
+        <w:t xml:space="preserve"> Using </w:t>
+      </w:r>
+      <w:r>
+        <w:rPr>
+          <w:b/>
+          <w:bCs/>
+        </w:rPr>
+        <w:t>Feature Toggles</w:t>
+      </w:r>
+      <w:r>
+        <w:t xml:space="preserve"> or specialized routing rules based on HTTP Headers (Cookie, User-Agent).</w:t>
+      </w:r>
+    </w:p>
+    <w:p>
+      <w:r>
+        <w:pict w14:anchorId="46ADC70E">
+          <v:rect id="_x0000_i1068" style="width:0;height:1.5pt" o:hralign="center" o:hrstd="t" o:hr="t" fillcolor="#a0a0a0" stroked="f"/>
+        </w:pict>
+      </w:r>
+    </w:p>
+    <w:p>
+      <w:pPr>
+        <w:rPr>
+          <w:b/>
+          <w:bCs/>
+        </w:rPr>
+      </w:pPr>
+      <w:r>
+        <w:rPr>
+          <w:b/>
+          <w:bCs/>
+        </w:rPr>
+        <w:t>Summary Table for Interview Flow</w:t>
+      </w:r>
+    </w:p>
+    <w:tbl>
+      <w:tblPr>
+        <w:tblW w:w="0" w:type="auto"/>
+        <w:tblCellSpacing w:w="15" w:type="dxa"/>
+        <w:tblCellMar>
+          <w:top w:w="15" w:type="dxa"/>
+          <w:left w:w="15" w:type="dxa"/>
+          <w:bottom w:w="15" w:type="dxa"/>
+          <w:right w:w="15" w:type="dxa"/>
+        </w:tblCellMar>
+        <w:tblLook w:val="04A0" w:firstRow="1" w:lastRow="0" w:firstColumn="1" w:lastColumn="0" w:noHBand="0" w:noVBand="1"/>
+      </w:tblPr>
+      <w:tblGrid>
+        <w:gridCol w:w="1346"/>
+        <w:gridCol w:w="2132"/>
+        <w:gridCol w:w="3589"/>
+      </w:tblGrid>
+      <w:tr>
+        <w:trPr>
+          <w:tblHeader/>
+          <w:tblCellSpacing w:w="15" w:type="dxa"/>
+        </w:trPr>
+        <w:tc>
+          <w:tcPr>
+            <w:tcW w:w="0" w:type="auto"/>
+            <w:tcBorders>
+              <w:top w:val="single" w:sz="6" w:space="0" w:color="auto"/>
+              <w:left w:val="single" w:sz="6" w:space="0" w:color="auto"/>
+              <w:bottom w:val="single" w:sz="6" w:space="0" w:color="auto"/>
+              <w:right w:val="single" w:sz="6" w:space="0" w:color="auto"/>
+            </w:tcBorders>
+            <w:vAlign w:val="center"/>
+            <w:hideMark/>
+          </w:tcPr>
+          <w:p>
+            <w:r>
+              <w:rPr>
+                <w:b/>
+                <w:bCs/>
+              </w:rPr>
+              <w:t>Stage</w:t>
+            </w:r>
+          </w:p>
+        </w:tc>
+        <w:tc>
+          <w:tcPr>
+            <w:tcW w:w="0" w:type="auto"/>
+            <w:tcBorders>
+              <w:top w:val="single" w:sz="6" w:space="0" w:color="auto"/>
+              <w:left w:val="single" w:sz="6" w:space="0" w:color="auto"/>
+              <w:bottom w:val="single" w:sz="6" w:space="0" w:color="auto"/>
+              <w:right w:val="single" w:sz="6" w:space="0" w:color="auto"/>
+            </w:tcBorders>
+            <w:vAlign w:val="center"/>
+            <w:hideMark/>
+          </w:tcPr>
+          <w:p>
+            <w:r>
+              <w:rPr>
+                <w:b/>
+                <w:bCs/>
+              </w:rPr>
+              <w:t>Solves</w:t>
+            </w:r>
+          </w:p>
+        </w:tc>
+        <w:tc>
+          <w:tcPr>
+            <w:tcW w:w="0" w:type="auto"/>
+            <w:tcBorders>
+              <w:top w:val="single" w:sz="6" w:space="0" w:color="auto"/>
+              <w:left w:val="single" w:sz="6" w:space="0" w:color="auto"/>
+              <w:bottom w:val="single" w:sz="6" w:space="0" w:color="auto"/>
+              <w:right w:val="single" w:sz="6" w:space="0" w:color="auto"/>
+            </w:tcBorders>
+            <w:vAlign w:val="center"/>
+            <w:hideMark/>
+          </w:tcPr>
+          <w:p>
+            <w:r>
+              <w:rPr>
+                <w:b/>
+                <w:bCs/>
+              </w:rPr>
+              <w:t>Introduces New Pain</w:t>
+            </w:r>
+          </w:p>
+        </w:tc>
+      </w:tr>
+      <w:tr>
+        <w:trPr>
+          <w:tblCellSpacing w:w="15" w:type="dxa"/>
+        </w:trPr>
+        <w:tc>
+          <w:tcPr>
+            <w:tcW w:w="0" w:type="auto"/>
+            <w:tcBorders>
+              <w:top w:val="single" w:sz="6" w:space="0" w:color="auto"/>
+              <w:left w:val="single" w:sz="6" w:space="0" w:color="auto"/>
+              <w:bottom w:val="single" w:sz="6" w:space="0" w:color="auto"/>
+              <w:right w:val="single" w:sz="6" w:space="0" w:color="auto"/>
+            </w:tcBorders>
+            <w:vAlign w:val="center"/>
+            <w:hideMark/>
+          </w:tcPr>
+          <w:p>
+            <w:r>
+              <w:rPr>
+                <w:b/>
+                <w:bCs/>
+              </w:rPr>
+              <w:t>Recreate</w:t>
+            </w:r>
+          </w:p>
+        </w:tc>
+        <w:tc>
+          <w:tcPr>
+            <w:tcW w:w="0" w:type="auto"/>
+            <w:tcBorders>
+              <w:top w:val="single" w:sz="6" w:space="0" w:color="auto"/>
+              <w:left w:val="single" w:sz="6" w:space="0" w:color="auto"/>
+              <w:bottom w:val="single" w:sz="6" w:space="0" w:color="auto"/>
+              <w:right w:val="single" w:sz="6" w:space="0" w:color="auto"/>
+            </w:tcBorders>
+            <w:vAlign w:val="center"/>
+            <w:hideMark/>
+          </w:tcPr>
+          <w:p>
+            <w:r>
+              <w:t>Manual errors</w:t>
+            </w:r>
+          </w:p>
+        </w:tc>
+        <w:tc>
+          <w:tcPr>
+            <w:tcW w:w="0" w:type="auto"/>
+            <w:tcBorders>
+              <w:top w:val="single" w:sz="6" w:space="0" w:color="auto"/>
+              <w:left w:val="single" w:sz="6" w:space="0" w:color="auto"/>
+              <w:bottom w:val="single" w:sz="6" w:space="0" w:color="auto"/>
+              <w:right w:val="single" w:sz="6" w:space="0" w:color="auto"/>
+            </w:tcBorders>
+            <w:vAlign w:val="center"/>
+            <w:hideMark/>
+          </w:tcPr>
+          <w:p>
+            <w:r>
+              <w:t>Downtime</w:t>
+            </w:r>
+          </w:p>
+        </w:tc>
+      </w:tr>
+      <w:tr>
+        <w:trPr>
+          <w:tblCellSpacing w:w="15" w:type="dxa"/>
+        </w:trPr>
+        <w:tc>
+          <w:tcPr>
+            <w:tcW w:w="0" w:type="auto"/>
+            <w:tcBorders>
+              <w:top w:val="single" w:sz="6" w:space="0" w:color="auto"/>
+              <w:left w:val="single" w:sz="6" w:space="0" w:color="auto"/>
+              <w:bottom w:val="single" w:sz="6" w:space="0" w:color="auto"/>
+              <w:right w:val="single" w:sz="6" w:space="0" w:color="auto"/>
+            </w:tcBorders>
+            <w:vAlign w:val="center"/>
+            <w:hideMark/>
+          </w:tcPr>
+          <w:p>
+            <w:r>
+              <w:rPr>
+                <w:b/>
+                <w:bCs/>
+              </w:rPr>
+              <w:t>Rolling</w:t>
+            </w:r>
+          </w:p>
+        </w:tc>
+        <w:tc>
+          <w:tcPr>
+            <w:tcW w:w="0" w:type="auto"/>
+            <w:tcBorders>
+              <w:top w:val="single" w:sz="6" w:space="0" w:color="auto"/>
+              <w:left w:val="single" w:sz="6" w:space="0" w:color="auto"/>
+              <w:bottom w:val="single" w:sz="6" w:space="0" w:color="auto"/>
+              <w:right w:val="single" w:sz="6" w:space="0" w:color="auto"/>
+            </w:tcBorders>
+            <w:vAlign w:val="center"/>
+            <w:hideMark/>
+          </w:tcPr>
+          <w:p>
+            <w:r>
+              <w:t>Downtime</w:t>
+            </w:r>
+          </w:p>
+        </w:tc>
+        <w:tc>
+          <w:tcPr>
+            <w:tcW w:w="0" w:type="auto"/>
+            <w:tcBorders>
+              <w:top w:val="single" w:sz="6" w:space="0" w:color="auto"/>
+              <w:left w:val="single" w:sz="6" w:space="0" w:color="auto"/>
+              <w:bottom w:val="single" w:sz="6" w:space="0" w:color="auto"/>
+              <w:right w:val="single" w:sz="6" w:space="0" w:color="auto"/>
+            </w:tcBorders>
+            <w:vAlign w:val="center"/>
+            <w:hideMark/>
+          </w:tcPr>
+          <w:p>
+            <w:r>
+              <w:t>Version Mismatch / Slow Rollback</w:t>
+            </w:r>
+          </w:p>
+        </w:tc>
+      </w:tr>
+      <w:tr>
+        <w:trPr>
+          <w:tblCellSpacing w:w="15" w:type="dxa"/>
+        </w:trPr>
+        <w:tc>
+          <w:tcPr>
+            <w:tcW w:w="0" w:type="auto"/>
+            <w:tcBorders>
+              <w:top w:val="single" w:sz="6" w:space="0" w:color="auto"/>
+              <w:left w:val="single" w:sz="6" w:space="0" w:color="auto"/>
+              <w:bottom w:val="single" w:sz="6" w:space="0" w:color="auto"/>
+              <w:right w:val="single" w:sz="6" w:space="0" w:color="auto"/>
+            </w:tcBorders>
+            <w:vAlign w:val="center"/>
+            <w:hideMark/>
+          </w:tcPr>
+          <w:p>
+            <w:proofErr w:type="gramStart"/>
+            <w:r>
+              <w:rPr>
+                <w:b/>
+                <w:bCs/>
+              </w:rPr>
+              <w:t>Blue-Green</w:t>
+            </w:r>
+            <w:proofErr w:type="gramEnd"/>
+          </w:p>
+        </w:tc>
+        <w:tc>
+          <w:tcPr>
+            <w:tcW w:w="0" w:type="auto"/>
+            <w:tcBorders>
+              <w:top w:val="single" w:sz="6" w:space="0" w:color="auto"/>
+              <w:left w:val="single" w:sz="6" w:space="0" w:color="auto"/>
+              <w:bottom w:val="single" w:sz="6" w:space="0" w:color="auto"/>
+              <w:right w:val="single" w:sz="6" w:space="0" w:color="auto"/>
+            </w:tcBorders>
+            <w:vAlign w:val="center"/>
+            <w:hideMark/>
+          </w:tcPr>
+          <w:p>
+            <w:r>
+              <w:t>Rollback Speed</w:t>
+            </w:r>
+          </w:p>
+        </w:tc>
+        <w:tc>
+          <w:tcPr>
+            <w:tcW w:w="0" w:type="auto"/>
+            <w:tcBorders>
+              <w:top w:val="single" w:sz="6" w:space="0" w:color="auto"/>
+              <w:left w:val="single" w:sz="6" w:space="0" w:color="auto"/>
+              <w:bottom w:val="single" w:sz="6" w:space="0" w:color="auto"/>
+              <w:right w:val="single" w:sz="6" w:space="0" w:color="auto"/>
+            </w:tcBorders>
+            <w:vAlign w:val="center"/>
+            <w:hideMark/>
+          </w:tcPr>
+          <w:p>
+            <w:r>
+              <w:t>High Infrastructure Cost</w:t>
+            </w:r>
+          </w:p>
+        </w:tc>
+      </w:tr>
+      <w:tr>
+        <w:trPr>
+          <w:tblCellSpacing w:w="15" w:type="dxa"/>
+        </w:trPr>
+        <w:tc>
+          <w:tcPr>
+            <w:tcW w:w="0" w:type="auto"/>
+            <w:tcBorders>
+              <w:top w:val="single" w:sz="6" w:space="0" w:color="auto"/>
+              <w:left w:val="single" w:sz="6" w:space="0" w:color="auto"/>
+              <w:bottom w:val="single" w:sz="6" w:space="0" w:color="auto"/>
+              <w:right w:val="single" w:sz="6" w:space="0" w:color="auto"/>
+            </w:tcBorders>
+            <w:vAlign w:val="center"/>
+            <w:hideMark/>
+          </w:tcPr>
+          <w:p>
+            <w:r>
+              <w:rPr>
+                <w:b/>
+                <w:bCs/>
+              </w:rPr>
+              <w:t>Canary</w:t>
+            </w:r>
+          </w:p>
+        </w:tc>
+        <w:tc>
+          <w:tcPr>
+            <w:tcW w:w="0" w:type="auto"/>
+            <w:tcBorders>
+              <w:top w:val="single" w:sz="6" w:space="0" w:color="auto"/>
+              <w:left w:val="single" w:sz="6" w:space="0" w:color="auto"/>
+              <w:bottom w:val="single" w:sz="6" w:space="0" w:color="auto"/>
+              <w:right w:val="single" w:sz="6" w:space="0" w:color="auto"/>
+            </w:tcBorders>
+            <w:vAlign w:val="center"/>
+            <w:hideMark/>
+          </w:tcPr>
+          <w:p>
+            <w:r>
+              <w:t>All-or-Nothing Risk</w:t>
+            </w:r>
+          </w:p>
+        </w:tc>
+        <w:tc>
+          <w:tcPr>
+            <w:tcW w:w="0" w:type="auto"/>
+            <w:tcBorders>
+              <w:top w:val="single" w:sz="6" w:space="0" w:color="auto"/>
+              <w:left w:val="single" w:sz="6" w:space="0" w:color="auto"/>
+              <w:bottom w:val="single" w:sz="6" w:space="0" w:color="auto"/>
+              <w:right w:val="single" w:sz="6" w:space="0" w:color="auto"/>
+            </w:tcBorders>
+            <w:vAlign w:val="center"/>
+            <w:hideMark/>
+          </w:tcPr>
+          <w:p>
+            <w:r>
+              <w:t>Monitoring Complexity</w:t>
+            </w:r>
+          </w:p>
+        </w:tc>
+      </w:tr>
+      <w:tr>
+        <w:trPr>
+          <w:tblCellSpacing w:w="15" w:type="dxa"/>
+        </w:trPr>
+        <w:tc>
+          <w:tcPr>
+            <w:tcW w:w="0" w:type="auto"/>
+            <w:tcBorders>
+              <w:top w:val="single" w:sz="6" w:space="0" w:color="auto"/>
+              <w:left w:val="single" w:sz="6" w:space="0" w:color="auto"/>
+              <w:bottom w:val="single" w:sz="6" w:space="0" w:color="auto"/>
+              <w:right w:val="single" w:sz="6" w:space="0" w:color="auto"/>
+            </w:tcBorders>
+            <w:vAlign w:val="center"/>
+            <w:hideMark/>
+          </w:tcPr>
+          <w:p>
+            <w:r>
+              <w:rPr>
+                <w:b/>
+                <w:bCs/>
+              </w:rPr>
+              <w:t>Shadow</w:t>
+            </w:r>
+          </w:p>
+        </w:tc>
+        <w:tc>
+          <w:tcPr>
+            <w:tcW w:w="0" w:type="auto"/>
+            <w:tcBorders>
+              <w:top w:val="single" w:sz="6" w:space="0" w:color="auto"/>
+              <w:left w:val="single" w:sz="6" w:space="0" w:color="auto"/>
+              <w:bottom w:val="single" w:sz="6" w:space="0" w:color="auto"/>
+              <w:right w:val="single" w:sz="6" w:space="0" w:color="auto"/>
+            </w:tcBorders>
+            <w:vAlign w:val="center"/>
+            <w:hideMark/>
+          </w:tcPr>
+          <w:p>
+            <w:r>
+              <w:t>Real-load testing</w:t>
+            </w:r>
+          </w:p>
+        </w:tc>
+        <w:tc>
+          <w:tcPr>
+            <w:tcW w:w="0" w:type="auto"/>
+            <w:tcBorders>
+              <w:top w:val="single" w:sz="6" w:space="0" w:color="auto"/>
+              <w:left w:val="single" w:sz="6" w:space="0" w:color="auto"/>
+              <w:bottom w:val="single" w:sz="6" w:space="0" w:color="auto"/>
+              <w:right w:val="single" w:sz="6" w:space="0" w:color="auto"/>
+            </w:tcBorders>
+            <w:vAlign w:val="center"/>
+            <w:hideMark/>
+          </w:tcPr>
+          <w:p>
+            <w:r>
+              <w:t>Side-effect / Duplicate data risk</w:t>
+            </w:r>
+          </w:p>
+        </w:tc>
+      </w:tr>
+      <w:tr>
+        <w:trPr>
+          <w:tblCellSpacing w:w="15" w:type="dxa"/>
+        </w:trPr>
+        <w:tc>
+          <w:tcPr>
+            <w:tcW w:w="0" w:type="auto"/>
+            <w:tcBorders>
+              <w:top w:val="single" w:sz="6" w:space="0" w:color="auto"/>
+              <w:left w:val="single" w:sz="6" w:space="0" w:color="auto"/>
+              <w:bottom w:val="single" w:sz="6" w:space="0" w:color="auto"/>
+              <w:right w:val="single" w:sz="6" w:space="0" w:color="auto"/>
+            </w:tcBorders>
+            <w:vAlign w:val="center"/>
+            <w:hideMark/>
+          </w:tcPr>
+          <w:p>
+            <w:r>
+              <w:rPr>
+                <w:b/>
+                <w:bCs/>
+              </w:rPr>
+              <w:t>A/B Testing</w:t>
+            </w:r>
+          </w:p>
+        </w:tc>
+        <w:tc>
+          <w:tcPr>
+            <w:tcW w:w="0" w:type="auto"/>
+            <w:tcBorders>
+              <w:top w:val="single" w:sz="6" w:space="0" w:color="auto"/>
+              <w:left w:val="single" w:sz="6" w:space="0" w:color="auto"/>
+              <w:bottom w:val="single" w:sz="6" w:space="0" w:color="auto"/>
+              <w:right w:val="single" w:sz="6" w:space="0" w:color="auto"/>
+            </w:tcBorders>
+            <w:vAlign w:val="center"/>
+            <w:hideMark/>
+          </w:tcPr>
+          <w:p>
+            <w:r>
+              <w:t>Infrastructure focus</w:t>
+            </w:r>
+          </w:p>
+        </w:tc>
+        <w:tc>
+          <w:tcPr>
+            <w:tcW w:w="0" w:type="auto"/>
+            <w:tcBorders>
+              <w:top w:val="single" w:sz="6" w:space="0" w:color="auto"/>
+              <w:left w:val="single" w:sz="6" w:space="0" w:color="auto"/>
+              <w:bottom w:val="single" w:sz="6" w:space="0" w:color="auto"/>
+              <w:right w:val="single" w:sz="6" w:space="0" w:color="auto"/>
+            </w:tcBorders>
+            <w:vAlign w:val="center"/>
+            <w:hideMark/>
+          </w:tcPr>
+          <w:p>
+            <w:r>
+              <w:t>Business/Code Complexity</w:t>
+            </w:r>
+          </w:p>
+        </w:tc>
+      </w:tr>
+    </w:tbl>
+    <w:p>
+      <w:pPr>
+        <w:rPr>
+          <w:b/>
+          <w:bCs/>
+        </w:rPr>
+      </w:pPr>
+      <w:r>
+        <w:rPr>
+          <w:b/>
+          <w:bCs/>
+        </w:rPr>
+        <w:t>Interview Tip:</w:t>
+      </w:r>
+    </w:p>
+    <w:p>
+      <w:r>
+        <w:t>When asked "Which is best?", your answer should be:</w:t>
+      </w:r>
+    </w:p>
+    <w:p>
+      <w:r>
+        <w:t xml:space="preserve">"The 'best' is </w:t>
+      </w:r>
+      <w:r>
+        <w:rPr>
+          <w:b/>
+          <w:bCs/>
+        </w:rPr>
+        <w:t>Canary</w:t>
+      </w:r>
+      <w:r>
+        <w:t xml:space="preserve">, as it balances risk and cost. However, for critical backend systems where we need to test performance under load without impacting users, </w:t>
+      </w:r>
+      <w:r>
+        <w:rPr>
+          <w:b/>
+          <w:bCs/>
+        </w:rPr>
+        <w:t>Shadow Deployment</w:t>
+      </w:r>
+      <w:r>
+        <w:t xml:space="preserve"> is the ultimate choice."</w:t>
+      </w:r>
+    </w:p>
     <w:p/>
     <w:sectPr>
       <w:pgSz w:w="11906" w:h="16838"/>
@@ -4664,6 +5934,155 @@
     </w:lvl>
   </w:abstractNum>
   <w:abstractNum w:abstractNumId="1" w15:restartNumberingAfterBreak="0">
+    <w:nsid w:val="0698261E"/>
+    <w:multiLevelType w:val="multilevel"/>
+    <w:tmpl w:val="2A0218C0"/>
+    <w:lvl w:ilvl="0">
+      <w:start w:val="1"/>
+      <w:numFmt w:val="bullet"/>
+      <w:lvlText w:val=""/>
+      <w:lvlJc w:val="left"/>
+      <w:pPr>
+        <w:tabs>
+          <w:tab w:val="num" w:pos="720"/>
+        </w:tabs>
+        <w:ind w:left="720" w:hanging="360"/>
+      </w:pPr>
+      <w:rPr>
+        <w:rFonts w:ascii="Symbol" w:hAnsi="Symbol" w:hint="default"/>
+        <w:sz w:val="20"/>
+      </w:rPr>
+    </w:lvl>
+    <w:lvl w:ilvl="1" w:tentative="1">
+      <w:start w:val="1"/>
+      <w:numFmt w:val="bullet"/>
+      <w:lvlText w:val="o"/>
+      <w:lvlJc w:val="left"/>
+      <w:pPr>
+        <w:tabs>
+          <w:tab w:val="num" w:pos="1440"/>
+        </w:tabs>
+        <w:ind w:left="1440" w:hanging="360"/>
+      </w:pPr>
+      <w:rPr>
+        <w:rFonts w:ascii="Courier New" w:hAnsi="Courier New" w:hint="default"/>
+        <w:sz w:val="20"/>
+      </w:rPr>
+    </w:lvl>
+    <w:lvl w:ilvl="2" w:tentative="1">
+      <w:start w:val="1"/>
+      <w:numFmt w:val="bullet"/>
+      <w:lvlText w:val=""/>
+      <w:lvlJc w:val="left"/>
+      <w:pPr>
+        <w:tabs>
+          <w:tab w:val="num" w:pos="2160"/>
+        </w:tabs>
+        <w:ind w:left="2160" w:hanging="360"/>
+      </w:pPr>
+      <w:rPr>
+        <w:rFonts w:ascii="Wingdings" w:hAnsi="Wingdings" w:hint="default"/>
+        <w:sz w:val="20"/>
+      </w:rPr>
+    </w:lvl>
+    <w:lvl w:ilvl="3" w:tentative="1">
+      <w:start w:val="1"/>
+      <w:numFmt w:val="bullet"/>
+      <w:lvlText w:val=""/>
+      <w:lvlJc w:val="left"/>
+      <w:pPr>
+        <w:tabs>
+          <w:tab w:val="num" w:pos="2880"/>
+        </w:tabs>
+        <w:ind w:left="2880" w:hanging="360"/>
+      </w:pPr>
+      <w:rPr>
+        <w:rFonts w:ascii="Wingdings" w:hAnsi="Wingdings" w:hint="default"/>
+        <w:sz w:val="20"/>
+      </w:rPr>
+    </w:lvl>
+    <w:lvl w:ilvl="4" w:tentative="1">
+      <w:start w:val="1"/>
+      <w:numFmt w:val="bullet"/>
+      <w:lvlText w:val=""/>
+      <w:lvlJc w:val="left"/>
+      <w:pPr>
+        <w:tabs>
+          <w:tab w:val="num" w:pos="3600"/>
+        </w:tabs>
+        <w:ind w:left="3600" w:hanging="360"/>
+      </w:pPr>
+      <w:rPr>
+        <w:rFonts w:ascii="Wingdings" w:hAnsi="Wingdings" w:hint="default"/>
+        <w:sz w:val="20"/>
+      </w:rPr>
+    </w:lvl>
+    <w:lvl w:ilvl="5" w:tentative="1">
+      <w:start w:val="1"/>
+      <w:numFmt w:val="bullet"/>
+      <w:lvlText w:val=""/>
+      <w:lvlJc w:val="left"/>
+      <w:pPr>
+        <w:tabs>
+          <w:tab w:val="num" w:pos="4320"/>
+        </w:tabs>
+        <w:ind w:left="4320" w:hanging="360"/>
+      </w:pPr>
+      <w:rPr>
+        <w:rFonts w:ascii="Wingdings" w:hAnsi="Wingdings" w:hint="default"/>
+        <w:sz w:val="20"/>
+      </w:rPr>
+    </w:lvl>
+    <w:lvl w:ilvl="6" w:tentative="1">
+      <w:start w:val="1"/>
+      <w:numFmt w:val="bullet"/>
+      <w:lvlText w:val=""/>
+      <w:lvlJc w:val="left"/>
+      <w:pPr>
+        <w:tabs>
+          <w:tab w:val="num" w:pos="5040"/>
+        </w:tabs>
+        <w:ind w:left="5040" w:hanging="360"/>
+      </w:pPr>
+      <w:rPr>
+        <w:rFonts w:ascii="Wingdings" w:hAnsi="Wingdings" w:hint="default"/>
+        <w:sz w:val="20"/>
+      </w:rPr>
+    </w:lvl>
+    <w:lvl w:ilvl="7" w:tentative="1">
+      <w:start w:val="1"/>
+      <w:numFmt w:val="bullet"/>
+      <w:lvlText w:val=""/>
+      <w:lvlJc w:val="left"/>
+      <w:pPr>
+        <w:tabs>
+          <w:tab w:val="num" w:pos="5760"/>
+        </w:tabs>
+        <w:ind w:left="5760" w:hanging="360"/>
+      </w:pPr>
+      <w:rPr>
+        <w:rFonts w:ascii="Wingdings" w:hAnsi="Wingdings" w:hint="default"/>
+        <w:sz w:val="20"/>
+      </w:rPr>
+    </w:lvl>
+    <w:lvl w:ilvl="8" w:tentative="1">
+      <w:start w:val="1"/>
+      <w:numFmt w:val="bullet"/>
+      <w:lvlText w:val=""/>
+      <w:lvlJc w:val="left"/>
+      <w:pPr>
+        <w:tabs>
+          <w:tab w:val="num" w:pos="6480"/>
+        </w:tabs>
+        <w:ind w:left="6480" w:hanging="360"/>
+      </w:pPr>
+      <w:rPr>
+        <w:rFonts w:ascii="Wingdings" w:hAnsi="Wingdings" w:hint="default"/>
+        <w:sz w:val="20"/>
+      </w:rPr>
+    </w:lvl>
+  </w:abstractNum>
+  <w:abstractNum w:abstractNumId="2" w15:restartNumberingAfterBreak="0">
     <w:nsid w:val="0958159D"/>
     <w:multiLevelType w:val="multilevel"/>
     <w:tmpl w:val="B9BE5D22"/>
@@ -4812,7 +6231,7 @@
       </w:rPr>
     </w:lvl>
   </w:abstractNum>
-  <w:abstractNum w:abstractNumId="2" w15:restartNumberingAfterBreak="0">
+  <w:abstractNum w:abstractNumId="3" w15:restartNumberingAfterBreak="0">
     <w:nsid w:val="0BE3362A"/>
     <w:multiLevelType w:val="multilevel"/>
     <w:tmpl w:val="44386904"/>
@@ -4961,7 +6380,305 @@
       </w:rPr>
     </w:lvl>
   </w:abstractNum>
-  <w:abstractNum w:abstractNumId="3" w15:restartNumberingAfterBreak="0">
+  <w:abstractNum w:abstractNumId="4" w15:restartNumberingAfterBreak="0">
+    <w:nsid w:val="113421BD"/>
+    <w:multiLevelType w:val="multilevel"/>
+    <w:tmpl w:val="06DC7374"/>
+    <w:lvl w:ilvl="0">
+      <w:start w:val="1"/>
+      <w:numFmt w:val="bullet"/>
+      <w:lvlText w:val=""/>
+      <w:lvlJc w:val="left"/>
+      <w:pPr>
+        <w:tabs>
+          <w:tab w:val="num" w:pos="720"/>
+        </w:tabs>
+        <w:ind w:left="720" w:hanging="360"/>
+      </w:pPr>
+      <w:rPr>
+        <w:rFonts w:ascii="Symbol" w:hAnsi="Symbol" w:hint="default"/>
+        <w:sz w:val="20"/>
+      </w:rPr>
+    </w:lvl>
+    <w:lvl w:ilvl="1" w:tentative="1">
+      <w:start w:val="1"/>
+      <w:numFmt w:val="bullet"/>
+      <w:lvlText w:val="o"/>
+      <w:lvlJc w:val="left"/>
+      <w:pPr>
+        <w:tabs>
+          <w:tab w:val="num" w:pos="1440"/>
+        </w:tabs>
+        <w:ind w:left="1440" w:hanging="360"/>
+      </w:pPr>
+      <w:rPr>
+        <w:rFonts w:ascii="Courier New" w:hAnsi="Courier New" w:hint="default"/>
+        <w:sz w:val="20"/>
+      </w:rPr>
+    </w:lvl>
+    <w:lvl w:ilvl="2" w:tentative="1">
+      <w:start w:val="1"/>
+      <w:numFmt w:val="bullet"/>
+      <w:lvlText w:val=""/>
+      <w:lvlJc w:val="left"/>
+      <w:pPr>
+        <w:tabs>
+          <w:tab w:val="num" w:pos="2160"/>
+        </w:tabs>
+        <w:ind w:left="2160" w:hanging="360"/>
+      </w:pPr>
+      <w:rPr>
+        <w:rFonts w:ascii="Wingdings" w:hAnsi="Wingdings" w:hint="default"/>
+        <w:sz w:val="20"/>
+      </w:rPr>
+    </w:lvl>
+    <w:lvl w:ilvl="3" w:tentative="1">
+      <w:start w:val="1"/>
+      <w:numFmt w:val="bullet"/>
+      <w:lvlText w:val=""/>
+      <w:lvlJc w:val="left"/>
+      <w:pPr>
+        <w:tabs>
+          <w:tab w:val="num" w:pos="2880"/>
+        </w:tabs>
+        <w:ind w:left="2880" w:hanging="360"/>
+      </w:pPr>
+      <w:rPr>
+        <w:rFonts w:ascii="Wingdings" w:hAnsi="Wingdings" w:hint="default"/>
+        <w:sz w:val="20"/>
+      </w:rPr>
+    </w:lvl>
+    <w:lvl w:ilvl="4" w:tentative="1">
+      <w:start w:val="1"/>
+      <w:numFmt w:val="bullet"/>
+      <w:lvlText w:val=""/>
+      <w:lvlJc w:val="left"/>
+      <w:pPr>
+        <w:tabs>
+          <w:tab w:val="num" w:pos="3600"/>
+        </w:tabs>
+        <w:ind w:left="3600" w:hanging="360"/>
+      </w:pPr>
+      <w:rPr>
+        <w:rFonts w:ascii="Wingdings" w:hAnsi="Wingdings" w:hint="default"/>
+        <w:sz w:val="20"/>
+      </w:rPr>
+    </w:lvl>
+    <w:lvl w:ilvl="5" w:tentative="1">
+      <w:start w:val="1"/>
+      <w:numFmt w:val="bullet"/>
+      <w:lvlText w:val=""/>
+      <w:lvlJc w:val="left"/>
+      <w:pPr>
+        <w:tabs>
+          <w:tab w:val="num" w:pos="4320"/>
+        </w:tabs>
+        <w:ind w:left="4320" w:hanging="360"/>
+      </w:pPr>
+      <w:rPr>
+        <w:rFonts w:ascii="Wingdings" w:hAnsi="Wingdings" w:hint="default"/>
+        <w:sz w:val="20"/>
+      </w:rPr>
+    </w:lvl>
+    <w:lvl w:ilvl="6" w:tentative="1">
+      <w:start w:val="1"/>
+      <w:numFmt w:val="bullet"/>
+      <w:lvlText w:val=""/>
+      <w:lvlJc w:val="left"/>
+      <w:pPr>
+        <w:tabs>
+          <w:tab w:val="num" w:pos="5040"/>
+        </w:tabs>
+        <w:ind w:left="5040" w:hanging="360"/>
+      </w:pPr>
+      <w:rPr>
+        <w:rFonts w:ascii="Wingdings" w:hAnsi="Wingdings" w:hint="default"/>
+        <w:sz w:val="20"/>
+      </w:rPr>
+    </w:lvl>
+    <w:lvl w:ilvl="7" w:tentative="1">
+      <w:start w:val="1"/>
+      <w:numFmt w:val="bullet"/>
+      <w:lvlText w:val=""/>
+      <w:lvlJc w:val="left"/>
+      <w:pPr>
+        <w:tabs>
+          <w:tab w:val="num" w:pos="5760"/>
+        </w:tabs>
+        <w:ind w:left="5760" w:hanging="360"/>
+      </w:pPr>
+      <w:rPr>
+        <w:rFonts w:ascii="Wingdings" w:hAnsi="Wingdings" w:hint="default"/>
+        <w:sz w:val="20"/>
+      </w:rPr>
+    </w:lvl>
+    <w:lvl w:ilvl="8" w:tentative="1">
+      <w:start w:val="1"/>
+      <w:numFmt w:val="bullet"/>
+      <w:lvlText w:val=""/>
+      <w:lvlJc w:val="left"/>
+      <w:pPr>
+        <w:tabs>
+          <w:tab w:val="num" w:pos="6480"/>
+        </w:tabs>
+        <w:ind w:left="6480" w:hanging="360"/>
+      </w:pPr>
+      <w:rPr>
+        <w:rFonts w:ascii="Wingdings" w:hAnsi="Wingdings" w:hint="default"/>
+        <w:sz w:val="20"/>
+      </w:rPr>
+    </w:lvl>
+  </w:abstractNum>
+  <w:abstractNum w:abstractNumId="5" w15:restartNumberingAfterBreak="0">
+    <w:nsid w:val="14C61208"/>
+    <w:multiLevelType w:val="multilevel"/>
+    <w:tmpl w:val="D18C6F40"/>
+    <w:lvl w:ilvl="0">
+      <w:start w:val="1"/>
+      <w:numFmt w:val="bullet"/>
+      <w:lvlText w:val=""/>
+      <w:lvlJc w:val="left"/>
+      <w:pPr>
+        <w:tabs>
+          <w:tab w:val="num" w:pos="720"/>
+        </w:tabs>
+        <w:ind w:left="720" w:hanging="360"/>
+      </w:pPr>
+      <w:rPr>
+        <w:rFonts w:ascii="Symbol" w:hAnsi="Symbol" w:hint="default"/>
+        <w:sz w:val="20"/>
+      </w:rPr>
+    </w:lvl>
+    <w:lvl w:ilvl="1" w:tentative="1">
+      <w:start w:val="1"/>
+      <w:numFmt w:val="bullet"/>
+      <w:lvlText w:val="o"/>
+      <w:lvlJc w:val="left"/>
+      <w:pPr>
+        <w:tabs>
+          <w:tab w:val="num" w:pos="1440"/>
+        </w:tabs>
+        <w:ind w:left="1440" w:hanging="360"/>
+      </w:pPr>
+      <w:rPr>
+        <w:rFonts w:ascii="Courier New" w:hAnsi="Courier New" w:hint="default"/>
+        <w:sz w:val="20"/>
+      </w:rPr>
+    </w:lvl>
+    <w:lvl w:ilvl="2" w:tentative="1">
+      <w:start w:val="1"/>
+      <w:numFmt w:val="bullet"/>
+      <w:lvlText w:val=""/>
+      <w:lvlJc w:val="left"/>
+      <w:pPr>
+        <w:tabs>
+          <w:tab w:val="num" w:pos="2160"/>
+        </w:tabs>
+        <w:ind w:left="2160" w:hanging="360"/>
+      </w:pPr>
+      <w:rPr>
+        <w:rFonts w:ascii="Wingdings" w:hAnsi="Wingdings" w:hint="default"/>
+        <w:sz w:val="20"/>
+      </w:rPr>
+    </w:lvl>
+    <w:lvl w:ilvl="3" w:tentative="1">
+      <w:start w:val="1"/>
+      <w:numFmt w:val="bullet"/>
+      <w:lvlText w:val=""/>
+      <w:lvlJc w:val="left"/>
+      <w:pPr>
+        <w:tabs>
+          <w:tab w:val="num" w:pos="2880"/>
+        </w:tabs>
+        <w:ind w:left="2880" w:hanging="360"/>
+      </w:pPr>
+      <w:rPr>
+        <w:rFonts w:ascii="Wingdings" w:hAnsi="Wingdings" w:hint="default"/>
+        <w:sz w:val="20"/>
+      </w:rPr>
+    </w:lvl>
+    <w:lvl w:ilvl="4" w:tentative="1">
+      <w:start w:val="1"/>
+      <w:numFmt w:val="bullet"/>
+      <w:lvlText w:val=""/>
+      <w:lvlJc w:val="left"/>
+      <w:pPr>
+        <w:tabs>
+          <w:tab w:val="num" w:pos="3600"/>
+        </w:tabs>
+        <w:ind w:left="3600" w:hanging="360"/>
+      </w:pPr>
+      <w:rPr>
+        <w:rFonts w:ascii="Wingdings" w:hAnsi="Wingdings" w:hint="default"/>
+        <w:sz w:val="20"/>
+      </w:rPr>
+    </w:lvl>
+    <w:lvl w:ilvl="5" w:tentative="1">
+      <w:start w:val="1"/>
+      <w:numFmt w:val="bullet"/>
+      <w:lvlText w:val=""/>
+      <w:lvlJc w:val="left"/>
+      <w:pPr>
+        <w:tabs>
+          <w:tab w:val="num" w:pos="4320"/>
+        </w:tabs>
+        <w:ind w:left="4320" w:hanging="360"/>
+      </w:pPr>
+      <w:rPr>
+        <w:rFonts w:ascii="Wingdings" w:hAnsi="Wingdings" w:hint="default"/>
+        <w:sz w:val="20"/>
+      </w:rPr>
+    </w:lvl>
+    <w:lvl w:ilvl="6" w:tentative="1">
+      <w:start w:val="1"/>
+      <w:numFmt w:val="bullet"/>
+      <w:lvlText w:val=""/>
+      <w:lvlJc w:val="left"/>
+      <w:pPr>
+        <w:tabs>
+          <w:tab w:val="num" w:pos="5040"/>
+        </w:tabs>
+        <w:ind w:left="5040" w:hanging="360"/>
+      </w:pPr>
+      <w:rPr>
+        <w:rFonts w:ascii="Wingdings" w:hAnsi="Wingdings" w:hint="default"/>
+        <w:sz w:val="20"/>
+      </w:rPr>
+    </w:lvl>
+    <w:lvl w:ilvl="7" w:tentative="1">
+      <w:start w:val="1"/>
+      <w:numFmt w:val="bullet"/>
+      <w:lvlText w:val=""/>
+      <w:lvlJc w:val="left"/>
+      <w:pPr>
+        <w:tabs>
+          <w:tab w:val="num" w:pos="5760"/>
+        </w:tabs>
+        <w:ind w:left="5760" w:hanging="360"/>
+      </w:pPr>
+      <w:rPr>
+        <w:rFonts w:ascii="Wingdings" w:hAnsi="Wingdings" w:hint="default"/>
+        <w:sz w:val="20"/>
+      </w:rPr>
+    </w:lvl>
+    <w:lvl w:ilvl="8" w:tentative="1">
+      <w:start w:val="1"/>
+      <w:numFmt w:val="bullet"/>
+      <w:lvlText w:val=""/>
+      <w:lvlJc w:val="left"/>
+      <w:pPr>
+        <w:tabs>
+          <w:tab w:val="num" w:pos="6480"/>
+        </w:tabs>
+        <w:ind w:left="6480" w:hanging="360"/>
+      </w:pPr>
+      <w:rPr>
+        <w:rFonts w:ascii="Wingdings" w:hAnsi="Wingdings" w:hint="default"/>
+        <w:sz w:val="20"/>
+      </w:rPr>
+    </w:lvl>
+  </w:abstractNum>
+  <w:abstractNum w:abstractNumId="6" w15:restartNumberingAfterBreak="0">
     <w:nsid w:val="1D5862B4"/>
     <w:multiLevelType w:val="multilevel"/>
     <w:tmpl w:val="B22A85BA"/>
@@ -5110,7 +6827,454 @@
       </w:rPr>
     </w:lvl>
   </w:abstractNum>
-  <w:abstractNum w:abstractNumId="4" w15:restartNumberingAfterBreak="0">
+  <w:abstractNum w:abstractNumId="7" w15:restartNumberingAfterBreak="0">
+    <w:nsid w:val="240D3B66"/>
+    <w:multiLevelType w:val="multilevel"/>
+    <w:tmpl w:val="E8746DA8"/>
+    <w:lvl w:ilvl="0">
+      <w:start w:val="1"/>
+      <w:numFmt w:val="bullet"/>
+      <w:lvlText w:val=""/>
+      <w:lvlJc w:val="left"/>
+      <w:pPr>
+        <w:tabs>
+          <w:tab w:val="num" w:pos="720"/>
+        </w:tabs>
+        <w:ind w:left="720" w:hanging="360"/>
+      </w:pPr>
+      <w:rPr>
+        <w:rFonts w:ascii="Symbol" w:hAnsi="Symbol" w:hint="default"/>
+        <w:sz w:val="20"/>
+      </w:rPr>
+    </w:lvl>
+    <w:lvl w:ilvl="1" w:tentative="1">
+      <w:start w:val="1"/>
+      <w:numFmt w:val="bullet"/>
+      <w:lvlText w:val="o"/>
+      <w:lvlJc w:val="left"/>
+      <w:pPr>
+        <w:tabs>
+          <w:tab w:val="num" w:pos="1440"/>
+        </w:tabs>
+        <w:ind w:left="1440" w:hanging="360"/>
+      </w:pPr>
+      <w:rPr>
+        <w:rFonts w:ascii="Courier New" w:hAnsi="Courier New" w:hint="default"/>
+        <w:sz w:val="20"/>
+      </w:rPr>
+    </w:lvl>
+    <w:lvl w:ilvl="2" w:tentative="1">
+      <w:start w:val="1"/>
+      <w:numFmt w:val="bullet"/>
+      <w:lvlText w:val=""/>
+      <w:lvlJc w:val="left"/>
+      <w:pPr>
+        <w:tabs>
+          <w:tab w:val="num" w:pos="2160"/>
+        </w:tabs>
+        <w:ind w:left="2160" w:hanging="360"/>
+      </w:pPr>
+      <w:rPr>
+        <w:rFonts w:ascii="Wingdings" w:hAnsi="Wingdings" w:hint="default"/>
+        <w:sz w:val="20"/>
+      </w:rPr>
+    </w:lvl>
+    <w:lvl w:ilvl="3" w:tentative="1">
+      <w:start w:val="1"/>
+      <w:numFmt w:val="bullet"/>
+      <w:lvlText w:val=""/>
+      <w:lvlJc w:val="left"/>
+      <w:pPr>
+        <w:tabs>
+          <w:tab w:val="num" w:pos="2880"/>
+        </w:tabs>
+        <w:ind w:left="2880" w:hanging="360"/>
+      </w:pPr>
+      <w:rPr>
+        <w:rFonts w:ascii="Wingdings" w:hAnsi="Wingdings" w:hint="default"/>
+        <w:sz w:val="20"/>
+      </w:rPr>
+    </w:lvl>
+    <w:lvl w:ilvl="4" w:tentative="1">
+      <w:start w:val="1"/>
+      <w:numFmt w:val="bullet"/>
+      <w:lvlText w:val=""/>
+      <w:lvlJc w:val="left"/>
+      <w:pPr>
+        <w:tabs>
+          <w:tab w:val="num" w:pos="3600"/>
+        </w:tabs>
+        <w:ind w:left="3600" w:hanging="360"/>
+      </w:pPr>
+      <w:rPr>
+        <w:rFonts w:ascii="Wingdings" w:hAnsi="Wingdings" w:hint="default"/>
+        <w:sz w:val="20"/>
+      </w:rPr>
+    </w:lvl>
+    <w:lvl w:ilvl="5" w:tentative="1">
+      <w:start w:val="1"/>
+      <w:numFmt w:val="bullet"/>
+      <w:lvlText w:val=""/>
+      <w:lvlJc w:val="left"/>
+      <w:pPr>
+        <w:tabs>
+          <w:tab w:val="num" w:pos="4320"/>
+        </w:tabs>
+        <w:ind w:left="4320" w:hanging="360"/>
+      </w:pPr>
+      <w:rPr>
+        <w:rFonts w:ascii="Wingdings" w:hAnsi="Wingdings" w:hint="default"/>
+        <w:sz w:val="20"/>
+      </w:rPr>
+    </w:lvl>
+    <w:lvl w:ilvl="6" w:tentative="1">
+      <w:start w:val="1"/>
+      <w:numFmt w:val="bullet"/>
+      <w:lvlText w:val=""/>
+      <w:lvlJc w:val="left"/>
+      <w:pPr>
+        <w:tabs>
+          <w:tab w:val="num" w:pos="5040"/>
+        </w:tabs>
+        <w:ind w:left="5040" w:hanging="360"/>
+      </w:pPr>
+      <w:rPr>
+        <w:rFonts w:ascii="Wingdings" w:hAnsi="Wingdings" w:hint="default"/>
+        <w:sz w:val="20"/>
+      </w:rPr>
+    </w:lvl>
+    <w:lvl w:ilvl="7" w:tentative="1">
+      <w:start w:val="1"/>
+      <w:numFmt w:val="bullet"/>
+      <w:lvlText w:val=""/>
+      <w:lvlJc w:val="left"/>
+      <w:pPr>
+        <w:tabs>
+          <w:tab w:val="num" w:pos="5760"/>
+        </w:tabs>
+        <w:ind w:left="5760" w:hanging="360"/>
+      </w:pPr>
+      <w:rPr>
+        <w:rFonts w:ascii="Wingdings" w:hAnsi="Wingdings" w:hint="default"/>
+        <w:sz w:val="20"/>
+      </w:rPr>
+    </w:lvl>
+    <w:lvl w:ilvl="8" w:tentative="1">
+      <w:start w:val="1"/>
+      <w:numFmt w:val="bullet"/>
+      <w:lvlText w:val=""/>
+      <w:lvlJc w:val="left"/>
+      <w:pPr>
+        <w:tabs>
+          <w:tab w:val="num" w:pos="6480"/>
+        </w:tabs>
+        <w:ind w:left="6480" w:hanging="360"/>
+      </w:pPr>
+      <w:rPr>
+        <w:rFonts w:ascii="Wingdings" w:hAnsi="Wingdings" w:hint="default"/>
+        <w:sz w:val="20"/>
+      </w:rPr>
+    </w:lvl>
+  </w:abstractNum>
+  <w:abstractNum w:abstractNumId="8" w15:restartNumberingAfterBreak="0">
+    <w:nsid w:val="27B63D94"/>
+    <w:multiLevelType w:val="multilevel"/>
+    <w:tmpl w:val="306E474C"/>
+    <w:lvl w:ilvl="0">
+      <w:start w:val="1"/>
+      <w:numFmt w:val="bullet"/>
+      <w:lvlText w:val=""/>
+      <w:lvlJc w:val="left"/>
+      <w:pPr>
+        <w:tabs>
+          <w:tab w:val="num" w:pos="720"/>
+        </w:tabs>
+        <w:ind w:left="720" w:hanging="360"/>
+      </w:pPr>
+      <w:rPr>
+        <w:rFonts w:ascii="Symbol" w:hAnsi="Symbol" w:hint="default"/>
+        <w:sz w:val="20"/>
+      </w:rPr>
+    </w:lvl>
+    <w:lvl w:ilvl="1" w:tentative="1">
+      <w:start w:val="1"/>
+      <w:numFmt w:val="bullet"/>
+      <w:lvlText w:val="o"/>
+      <w:lvlJc w:val="left"/>
+      <w:pPr>
+        <w:tabs>
+          <w:tab w:val="num" w:pos="1440"/>
+        </w:tabs>
+        <w:ind w:left="1440" w:hanging="360"/>
+      </w:pPr>
+      <w:rPr>
+        <w:rFonts w:ascii="Courier New" w:hAnsi="Courier New" w:hint="default"/>
+        <w:sz w:val="20"/>
+      </w:rPr>
+    </w:lvl>
+    <w:lvl w:ilvl="2" w:tentative="1">
+      <w:start w:val="1"/>
+      <w:numFmt w:val="bullet"/>
+      <w:lvlText w:val=""/>
+      <w:lvlJc w:val="left"/>
+      <w:pPr>
+        <w:tabs>
+          <w:tab w:val="num" w:pos="2160"/>
+        </w:tabs>
+        <w:ind w:left="2160" w:hanging="360"/>
+      </w:pPr>
+      <w:rPr>
+        <w:rFonts w:ascii="Wingdings" w:hAnsi="Wingdings" w:hint="default"/>
+        <w:sz w:val="20"/>
+      </w:rPr>
+    </w:lvl>
+    <w:lvl w:ilvl="3" w:tentative="1">
+      <w:start w:val="1"/>
+      <w:numFmt w:val="bullet"/>
+      <w:lvlText w:val=""/>
+      <w:lvlJc w:val="left"/>
+      <w:pPr>
+        <w:tabs>
+          <w:tab w:val="num" w:pos="2880"/>
+        </w:tabs>
+        <w:ind w:left="2880" w:hanging="360"/>
+      </w:pPr>
+      <w:rPr>
+        <w:rFonts w:ascii="Wingdings" w:hAnsi="Wingdings" w:hint="default"/>
+        <w:sz w:val="20"/>
+      </w:rPr>
+    </w:lvl>
+    <w:lvl w:ilvl="4" w:tentative="1">
+      <w:start w:val="1"/>
+      <w:numFmt w:val="bullet"/>
+      <w:lvlText w:val=""/>
+      <w:lvlJc w:val="left"/>
+      <w:pPr>
+        <w:tabs>
+          <w:tab w:val="num" w:pos="3600"/>
+        </w:tabs>
+        <w:ind w:left="3600" w:hanging="360"/>
+      </w:pPr>
+      <w:rPr>
+        <w:rFonts w:ascii="Wingdings" w:hAnsi="Wingdings" w:hint="default"/>
+        <w:sz w:val="20"/>
+      </w:rPr>
+    </w:lvl>
+    <w:lvl w:ilvl="5" w:tentative="1">
+      <w:start w:val="1"/>
+      <w:numFmt w:val="bullet"/>
+      <w:lvlText w:val=""/>
+      <w:lvlJc w:val="left"/>
+      <w:pPr>
+        <w:tabs>
+          <w:tab w:val="num" w:pos="4320"/>
+        </w:tabs>
+        <w:ind w:left="4320" w:hanging="360"/>
+      </w:pPr>
+      <w:rPr>
+        <w:rFonts w:ascii="Wingdings" w:hAnsi="Wingdings" w:hint="default"/>
+        <w:sz w:val="20"/>
+      </w:rPr>
+    </w:lvl>
+    <w:lvl w:ilvl="6" w:tentative="1">
+      <w:start w:val="1"/>
+      <w:numFmt w:val="bullet"/>
+      <w:lvlText w:val=""/>
+      <w:lvlJc w:val="left"/>
+      <w:pPr>
+        <w:tabs>
+          <w:tab w:val="num" w:pos="5040"/>
+        </w:tabs>
+        <w:ind w:left="5040" w:hanging="360"/>
+      </w:pPr>
+      <w:rPr>
+        <w:rFonts w:ascii="Wingdings" w:hAnsi="Wingdings" w:hint="default"/>
+        <w:sz w:val="20"/>
+      </w:rPr>
+    </w:lvl>
+    <w:lvl w:ilvl="7" w:tentative="1">
+      <w:start w:val="1"/>
+      <w:numFmt w:val="bullet"/>
+      <w:lvlText w:val=""/>
+      <w:lvlJc w:val="left"/>
+      <w:pPr>
+        <w:tabs>
+          <w:tab w:val="num" w:pos="5760"/>
+        </w:tabs>
+        <w:ind w:left="5760" w:hanging="360"/>
+      </w:pPr>
+      <w:rPr>
+        <w:rFonts w:ascii="Wingdings" w:hAnsi="Wingdings" w:hint="default"/>
+        <w:sz w:val="20"/>
+      </w:rPr>
+    </w:lvl>
+    <w:lvl w:ilvl="8" w:tentative="1">
+      <w:start w:val="1"/>
+      <w:numFmt w:val="bullet"/>
+      <w:lvlText w:val=""/>
+      <w:lvlJc w:val="left"/>
+      <w:pPr>
+        <w:tabs>
+          <w:tab w:val="num" w:pos="6480"/>
+        </w:tabs>
+        <w:ind w:left="6480" w:hanging="360"/>
+      </w:pPr>
+      <w:rPr>
+        <w:rFonts w:ascii="Wingdings" w:hAnsi="Wingdings" w:hint="default"/>
+        <w:sz w:val="20"/>
+      </w:rPr>
+    </w:lvl>
+  </w:abstractNum>
+  <w:abstractNum w:abstractNumId="9" w15:restartNumberingAfterBreak="0">
+    <w:nsid w:val="3D371B3E"/>
+    <w:multiLevelType w:val="multilevel"/>
+    <w:tmpl w:val="8104DCAA"/>
+    <w:lvl w:ilvl="0">
+      <w:start w:val="1"/>
+      <w:numFmt w:val="bullet"/>
+      <w:lvlText w:val=""/>
+      <w:lvlJc w:val="left"/>
+      <w:pPr>
+        <w:tabs>
+          <w:tab w:val="num" w:pos="720"/>
+        </w:tabs>
+        <w:ind w:left="720" w:hanging="360"/>
+      </w:pPr>
+      <w:rPr>
+        <w:rFonts w:ascii="Symbol" w:hAnsi="Symbol" w:hint="default"/>
+        <w:sz w:val="20"/>
+      </w:rPr>
+    </w:lvl>
+    <w:lvl w:ilvl="1" w:tentative="1">
+      <w:start w:val="1"/>
+      <w:numFmt w:val="bullet"/>
+      <w:lvlText w:val="o"/>
+      <w:lvlJc w:val="left"/>
+      <w:pPr>
+        <w:tabs>
+          <w:tab w:val="num" w:pos="1440"/>
+        </w:tabs>
+        <w:ind w:left="1440" w:hanging="360"/>
+      </w:pPr>
+      <w:rPr>
+        <w:rFonts w:ascii="Courier New" w:hAnsi="Courier New" w:hint="default"/>
+        <w:sz w:val="20"/>
+      </w:rPr>
+    </w:lvl>
+    <w:lvl w:ilvl="2" w:tentative="1">
+      <w:start w:val="1"/>
+      <w:numFmt w:val="bullet"/>
+      <w:lvlText w:val=""/>
+      <w:lvlJc w:val="left"/>
+      <w:pPr>
+        <w:tabs>
+          <w:tab w:val="num" w:pos="2160"/>
+        </w:tabs>
+        <w:ind w:left="2160" w:hanging="360"/>
+      </w:pPr>
+      <w:rPr>
+        <w:rFonts w:ascii="Wingdings" w:hAnsi="Wingdings" w:hint="default"/>
+        <w:sz w:val="20"/>
+      </w:rPr>
+    </w:lvl>
+    <w:lvl w:ilvl="3" w:tentative="1">
+      <w:start w:val="1"/>
+      <w:numFmt w:val="bullet"/>
+      <w:lvlText w:val=""/>
+      <w:lvlJc w:val="left"/>
+      <w:pPr>
+        <w:tabs>
+          <w:tab w:val="num" w:pos="2880"/>
+        </w:tabs>
+        <w:ind w:left="2880" w:hanging="360"/>
+      </w:pPr>
+      <w:rPr>
+        <w:rFonts w:ascii="Wingdings" w:hAnsi="Wingdings" w:hint="default"/>
+        <w:sz w:val="20"/>
+      </w:rPr>
+    </w:lvl>
+    <w:lvl w:ilvl="4" w:tentative="1">
+      <w:start w:val="1"/>
+      <w:numFmt w:val="bullet"/>
+      <w:lvlText w:val=""/>
+      <w:lvlJc w:val="left"/>
+      <w:pPr>
+        <w:tabs>
+          <w:tab w:val="num" w:pos="3600"/>
+        </w:tabs>
+        <w:ind w:left="3600" w:hanging="360"/>
+      </w:pPr>
+      <w:rPr>
+        <w:rFonts w:ascii="Wingdings" w:hAnsi="Wingdings" w:hint="default"/>
+        <w:sz w:val="20"/>
+      </w:rPr>
+    </w:lvl>
+    <w:lvl w:ilvl="5" w:tentative="1">
+      <w:start w:val="1"/>
+      <w:numFmt w:val="bullet"/>
+      <w:lvlText w:val=""/>
+      <w:lvlJc w:val="left"/>
+      <w:pPr>
+        <w:tabs>
+          <w:tab w:val="num" w:pos="4320"/>
+        </w:tabs>
+        <w:ind w:left="4320" w:hanging="360"/>
+      </w:pPr>
+      <w:rPr>
+        <w:rFonts w:ascii="Wingdings" w:hAnsi="Wingdings" w:hint="default"/>
+        <w:sz w:val="20"/>
+      </w:rPr>
+    </w:lvl>
+    <w:lvl w:ilvl="6" w:tentative="1">
+      <w:start w:val="1"/>
+      <w:numFmt w:val="bullet"/>
+      <w:lvlText w:val=""/>
+      <w:lvlJc w:val="left"/>
+      <w:pPr>
+        <w:tabs>
+          <w:tab w:val="num" w:pos="5040"/>
+        </w:tabs>
+        <w:ind w:left="5040" w:hanging="360"/>
+      </w:pPr>
+      <w:rPr>
+        <w:rFonts w:ascii="Wingdings" w:hAnsi="Wingdings" w:hint="default"/>
+        <w:sz w:val="20"/>
+      </w:rPr>
+    </w:lvl>
+    <w:lvl w:ilvl="7" w:tentative="1">
+      <w:start w:val="1"/>
+      <w:numFmt w:val="bullet"/>
+      <w:lvlText w:val=""/>
+      <w:lvlJc w:val="left"/>
+      <w:pPr>
+        <w:tabs>
+          <w:tab w:val="num" w:pos="5760"/>
+        </w:tabs>
+        <w:ind w:left="5760" w:hanging="360"/>
+      </w:pPr>
+      <w:rPr>
+        <w:rFonts w:ascii="Wingdings" w:hAnsi="Wingdings" w:hint="default"/>
+        <w:sz w:val="20"/>
+      </w:rPr>
+    </w:lvl>
+    <w:lvl w:ilvl="8" w:tentative="1">
+      <w:start w:val="1"/>
+      <w:numFmt w:val="bullet"/>
+      <w:lvlText w:val=""/>
+      <w:lvlJc w:val="left"/>
+      <w:pPr>
+        <w:tabs>
+          <w:tab w:val="num" w:pos="6480"/>
+        </w:tabs>
+        <w:ind w:left="6480" w:hanging="360"/>
+      </w:pPr>
+      <w:rPr>
+        <w:rFonts w:ascii="Wingdings" w:hAnsi="Wingdings" w:hint="default"/>
+        <w:sz w:val="20"/>
+      </w:rPr>
+    </w:lvl>
+  </w:abstractNum>
+  <w:abstractNum w:abstractNumId="10" w15:restartNumberingAfterBreak="0">
     <w:nsid w:val="3FF00909"/>
     <w:multiLevelType w:val="hybridMultilevel"/>
     <w:tmpl w:val="AFA4AD9C"/>
@@ -5199,7 +7363,156 @@
       </w:pPr>
     </w:lvl>
   </w:abstractNum>
-  <w:abstractNum w:abstractNumId="5" w15:restartNumberingAfterBreak="0">
+  <w:abstractNum w:abstractNumId="11" w15:restartNumberingAfterBreak="0">
+    <w:nsid w:val="407D3414"/>
+    <w:multiLevelType w:val="multilevel"/>
+    <w:tmpl w:val="374E0B5C"/>
+    <w:lvl w:ilvl="0">
+      <w:start w:val="1"/>
+      <w:numFmt w:val="bullet"/>
+      <w:lvlText w:val=""/>
+      <w:lvlJc w:val="left"/>
+      <w:pPr>
+        <w:tabs>
+          <w:tab w:val="num" w:pos="720"/>
+        </w:tabs>
+        <w:ind w:left="720" w:hanging="360"/>
+      </w:pPr>
+      <w:rPr>
+        <w:rFonts w:ascii="Symbol" w:hAnsi="Symbol" w:hint="default"/>
+        <w:sz w:val="20"/>
+      </w:rPr>
+    </w:lvl>
+    <w:lvl w:ilvl="1" w:tentative="1">
+      <w:start w:val="1"/>
+      <w:numFmt w:val="bullet"/>
+      <w:lvlText w:val="o"/>
+      <w:lvlJc w:val="left"/>
+      <w:pPr>
+        <w:tabs>
+          <w:tab w:val="num" w:pos="1440"/>
+        </w:tabs>
+        <w:ind w:left="1440" w:hanging="360"/>
+      </w:pPr>
+      <w:rPr>
+        <w:rFonts w:ascii="Courier New" w:hAnsi="Courier New" w:hint="default"/>
+        <w:sz w:val="20"/>
+      </w:rPr>
+    </w:lvl>
+    <w:lvl w:ilvl="2" w:tentative="1">
+      <w:start w:val="1"/>
+      <w:numFmt w:val="bullet"/>
+      <w:lvlText w:val=""/>
+      <w:lvlJc w:val="left"/>
+      <w:pPr>
+        <w:tabs>
+          <w:tab w:val="num" w:pos="2160"/>
+        </w:tabs>
+        <w:ind w:left="2160" w:hanging="360"/>
+      </w:pPr>
+      <w:rPr>
+        <w:rFonts w:ascii="Wingdings" w:hAnsi="Wingdings" w:hint="default"/>
+        <w:sz w:val="20"/>
+      </w:rPr>
+    </w:lvl>
+    <w:lvl w:ilvl="3" w:tentative="1">
+      <w:start w:val="1"/>
+      <w:numFmt w:val="bullet"/>
+      <w:lvlText w:val=""/>
+      <w:lvlJc w:val="left"/>
+      <w:pPr>
+        <w:tabs>
+          <w:tab w:val="num" w:pos="2880"/>
+        </w:tabs>
+        <w:ind w:left="2880" w:hanging="360"/>
+      </w:pPr>
+      <w:rPr>
+        <w:rFonts w:ascii="Wingdings" w:hAnsi="Wingdings" w:hint="default"/>
+        <w:sz w:val="20"/>
+      </w:rPr>
+    </w:lvl>
+    <w:lvl w:ilvl="4" w:tentative="1">
+      <w:start w:val="1"/>
+      <w:numFmt w:val="bullet"/>
+      <w:lvlText w:val=""/>
+      <w:lvlJc w:val="left"/>
+      <w:pPr>
+        <w:tabs>
+          <w:tab w:val="num" w:pos="3600"/>
+        </w:tabs>
+        <w:ind w:left="3600" w:hanging="360"/>
+      </w:pPr>
+      <w:rPr>
+        <w:rFonts w:ascii="Wingdings" w:hAnsi="Wingdings" w:hint="default"/>
+        <w:sz w:val="20"/>
+      </w:rPr>
+    </w:lvl>
+    <w:lvl w:ilvl="5" w:tentative="1">
+      <w:start w:val="1"/>
+      <w:numFmt w:val="bullet"/>
+      <w:lvlText w:val=""/>
+      <w:lvlJc w:val="left"/>
+      <w:pPr>
+        <w:tabs>
+          <w:tab w:val="num" w:pos="4320"/>
+        </w:tabs>
+        <w:ind w:left="4320" w:hanging="360"/>
+      </w:pPr>
+      <w:rPr>
+        <w:rFonts w:ascii="Wingdings" w:hAnsi="Wingdings" w:hint="default"/>
+        <w:sz w:val="20"/>
+      </w:rPr>
+    </w:lvl>
+    <w:lvl w:ilvl="6" w:tentative="1">
+      <w:start w:val="1"/>
+      <w:numFmt w:val="bullet"/>
+      <w:lvlText w:val=""/>
+      <w:lvlJc w:val="left"/>
+      <w:pPr>
+        <w:tabs>
+          <w:tab w:val="num" w:pos="5040"/>
+        </w:tabs>
+        <w:ind w:left="5040" w:hanging="360"/>
+      </w:pPr>
+      <w:rPr>
+        <w:rFonts w:ascii="Wingdings" w:hAnsi="Wingdings" w:hint="default"/>
+        <w:sz w:val="20"/>
+      </w:rPr>
+    </w:lvl>
+    <w:lvl w:ilvl="7" w:tentative="1">
+      <w:start w:val="1"/>
+      <w:numFmt w:val="bullet"/>
+      <w:lvlText w:val=""/>
+      <w:lvlJc w:val="left"/>
+      <w:pPr>
+        <w:tabs>
+          <w:tab w:val="num" w:pos="5760"/>
+        </w:tabs>
+        <w:ind w:left="5760" w:hanging="360"/>
+      </w:pPr>
+      <w:rPr>
+        <w:rFonts w:ascii="Wingdings" w:hAnsi="Wingdings" w:hint="default"/>
+        <w:sz w:val="20"/>
+      </w:rPr>
+    </w:lvl>
+    <w:lvl w:ilvl="8" w:tentative="1">
+      <w:start w:val="1"/>
+      <w:numFmt w:val="bullet"/>
+      <w:lvlText w:val=""/>
+      <w:lvlJc w:val="left"/>
+      <w:pPr>
+        <w:tabs>
+          <w:tab w:val="num" w:pos="6480"/>
+        </w:tabs>
+        <w:ind w:left="6480" w:hanging="360"/>
+      </w:pPr>
+      <w:rPr>
+        <w:rFonts w:ascii="Wingdings" w:hAnsi="Wingdings" w:hint="default"/>
+        <w:sz w:val="20"/>
+      </w:rPr>
+    </w:lvl>
+  </w:abstractNum>
+  <w:abstractNum w:abstractNumId="12" w15:restartNumberingAfterBreak="0">
     <w:nsid w:val="45E94D68"/>
     <w:multiLevelType w:val="multilevel"/>
     <w:tmpl w:val="A9386AAE"/>
@@ -5312,7 +7625,692 @@
       </w:pPr>
     </w:lvl>
   </w:abstractNum>
-  <w:abstractNum w:abstractNumId="6" w15:restartNumberingAfterBreak="0">
+  <w:abstractNum w:abstractNumId="13" w15:restartNumberingAfterBreak="0">
+    <w:nsid w:val="46864907"/>
+    <w:multiLevelType w:val="multilevel"/>
+    <w:tmpl w:val="BAEC712E"/>
+    <w:lvl w:ilvl="0">
+      <w:start w:val="1"/>
+      <w:numFmt w:val="bullet"/>
+      <w:lvlText w:val=""/>
+      <w:lvlJc w:val="left"/>
+      <w:pPr>
+        <w:tabs>
+          <w:tab w:val="num" w:pos="720"/>
+        </w:tabs>
+        <w:ind w:left="720" w:hanging="360"/>
+      </w:pPr>
+      <w:rPr>
+        <w:rFonts w:ascii="Symbol" w:hAnsi="Symbol" w:hint="default"/>
+        <w:sz w:val="20"/>
+      </w:rPr>
+    </w:lvl>
+    <w:lvl w:ilvl="1" w:tentative="1">
+      <w:start w:val="1"/>
+      <w:numFmt w:val="bullet"/>
+      <w:lvlText w:val="o"/>
+      <w:lvlJc w:val="left"/>
+      <w:pPr>
+        <w:tabs>
+          <w:tab w:val="num" w:pos="1440"/>
+        </w:tabs>
+        <w:ind w:left="1440" w:hanging="360"/>
+      </w:pPr>
+      <w:rPr>
+        <w:rFonts w:ascii="Courier New" w:hAnsi="Courier New" w:hint="default"/>
+        <w:sz w:val="20"/>
+      </w:rPr>
+    </w:lvl>
+    <w:lvl w:ilvl="2" w:tentative="1">
+      <w:start w:val="1"/>
+      <w:numFmt w:val="bullet"/>
+      <w:lvlText w:val=""/>
+      <w:lvlJc w:val="left"/>
+      <w:pPr>
+        <w:tabs>
+          <w:tab w:val="num" w:pos="2160"/>
+        </w:tabs>
+        <w:ind w:left="2160" w:hanging="360"/>
+      </w:pPr>
+      <w:rPr>
+        <w:rFonts w:ascii="Wingdings" w:hAnsi="Wingdings" w:hint="default"/>
+        <w:sz w:val="20"/>
+      </w:rPr>
+    </w:lvl>
+    <w:lvl w:ilvl="3" w:tentative="1">
+      <w:start w:val="1"/>
+      <w:numFmt w:val="bullet"/>
+      <w:lvlText w:val=""/>
+      <w:lvlJc w:val="left"/>
+      <w:pPr>
+        <w:tabs>
+          <w:tab w:val="num" w:pos="2880"/>
+        </w:tabs>
+        <w:ind w:left="2880" w:hanging="360"/>
+      </w:pPr>
+      <w:rPr>
+        <w:rFonts w:ascii="Wingdings" w:hAnsi="Wingdings" w:hint="default"/>
+        <w:sz w:val="20"/>
+      </w:rPr>
+    </w:lvl>
+    <w:lvl w:ilvl="4" w:tentative="1">
+      <w:start w:val="1"/>
+      <w:numFmt w:val="bullet"/>
+      <w:lvlText w:val=""/>
+      <w:lvlJc w:val="left"/>
+      <w:pPr>
+        <w:tabs>
+          <w:tab w:val="num" w:pos="3600"/>
+        </w:tabs>
+        <w:ind w:left="3600" w:hanging="360"/>
+      </w:pPr>
+      <w:rPr>
+        <w:rFonts w:ascii="Wingdings" w:hAnsi="Wingdings" w:hint="default"/>
+        <w:sz w:val="20"/>
+      </w:rPr>
+    </w:lvl>
+    <w:lvl w:ilvl="5" w:tentative="1">
+      <w:start w:val="1"/>
+      <w:numFmt w:val="bullet"/>
+      <w:lvlText w:val=""/>
+      <w:lvlJc w:val="left"/>
+      <w:pPr>
+        <w:tabs>
+          <w:tab w:val="num" w:pos="4320"/>
+        </w:tabs>
+        <w:ind w:left="4320" w:hanging="360"/>
+      </w:pPr>
+      <w:rPr>
+        <w:rFonts w:ascii="Wingdings" w:hAnsi="Wingdings" w:hint="default"/>
+        <w:sz w:val="20"/>
+      </w:rPr>
+    </w:lvl>
+    <w:lvl w:ilvl="6" w:tentative="1">
+      <w:start w:val="1"/>
+      <w:numFmt w:val="bullet"/>
+      <w:lvlText w:val=""/>
+      <w:lvlJc w:val="left"/>
+      <w:pPr>
+        <w:tabs>
+          <w:tab w:val="num" w:pos="5040"/>
+        </w:tabs>
+        <w:ind w:left="5040" w:hanging="360"/>
+      </w:pPr>
+      <w:rPr>
+        <w:rFonts w:ascii="Wingdings" w:hAnsi="Wingdings" w:hint="default"/>
+        <w:sz w:val="20"/>
+      </w:rPr>
+    </w:lvl>
+    <w:lvl w:ilvl="7" w:tentative="1">
+      <w:start w:val="1"/>
+      <w:numFmt w:val="bullet"/>
+      <w:lvlText w:val=""/>
+      <w:lvlJc w:val="left"/>
+      <w:pPr>
+        <w:tabs>
+          <w:tab w:val="num" w:pos="5760"/>
+        </w:tabs>
+        <w:ind w:left="5760" w:hanging="360"/>
+      </w:pPr>
+      <w:rPr>
+        <w:rFonts w:ascii="Wingdings" w:hAnsi="Wingdings" w:hint="default"/>
+        <w:sz w:val="20"/>
+      </w:rPr>
+    </w:lvl>
+    <w:lvl w:ilvl="8" w:tentative="1">
+      <w:start w:val="1"/>
+      <w:numFmt w:val="bullet"/>
+      <w:lvlText w:val=""/>
+      <w:lvlJc w:val="left"/>
+      <w:pPr>
+        <w:tabs>
+          <w:tab w:val="num" w:pos="6480"/>
+        </w:tabs>
+        <w:ind w:left="6480" w:hanging="360"/>
+      </w:pPr>
+      <w:rPr>
+        <w:rFonts w:ascii="Wingdings" w:hAnsi="Wingdings" w:hint="default"/>
+        <w:sz w:val="20"/>
+      </w:rPr>
+    </w:lvl>
+  </w:abstractNum>
+  <w:abstractNum w:abstractNumId="14" w15:restartNumberingAfterBreak="0">
+    <w:nsid w:val="4E640752"/>
+    <w:multiLevelType w:val="multilevel"/>
+    <w:tmpl w:val="2E0CCCCA"/>
+    <w:lvl w:ilvl="0">
+      <w:start w:val="1"/>
+      <w:numFmt w:val="bullet"/>
+      <w:lvlText w:val=""/>
+      <w:lvlJc w:val="left"/>
+      <w:pPr>
+        <w:tabs>
+          <w:tab w:val="num" w:pos="720"/>
+        </w:tabs>
+        <w:ind w:left="720" w:hanging="360"/>
+      </w:pPr>
+      <w:rPr>
+        <w:rFonts w:ascii="Symbol" w:hAnsi="Symbol" w:hint="default"/>
+        <w:sz w:val="20"/>
+      </w:rPr>
+    </w:lvl>
+    <w:lvl w:ilvl="1" w:tentative="1">
+      <w:start w:val="1"/>
+      <w:numFmt w:val="bullet"/>
+      <w:lvlText w:val="o"/>
+      <w:lvlJc w:val="left"/>
+      <w:pPr>
+        <w:tabs>
+          <w:tab w:val="num" w:pos="1440"/>
+        </w:tabs>
+        <w:ind w:left="1440" w:hanging="360"/>
+      </w:pPr>
+      <w:rPr>
+        <w:rFonts w:ascii="Courier New" w:hAnsi="Courier New" w:hint="default"/>
+        <w:sz w:val="20"/>
+      </w:rPr>
+    </w:lvl>
+    <w:lvl w:ilvl="2" w:tentative="1">
+      <w:start w:val="1"/>
+      <w:numFmt w:val="bullet"/>
+      <w:lvlText w:val=""/>
+      <w:lvlJc w:val="left"/>
+      <w:pPr>
+        <w:tabs>
+          <w:tab w:val="num" w:pos="2160"/>
+        </w:tabs>
+        <w:ind w:left="2160" w:hanging="360"/>
+      </w:pPr>
+      <w:rPr>
+        <w:rFonts w:ascii="Wingdings" w:hAnsi="Wingdings" w:hint="default"/>
+        <w:sz w:val="20"/>
+      </w:rPr>
+    </w:lvl>
+    <w:lvl w:ilvl="3" w:tentative="1">
+      <w:start w:val="1"/>
+      <w:numFmt w:val="bullet"/>
+      <w:lvlText w:val=""/>
+      <w:lvlJc w:val="left"/>
+      <w:pPr>
+        <w:tabs>
+          <w:tab w:val="num" w:pos="2880"/>
+        </w:tabs>
+        <w:ind w:left="2880" w:hanging="360"/>
+      </w:pPr>
+      <w:rPr>
+        <w:rFonts w:ascii="Wingdings" w:hAnsi="Wingdings" w:hint="default"/>
+        <w:sz w:val="20"/>
+      </w:rPr>
+    </w:lvl>
+    <w:lvl w:ilvl="4" w:tentative="1">
+      <w:start w:val="1"/>
+      <w:numFmt w:val="bullet"/>
+      <w:lvlText w:val=""/>
+      <w:lvlJc w:val="left"/>
+      <w:pPr>
+        <w:tabs>
+          <w:tab w:val="num" w:pos="3600"/>
+        </w:tabs>
+        <w:ind w:left="3600" w:hanging="360"/>
+      </w:pPr>
+      <w:rPr>
+        <w:rFonts w:ascii="Wingdings" w:hAnsi="Wingdings" w:hint="default"/>
+        <w:sz w:val="20"/>
+      </w:rPr>
+    </w:lvl>
+    <w:lvl w:ilvl="5" w:tentative="1">
+      <w:start w:val="1"/>
+      <w:numFmt w:val="bullet"/>
+      <w:lvlText w:val=""/>
+      <w:lvlJc w:val="left"/>
+      <w:pPr>
+        <w:tabs>
+          <w:tab w:val="num" w:pos="4320"/>
+        </w:tabs>
+        <w:ind w:left="4320" w:hanging="360"/>
+      </w:pPr>
+      <w:rPr>
+        <w:rFonts w:ascii="Wingdings" w:hAnsi="Wingdings" w:hint="default"/>
+        <w:sz w:val="20"/>
+      </w:rPr>
+    </w:lvl>
+    <w:lvl w:ilvl="6" w:tentative="1">
+      <w:start w:val="1"/>
+      <w:numFmt w:val="bullet"/>
+      <w:lvlText w:val=""/>
+      <w:lvlJc w:val="left"/>
+      <w:pPr>
+        <w:tabs>
+          <w:tab w:val="num" w:pos="5040"/>
+        </w:tabs>
+        <w:ind w:left="5040" w:hanging="360"/>
+      </w:pPr>
+      <w:rPr>
+        <w:rFonts w:ascii="Wingdings" w:hAnsi="Wingdings" w:hint="default"/>
+        <w:sz w:val="20"/>
+      </w:rPr>
+    </w:lvl>
+    <w:lvl w:ilvl="7" w:tentative="1">
+      <w:start w:val="1"/>
+      <w:numFmt w:val="bullet"/>
+      <w:lvlText w:val=""/>
+      <w:lvlJc w:val="left"/>
+      <w:pPr>
+        <w:tabs>
+          <w:tab w:val="num" w:pos="5760"/>
+        </w:tabs>
+        <w:ind w:left="5760" w:hanging="360"/>
+      </w:pPr>
+      <w:rPr>
+        <w:rFonts w:ascii="Wingdings" w:hAnsi="Wingdings" w:hint="default"/>
+        <w:sz w:val="20"/>
+      </w:rPr>
+    </w:lvl>
+    <w:lvl w:ilvl="8" w:tentative="1">
+      <w:start w:val="1"/>
+      <w:numFmt w:val="bullet"/>
+      <w:lvlText w:val=""/>
+      <w:lvlJc w:val="left"/>
+      <w:pPr>
+        <w:tabs>
+          <w:tab w:val="num" w:pos="6480"/>
+        </w:tabs>
+        <w:ind w:left="6480" w:hanging="360"/>
+      </w:pPr>
+      <w:rPr>
+        <w:rFonts w:ascii="Wingdings" w:hAnsi="Wingdings" w:hint="default"/>
+        <w:sz w:val="20"/>
+      </w:rPr>
+    </w:lvl>
+  </w:abstractNum>
+  <w:abstractNum w:abstractNumId="15" w15:restartNumberingAfterBreak="0">
+    <w:nsid w:val="4FE36CB2"/>
+    <w:multiLevelType w:val="multilevel"/>
+    <w:tmpl w:val="50F4FA46"/>
+    <w:lvl w:ilvl="0">
+      <w:start w:val="1"/>
+      <w:numFmt w:val="bullet"/>
+      <w:lvlText w:val=""/>
+      <w:lvlJc w:val="left"/>
+      <w:pPr>
+        <w:tabs>
+          <w:tab w:val="num" w:pos="720"/>
+        </w:tabs>
+        <w:ind w:left="720" w:hanging="360"/>
+      </w:pPr>
+      <w:rPr>
+        <w:rFonts w:ascii="Symbol" w:hAnsi="Symbol" w:hint="default"/>
+        <w:sz w:val="20"/>
+      </w:rPr>
+    </w:lvl>
+    <w:lvl w:ilvl="1" w:tentative="1">
+      <w:start w:val="1"/>
+      <w:numFmt w:val="bullet"/>
+      <w:lvlText w:val="o"/>
+      <w:lvlJc w:val="left"/>
+      <w:pPr>
+        <w:tabs>
+          <w:tab w:val="num" w:pos="1440"/>
+        </w:tabs>
+        <w:ind w:left="1440" w:hanging="360"/>
+      </w:pPr>
+      <w:rPr>
+        <w:rFonts w:ascii="Courier New" w:hAnsi="Courier New" w:hint="default"/>
+        <w:sz w:val="20"/>
+      </w:rPr>
+    </w:lvl>
+    <w:lvl w:ilvl="2" w:tentative="1">
+      <w:start w:val="1"/>
+      <w:numFmt w:val="bullet"/>
+      <w:lvlText w:val=""/>
+      <w:lvlJc w:val="left"/>
+      <w:pPr>
+        <w:tabs>
+          <w:tab w:val="num" w:pos="2160"/>
+        </w:tabs>
+        <w:ind w:left="2160" w:hanging="360"/>
+      </w:pPr>
+      <w:rPr>
+        <w:rFonts w:ascii="Wingdings" w:hAnsi="Wingdings" w:hint="default"/>
+        <w:sz w:val="20"/>
+      </w:rPr>
+    </w:lvl>
+    <w:lvl w:ilvl="3" w:tentative="1">
+      <w:start w:val="1"/>
+      <w:numFmt w:val="bullet"/>
+      <w:lvlText w:val=""/>
+      <w:lvlJc w:val="left"/>
+      <w:pPr>
+        <w:tabs>
+          <w:tab w:val="num" w:pos="2880"/>
+        </w:tabs>
+        <w:ind w:left="2880" w:hanging="360"/>
+      </w:pPr>
+      <w:rPr>
+        <w:rFonts w:ascii="Wingdings" w:hAnsi="Wingdings" w:hint="default"/>
+        <w:sz w:val="20"/>
+      </w:rPr>
+    </w:lvl>
+    <w:lvl w:ilvl="4" w:tentative="1">
+      <w:start w:val="1"/>
+      <w:numFmt w:val="bullet"/>
+      <w:lvlText w:val=""/>
+      <w:lvlJc w:val="left"/>
+      <w:pPr>
+        <w:tabs>
+          <w:tab w:val="num" w:pos="3600"/>
+        </w:tabs>
+        <w:ind w:left="3600" w:hanging="360"/>
+      </w:pPr>
+      <w:rPr>
+        <w:rFonts w:ascii="Wingdings" w:hAnsi="Wingdings" w:hint="default"/>
+        <w:sz w:val="20"/>
+      </w:rPr>
+    </w:lvl>
+    <w:lvl w:ilvl="5" w:tentative="1">
+      <w:start w:val="1"/>
+      <w:numFmt w:val="bullet"/>
+      <w:lvlText w:val=""/>
+      <w:lvlJc w:val="left"/>
+      <w:pPr>
+        <w:tabs>
+          <w:tab w:val="num" w:pos="4320"/>
+        </w:tabs>
+        <w:ind w:left="4320" w:hanging="360"/>
+      </w:pPr>
+      <w:rPr>
+        <w:rFonts w:ascii="Wingdings" w:hAnsi="Wingdings" w:hint="default"/>
+        <w:sz w:val="20"/>
+      </w:rPr>
+    </w:lvl>
+    <w:lvl w:ilvl="6" w:tentative="1">
+      <w:start w:val="1"/>
+      <w:numFmt w:val="bullet"/>
+      <w:lvlText w:val=""/>
+      <w:lvlJc w:val="left"/>
+      <w:pPr>
+        <w:tabs>
+          <w:tab w:val="num" w:pos="5040"/>
+        </w:tabs>
+        <w:ind w:left="5040" w:hanging="360"/>
+      </w:pPr>
+      <w:rPr>
+        <w:rFonts w:ascii="Wingdings" w:hAnsi="Wingdings" w:hint="default"/>
+        <w:sz w:val="20"/>
+      </w:rPr>
+    </w:lvl>
+    <w:lvl w:ilvl="7" w:tentative="1">
+      <w:start w:val="1"/>
+      <w:numFmt w:val="bullet"/>
+      <w:lvlText w:val=""/>
+      <w:lvlJc w:val="left"/>
+      <w:pPr>
+        <w:tabs>
+          <w:tab w:val="num" w:pos="5760"/>
+        </w:tabs>
+        <w:ind w:left="5760" w:hanging="360"/>
+      </w:pPr>
+      <w:rPr>
+        <w:rFonts w:ascii="Wingdings" w:hAnsi="Wingdings" w:hint="default"/>
+        <w:sz w:val="20"/>
+      </w:rPr>
+    </w:lvl>
+    <w:lvl w:ilvl="8" w:tentative="1">
+      <w:start w:val="1"/>
+      <w:numFmt w:val="bullet"/>
+      <w:lvlText w:val=""/>
+      <w:lvlJc w:val="left"/>
+      <w:pPr>
+        <w:tabs>
+          <w:tab w:val="num" w:pos="6480"/>
+        </w:tabs>
+        <w:ind w:left="6480" w:hanging="360"/>
+      </w:pPr>
+      <w:rPr>
+        <w:rFonts w:ascii="Wingdings" w:hAnsi="Wingdings" w:hint="default"/>
+        <w:sz w:val="20"/>
+      </w:rPr>
+    </w:lvl>
+  </w:abstractNum>
+  <w:abstractNum w:abstractNumId="16" w15:restartNumberingAfterBreak="0">
+    <w:nsid w:val="55A96ADB"/>
+    <w:multiLevelType w:val="multilevel"/>
+    <w:tmpl w:val="5D76113A"/>
+    <w:lvl w:ilvl="0">
+      <w:start w:val="1"/>
+      <w:numFmt w:val="bullet"/>
+      <w:lvlText w:val=""/>
+      <w:lvlJc w:val="left"/>
+      <w:pPr>
+        <w:tabs>
+          <w:tab w:val="num" w:pos="720"/>
+        </w:tabs>
+        <w:ind w:left="720" w:hanging="360"/>
+      </w:pPr>
+      <w:rPr>
+        <w:rFonts w:ascii="Symbol" w:hAnsi="Symbol" w:hint="default"/>
+        <w:sz w:val="20"/>
+      </w:rPr>
+    </w:lvl>
+    <w:lvl w:ilvl="1" w:tentative="1">
+      <w:start w:val="1"/>
+      <w:numFmt w:val="bullet"/>
+      <w:lvlText w:val="o"/>
+      <w:lvlJc w:val="left"/>
+      <w:pPr>
+        <w:tabs>
+          <w:tab w:val="num" w:pos="1440"/>
+        </w:tabs>
+        <w:ind w:left="1440" w:hanging="360"/>
+      </w:pPr>
+      <w:rPr>
+        <w:rFonts w:ascii="Courier New" w:hAnsi="Courier New" w:hint="default"/>
+        <w:sz w:val="20"/>
+      </w:rPr>
+    </w:lvl>
+    <w:lvl w:ilvl="2" w:tentative="1">
+      <w:start w:val="1"/>
+      <w:numFmt w:val="bullet"/>
+      <w:lvlText w:val=""/>
+      <w:lvlJc w:val="left"/>
+      <w:pPr>
+        <w:tabs>
+          <w:tab w:val="num" w:pos="2160"/>
+        </w:tabs>
+        <w:ind w:left="2160" w:hanging="360"/>
+      </w:pPr>
+      <w:rPr>
+        <w:rFonts w:ascii="Wingdings" w:hAnsi="Wingdings" w:hint="default"/>
+        <w:sz w:val="20"/>
+      </w:rPr>
+    </w:lvl>
+    <w:lvl w:ilvl="3" w:tentative="1">
+      <w:start w:val="1"/>
+      <w:numFmt w:val="bullet"/>
+      <w:lvlText w:val=""/>
+      <w:lvlJc w:val="left"/>
+      <w:pPr>
+        <w:tabs>
+          <w:tab w:val="num" w:pos="2880"/>
+        </w:tabs>
+        <w:ind w:left="2880" w:hanging="360"/>
+      </w:pPr>
+      <w:rPr>
+        <w:rFonts w:ascii="Wingdings" w:hAnsi="Wingdings" w:hint="default"/>
+        <w:sz w:val="20"/>
+      </w:rPr>
+    </w:lvl>
+    <w:lvl w:ilvl="4" w:tentative="1">
+      <w:start w:val="1"/>
+      <w:numFmt w:val="bullet"/>
+      <w:lvlText w:val=""/>
+      <w:lvlJc w:val="left"/>
+      <w:pPr>
+        <w:tabs>
+          <w:tab w:val="num" w:pos="3600"/>
+        </w:tabs>
+        <w:ind w:left="3600" w:hanging="360"/>
+      </w:pPr>
+      <w:rPr>
+        <w:rFonts w:ascii="Wingdings" w:hAnsi="Wingdings" w:hint="default"/>
+        <w:sz w:val="20"/>
+      </w:rPr>
+    </w:lvl>
+    <w:lvl w:ilvl="5" w:tentative="1">
+      <w:start w:val="1"/>
+      <w:numFmt w:val="bullet"/>
+      <w:lvlText w:val=""/>
+      <w:lvlJc w:val="left"/>
+      <w:pPr>
+        <w:tabs>
+          <w:tab w:val="num" w:pos="4320"/>
+        </w:tabs>
+        <w:ind w:left="4320" w:hanging="360"/>
+      </w:pPr>
+      <w:rPr>
+        <w:rFonts w:ascii="Wingdings" w:hAnsi="Wingdings" w:hint="default"/>
+        <w:sz w:val="20"/>
+      </w:rPr>
+    </w:lvl>
+    <w:lvl w:ilvl="6" w:tentative="1">
+      <w:start w:val="1"/>
+      <w:numFmt w:val="bullet"/>
+      <w:lvlText w:val=""/>
+      <w:lvlJc w:val="left"/>
+      <w:pPr>
+        <w:tabs>
+          <w:tab w:val="num" w:pos="5040"/>
+        </w:tabs>
+        <w:ind w:left="5040" w:hanging="360"/>
+      </w:pPr>
+      <w:rPr>
+        <w:rFonts w:ascii="Wingdings" w:hAnsi="Wingdings" w:hint="default"/>
+        <w:sz w:val="20"/>
+      </w:rPr>
+    </w:lvl>
+    <w:lvl w:ilvl="7" w:tentative="1">
+      <w:start w:val="1"/>
+      <w:numFmt w:val="bullet"/>
+      <w:lvlText w:val=""/>
+      <w:lvlJc w:val="left"/>
+      <w:pPr>
+        <w:tabs>
+          <w:tab w:val="num" w:pos="5760"/>
+        </w:tabs>
+        <w:ind w:left="5760" w:hanging="360"/>
+      </w:pPr>
+      <w:rPr>
+        <w:rFonts w:ascii="Wingdings" w:hAnsi="Wingdings" w:hint="default"/>
+        <w:sz w:val="20"/>
+      </w:rPr>
+    </w:lvl>
+    <w:lvl w:ilvl="8" w:tentative="1">
+      <w:start w:val="1"/>
+      <w:numFmt w:val="bullet"/>
+      <w:lvlText w:val=""/>
+      <w:lvlJc w:val="left"/>
+      <w:pPr>
+        <w:tabs>
+          <w:tab w:val="num" w:pos="6480"/>
+        </w:tabs>
+        <w:ind w:left="6480" w:hanging="360"/>
+      </w:pPr>
+      <w:rPr>
+        <w:rFonts w:ascii="Wingdings" w:hAnsi="Wingdings" w:hint="default"/>
+        <w:sz w:val="20"/>
+      </w:rPr>
+    </w:lvl>
+  </w:abstractNum>
+  <w:abstractNum w:abstractNumId="17" w15:restartNumberingAfterBreak="0">
+    <w:nsid w:val="5E5A754E"/>
+    <w:multiLevelType w:val="hybridMultilevel"/>
+    <w:tmpl w:val="AC7C98BA"/>
+    <w:lvl w:ilvl="0" w:tplc="4009000F">
+      <w:start w:val="5"/>
+      <w:numFmt w:val="decimal"/>
+      <w:lvlText w:val="%1."/>
+      <w:lvlJc w:val="left"/>
+      <w:pPr>
+        <w:ind w:left="720" w:hanging="360"/>
+      </w:pPr>
+      <w:rPr>
+        <w:rFonts w:hint="default"/>
+      </w:rPr>
+    </w:lvl>
+    <w:lvl w:ilvl="1" w:tplc="40090019" w:tentative="1">
+      <w:start w:val="1"/>
+      <w:numFmt w:val="lowerLetter"/>
+      <w:lvlText w:val="%2."/>
+      <w:lvlJc w:val="left"/>
+      <w:pPr>
+        <w:ind w:left="1440" w:hanging="360"/>
+      </w:pPr>
+    </w:lvl>
+    <w:lvl w:ilvl="2" w:tplc="4009001B" w:tentative="1">
+      <w:start w:val="1"/>
+      <w:numFmt w:val="lowerRoman"/>
+      <w:lvlText w:val="%3."/>
+      <w:lvlJc w:val="right"/>
+      <w:pPr>
+        <w:ind w:left="2160" w:hanging="180"/>
+      </w:pPr>
+    </w:lvl>
+    <w:lvl w:ilvl="3" w:tplc="4009000F" w:tentative="1">
+      <w:start w:val="1"/>
+      <w:numFmt w:val="decimal"/>
+      <w:lvlText w:val="%4."/>
+      <w:lvlJc w:val="left"/>
+      <w:pPr>
+        <w:ind w:left="2880" w:hanging="360"/>
+      </w:pPr>
+    </w:lvl>
+    <w:lvl w:ilvl="4" w:tplc="40090019" w:tentative="1">
+      <w:start w:val="1"/>
+      <w:numFmt w:val="lowerLetter"/>
+      <w:lvlText w:val="%5."/>
+      <w:lvlJc w:val="left"/>
+      <w:pPr>
+        <w:ind w:left="3600" w:hanging="360"/>
+      </w:pPr>
+    </w:lvl>
+    <w:lvl w:ilvl="5" w:tplc="4009001B" w:tentative="1">
+      <w:start w:val="1"/>
+      <w:numFmt w:val="lowerRoman"/>
+      <w:lvlText w:val="%6."/>
+      <w:lvlJc w:val="right"/>
+      <w:pPr>
+        <w:ind w:left="4320" w:hanging="180"/>
+      </w:pPr>
+    </w:lvl>
+    <w:lvl w:ilvl="6" w:tplc="4009000F" w:tentative="1">
+      <w:start w:val="1"/>
+      <w:numFmt w:val="decimal"/>
+      <w:lvlText w:val="%7."/>
+      <w:lvlJc w:val="left"/>
+      <w:pPr>
+        <w:ind w:left="5040" w:hanging="360"/>
+      </w:pPr>
+    </w:lvl>
+    <w:lvl w:ilvl="7" w:tplc="40090019" w:tentative="1">
+      <w:start w:val="1"/>
+      <w:numFmt w:val="lowerLetter"/>
+      <w:lvlText w:val="%8."/>
+      <w:lvlJc w:val="left"/>
+      <w:pPr>
+        <w:ind w:left="5760" w:hanging="360"/>
+      </w:pPr>
+    </w:lvl>
+    <w:lvl w:ilvl="8" w:tplc="4009001B" w:tentative="1">
+      <w:start w:val="1"/>
+      <w:numFmt w:val="lowerRoman"/>
+      <w:lvlText w:val="%9."/>
+      <w:lvlJc w:val="right"/>
+      <w:pPr>
+        <w:ind w:left="6480" w:hanging="180"/>
+      </w:pPr>
+    </w:lvl>
+  </w:abstractNum>
+  <w:abstractNum w:abstractNumId="18" w15:restartNumberingAfterBreak="0">
     <w:nsid w:val="730E3F67"/>
     <w:multiLevelType w:val="multilevel"/>
     <w:tmpl w:val="21005322"/>
@@ -5461,7 +8459,7 @@
       </w:rPr>
     </w:lvl>
   </w:abstractNum>
-  <w:abstractNum w:abstractNumId="7" w15:restartNumberingAfterBreak="0">
+  <w:abstractNum w:abstractNumId="19" w15:restartNumberingAfterBreak="0">
     <w:nsid w:val="79295975"/>
     <w:multiLevelType w:val="multilevel"/>
     <w:tmpl w:val="5AAE2A1C"/>
@@ -5610,7 +8608,7 @@
       </w:rPr>
     </w:lvl>
   </w:abstractNum>
-  <w:abstractNum w:abstractNumId="8" w15:restartNumberingAfterBreak="0">
+  <w:abstractNum w:abstractNumId="20" w15:restartNumberingAfterBreak="0">
     <w:nsid w:val="7A322ACE"/>
     <w:multiLevelType w:val="multilevel"/>
     <w:tmpl w:val="95C2C676"/>
@@ -5763,28 +8761,64 @@
     <w:abstractNumId w:val="0"/>
   </w:num>
   <w:num w:numId="2" w16cid:durableId="1735740834">
+    <w:abstractNumId w:val="18"/>
+  </w:num>
+  <w:num w:numId="3" w16cid:durableId="722414508">
+    <w:abstractNumId w:val="3"/>
+  </w:num>
+  <w:num w:numId="4" w16cid:durableId="1337535880">
     <w:abstractNumId w:val="6"/>
   </w:num>
-  <w:num w:numId="3" w16cid:durableId="722414508">
+  <w:num w:numId="5" w16cid:durableId="525366850">
+    <w:abstractNumId w:val="20"/>
+  </w:num>
+  <w:num w:numId="6" w16cid:durableId="1016885387">
+    <w:abstractNumId w:val="10"/>
+  </w:num>
+  <w:num w:numId="7" w16cid:durableId="821384471">
     <w:abstractNumId w:val="2"/>
   </w:num>
-  <w:num w:numId="4" w16cid:durableId="1337535880">
-    <w:abstractNumId w:val="3"/>
+  <w:num w:numId="8" w16cid:durableId="2030256866">
+    <w:abstractNumId w:val="19"/>
   </w:num>
-  <w:num w:numId="5" w16cid:durableId="525366850">
-    <w:abstractNumId w:val="8"/>
+  <w:num w:numId="9" w16cid:durableId="1995602255">
+    <w:abstractNumId w:val="12"/>
   </w:num>
-  <w:num w:numId="6" w16cid:durableId="1016885387">
+  <w:num w:numId="10" w16cid:durableId="1863976444">
+    <w:abstractNumId w:val="9"/>
+  </w:num>
+  <w:num w:numId="11" w16cid:durableId="994917612">
+    <w:abstractNumId w:val="5"/>
+  </w:num>
+  <w:num w:numId="12" w16cid:durableId="1960257051">
+    <w:abstractNumId w:val="14"/>
+  </w:num>
+  <w:num w:numId="13" w16cid:durableId="875506969">
+    <w:abstractNumId w:val="13"/>
+  </w:num>
+  <w:num w:numId="14" w16cid:durableId="515272139">
+    <w:abstractNumId w:val="11"/>
+  </w:num>
+  <w:num w:numId="15" w16cid:durableId="1770469611">
+    <w:abstractNumId w:val="17"/>
+  </w:num>
+  <w:num w:numId="16" w16cid:durableId="1434324657">
     <w:abstractNumId w:val="4"/>
   </w:num>
-  <w:num w:numId="7" w16cid:durableId="821384471">
+  <w:num w:numId="17" w16cid:durableId="80760901">
+    <w:abstractNumId w:val="15"/>
+  </w:num>
+  <w:num w:numId="18" w16cid:durableId="348795352">
+    <w:abstractNumId w:val="7"/>
+  </w:num>
+  <w:num w:numId="19" w16cid:durableId="276765597">
+    <w:abstractNumId w:val="16"/>
+  </w:num>
+  <w:num w:numId="20" w16cid:durableId="1971978984">
     <w:abstractNumId w:val="1"/>
   </w:num>
-  <w:num w:numId="8" w16cid:durableId="2030256866">
-    <w:abstractNumId w:val="7"/>
-  </w:num>
-  <w:num w:numId="9" w16cid:durableId="1995602255">
-    <w:abstractNumId w:val="5"/>
+  <w:num w:numId="21" w16cid:durableId="1241404667">
+    <w:abstractNumId w:val="8"/>
   </w:num>
 </w:numbering>
 </file>

--- a/Interview_Preparation.docx
+++ b/Interview_Preparation.docx
@@ -11,6 +11,192 @@
         </w:numPr>
       </w:pPr>
       <w:r>
+        <w:t>What is CI/CD and why is it important?</w:t>
+      </w:r>
+    </w:p>
+    <w:p>
+      <w:r>
+        <w:rPr>
+          <w:b/>
+          <w:bCs/>
+        </w:rPr>
+        <w:t>CI/CD</w:t>
+      </w:r>
+      <w:r>
+        <w:t xml:space="preserve"> stands for </w:t>
+      </w:r>
+      <w:r>
+        <w:rPr>
+          <w:b/>
+          <w:bCs/>
+        </w:rPr>
+        <w:t>Continuous Integration</w:t>
+      </w:r>
+      <w:r>
+        <w:t xml:space="preserve"> and </w:t>
+      </w:r>
+      <w:r>
+        <w:rPr>
+          <w:b/>
+          <w:bCs/>
+        </w:rPr>
+        <w:t>Continuous Delivery</w:t>
+      </w:r>
+      <w:r>
+        <w:t xml:space="preserve"> (or Deployment). It is the backbone of modern DevOps, acting as a "pipeline" that automates the journey of code from a developer's laptop to the live production environment.</w:t>
+      </w:r>
+    </w:p>
+    <w:p>
+      <w:pPr>
+        <w:rPr>
+          <w:b/>
+          <w:bCs/>
+        </w:rPr>
+      </w:pPr>
+      <w:r>
+        <w:rPr>
+          <w:b/>
+          <w:bCs/>
+        </w:rPr>
+        <w:t>Continuous Integration (CI)</w:t>
+      </w:r>
+    </w:p>
+    <w:p>
+      <w:r>
+        <w:t>CI focuses on the early stage of the development cycle. Instead of developers working in isolation for weeks, they "integrate" their code into a shared repository (like GitHub or GitLab) multiple times a day.</w:t>
+      </w:r>
+    </w:p>
+    <w:p>
+      <w:pPr>
+        <w:numPr>
+          <w:ilvl w:val="0"/>
+          <w:numId w:val="22"/>
+        </w:numPr>
+      </w:pPr>
+      <w:r>
+        <w:rPr>
+          <w:b/>
+          <w:bCs/>
+        </w:rPr>
+        <w:t>The Process:</w:t>
+      </w:r>
+      <w:r>
+        <w:t xml:space="preserve"> Every time a developer "pushes" code, an automated build and test sequence is triggered.</w:t>
+      </w:r>
+    </w:p>
+    <w:p>
+      <w:pPr>
+        <w:numPr>
+          <w:ilvl w:val="0"/>
+          <w:numId w:val="22"/>
+        </w:numPr>
+      </w:pPr>
+      <w:r>
+        <w:rPr>
+          <w:b/>
+          <w:bCs/>
+        </w:rPr>
+        <w:t>The Goal:</w:t>
+      </w:r>
+      <w:r>
+        <w:t xml:space="preserve"> To catch bugs and integration </w:t>
+      </w:r>
+      <w:r>
+        <w:t>issues</w:t>
+      </w:r>
+      <w:r>
+        <w:t xml:space="preserve"> early. If the new code breaks existing features, the team knows </w:t>
+      </w:r>
+      <w:r>
+        <w:t>very early</w:t>
+      </w:r>
+      <w:r>
+        <w:t>.</w:t>
+      </w:r>
+    </w:p>
+    <w:p>
+      <w:pPr>
+        <w:numPr>
+          <w:ilvl w:val="0"/>
+          <w:numId w:val="22"/>
+        </w:numPr>
+      </w:pPr>
+      <w:r>
+        <w:rPr>
+          <w:b/>
+          <w:bCs/>
+        </w:rPr>
+        <w:t>Tools:</w:t>
+      </w:r>
+      <w:r>
+        <w:t xml:space="preserve"> Jenkins, GitHub Actions, GitLab CI.</w:t>
+      </w:r>
+    </w:p>
+    <w:p>
+      <w:pPr>
+        <w:rPr>
+          <w:b/>
+          <w:bCs/>
+        </w:rPr>
+      </w:pPr>
+      <w:r>
+        <w:rPr>
+          <w:b/>
+          <w:bCs/>
+        </w:rPr>
+        <w:t>Continuous Delivery vs. Deployment (CD)</w:t>
+      </w:r>
+    </w:p>
+    <w:p>
+      <w:pPr>
+        <w:pStyle w:val="NormalWeb"/>
+      </w:pPr>
+      <w:r>
+        <w:t>This is the second half of the pipeline. It ensures that the code which passed CI is ready to be released.</w:t>
+      </w:r>
+    </w:p>
+    <w:p>
+      <w:pPr>
+        <w:pStyle w:val="NormalWeb"/>
+      </w:pPr>
+      <w:r>
+        <w:rPr>
+          <w:b/>
+          <w:bCs/>
+        </w:rPr>
+        <w:t>Continuous Delivery</w:t>
+      </w:r>
+      <w:r>
+        <w:t>:</w:t>
+      </w:r>
+    </w:p>
+    <w:p>
+      <w:pPr>
+        <w:numPr>
+          <w:ilvl w:val="0"/>
+          <w:numId w:val="22"/>
+        </w:numPr>
+      </w:pPr>
+      <w:r>
+        <w:rPr>
+          <w:rFonts w:ascii="Times New Roman" w:eastAsia="Times New Roman" w:hAnsi="Times New Roman" w:cs="Times New Roman"/>
+          <w:kern w:val="0"/>
+          <w:lang w:eastAsia="en-IN"/>
+          <w14:ligatures w14:val="none"/>
+        </w:rPr>
+        <w:t>Continuous Delivery (CD) is a software engineering practice where code changes are automatically built, tested, and prepared for release so that software can be deployed to production at any time in a reliable, repeatable way. It emphasizes automation, short cycles, and incremental updates to reduce risk and speed up delivery.</w:t>
+      </w:r>
+    </w:p>
+    <w:p/>
+    <w:p>
+      <w:pPr>
+        <w:pStyle w:val="Heading2"/>
+        <w:numPr>
+          <w:ilvl w:val="0"/>
+          <w:numId w:val="1"/>
+        </w:numPr>
+      </w:pPr>
+      <w:r>
         <w:t>Interview Question: What is the difference between ENTRYPOINT and CMD</w:t>
       </w:r>
       <w:r>
@@ -109,6 +295,7 @@
           <w:b/>
           <w:bCs/>
         </w:rPr>
+        <w:lastRenderedPageBreak/>
         <w:t>CMD</w:t>
       </w:r>
       <w:r>
@@ -553,7 +740,6 @@
         <w:pStyle w:val="ListParagraph"/>
       </w:pPr>
       <w:r>
-        <w:lastRenderedPageBreak/>
         <w:t>In Docker, both instructions define what command runs when a container starts, but they handle arguments differently:</w:t>
       </w:r>
     </w:p>
@@ -661,12 +847,10 @@
         <w:t xml:space="preserve"># </w:t>
       </w:r>
       <w:proofErr w:type="spellStart"/>
-      <w:proofErr w:type="gramStart"/>
       <w:r>
         <w:t>sys.argv</w:t>
       </w:r>
       <w:proofErr w:type="spellEnd"/>
-      <w:proofErr w:type="gramEnd"/>
       <w:r>
         <w:t>[1] captures the first argument passed to the script</w:t>
       </w:r>
@@ -688,12 +872,10 @@
         <w:t>(</w:t>
       </w:r>
       <w:proofErr w:type="spellStart"/>
-      <w:proofErr w:type="gramStart"/>
       <w:r>
         <w:t>sys.argv</w:t>
       </w:r>
       <w:proofErr w:type="spellEnd"/>
-      <w:proofErr w:type="gramEnd"/>
       <w:r>
         <w:t>) &gt; 1:</w:t>
       </w:r>
@@ -703,12 +885,10 @@
         <w:pStyle w:val="ListParagraph"/>
         <w:ind w:left="1440"/>
       </w:pPr>
-      <w:proofErr w:type="gramStart"/>
       <w:r>
         <w:t>print(</w:t>
       </w:r>
       <w:proofErr w:type="spellStart"/>
-      <w:proofErr w:type="gramEnd"/>
       <w:r>
         <w:t>f"Hello</w:t>
       </w:r>
@@ -717,12 +897,10 @@
         <w:t>, {</w:t>
       </w:r>
       <w:proofErr w:type="spellStart"/>
-      <w:proofErr w:type="gramStart"/>
       <w:r>
         <w:t>sys.argv</w:t>
       </w:r>
       <w:proofErr w:type="spellEnd"/>
-      <w:proofErr w:type="gramEnd"/>
       <w:r>
         <w:t>[1]}! This is your container speaking.")</w:t>
       </w:r>
@@ -733,6 +911,7 @@
         <w:ind w:left="1440"/>
       </w:pPr>
       <w:r>
+        <w:lastRenderedPageBreak/>
         <w:t>else:</w:t>
       </w:r>
     </w:p>
@@ -741,13 +920,8 @@
         <w:pStyle w:val="ListParagraph"/>
         <w:ind w:left="1440"/>
       </w:pPr>
-      <w:proofErr w:type="gramStart"/>
-      <w:r>
-        <w:t>print(</w:t>
-      </w:r>
-      <w:proofErr w:type="gramEnd"/>
-      <w:r>
-        <w:t>"Hello! You didn't provide a name.")</w:t>
+      <w:r>
+        <w:t>print("Hello! You didn't provide a name.")</w:t>
       </w:r>
     </w:p>
     <w:p>
@@ -827,13 +1001,8 @@
         <w:ind w:left="1440"/>
       </w:pPr>
       <w:r>
-        <w:t xml:space="preserve">COPY </w:t>
-      </w:r>
-      <w:proofErr w:type="gramStart"/>
-      <w:r>
-        <w:t>app.py .</w:t>
-      </w:r>
-      <w:proofErr w:type="gramEnd"/>
+        <w:t>COPY app.py .</w:t>
+      </w:r>
     </w:p>
     <w:p>
       <w:pPr>
@@ -925,13 +1094,8 @@
         </w:rPr>
       </w:pPr>
       <w:r>
-        <w:t>docker build -t my-greeting-</w:t>
-      </w:r>
-      <w:proofErr w:type="gramStart"/>
-      <w:r>
-        <w:t>tool .</w:t>
-      </w:r>
-      <w:proofErr w:type="gramEnd"/>
+        <w:t>docker build -t my-greeting-tool .</w:t>
+      </w:r>
     </w:p>
     <w:p>
       <w:pPr>
@@ -1121,7 +1285,6 @@
         </w:numPr>
       </w:pPr>
       <w:r>
-        <w:lastRenderedPageBreak/>
         <w:t>Use ENTRYPOINT when you want the container to behave like a specific executable (e.g., a web server or a CLI tool). It makes the container's purpose "fixed."</w:t>
       </w:r>
     </w:p>
@@ -1158,15 +1321,7 @@
         </w:numPr>
       </w:pPr>
       <w:r>
-        <w:t xml:space="preserve">If you are a complete </w:t>
-      </w:r>
-      <w:proofErr w:type="gramStart"/>
-      <w:r>
-        <w:t>beginner</w:t>
-      </w:r>
-      <w:proofErr w:type="gramEnd"/>
-      <w:r>
-        <w:t xml:space="preserve"> then follow the below steps in the Visual Studio Code:</w:t>
+        <w:t>If you are a complete beginner then follow the below steps in the Visual Studio Code:</w:t>
       </w:r>
     </w:p>
     <w:p>
@@ -1236,6 +1391,7 @@
         </w:numPr>
       </w:pPr>
       <w:r>
+        <w:lastRenderedPageBreak/>
         <w:t xml:space="preserve">add a new app.py file in this </w:t>
       </w:r>
       <w:proofErr w:type="spellStart"/>
@@ -1295,22 +1451,18 @@
         <w:t xml:space="preserve"># </w:t>
       </w:r>
       <w:proofErr w:type="spellStart"/>
-      <w:proofErr w:type="gramStart"/>
       <w:r>
         <w:t>sys.argv</w:t>
       </w:r>
       <w:proofErr w:type="spellEnd"/>
-      <w:proofErr w:type="gramEnd"/>
       <w:r>
         <w:t xml:space="preserve">[0] is the script name, </w:t>
       </w:r>
       <w:proofErr w:type="spellStart"/>
-      <w:proofErr w:type="gramStart"/>
       <w:r>
         <w:t>sys.argv</w:t>
       </w:r>
       <w:proofErr w:type="spellEnd"/>
-      <w:proofErr w:type="gramEnd"/>
       <w:r>
         <w:t>[1] is the first argument</w:t>
       </w:r>
@@ -1335,12 +1487,10 @@
         <w:t>(</w:t>
       </w:r>
       <w:proofErr w:type="spellStart"/>
-      <w:proofErr w:type="gramStart"/>
       <w:r>
         <w:t>sys.argv</w:t>
       </w:r>
       <w:proofErr w:type="spellEnd"/>
-      <w:proofErr w:type="gramEnd"/>
       <w:r>
         <w:t>) &gt; 1:</w:t>
       </w:r>
@@ -1354,14 +1504,9 @@
         </w:numPr>
       </w:pPr>
       <w:r>
-        <w:t xml:space="preserve">    </w:t>
-      </w:r>
-      <w:proofErr w:type="gramStart"/>
-      <w:r>
-        <w:t>print(</w:t>
+        <w:t xml:space="preserve">    print(</w:t>
       </w:r>
       <w:proofErr w:type="spellStart"/>
-      <w:proofErr w:type="gramEnd"/>
       <w:r>
         <w:t>f"Hello</w:t>
       </w:r>
@@ -1370,12 +1515,10 @@
         <w:t>, {</w:t>
       </w:r>
       <w:proofErr w:type="spellStart"/>
-      <w:proofErr w:type="gramStart"/>
       <w:r>
         <w:t>sys.argv</w:t>
       </w:r>
       <w:proofErr w:type="spellEnd"/>
-      <w:proofErr w:type="gramEnd"/>
       <w:r>
         <w:t>[1]}! This is your container speaking.")</w:t>
       </w:r>
@@ -1401,15 +1544,7 @@
         </w:numPr>
       </w:pPr>
       <w:r>
-        <w:t xml:space="preserve">    </w:t>
-      </w:r>
-      <w:proofErr w:type="gramStart"/>
-      <w:r>
-        <w:t>print(</w:t>
-      </w:r>
-      <w:proofErr w:type="gramEnd"/>
-      <w:r>
-        <w:t xml:space="preserve">"Hello! You didn't provide a name.") </w:t>
+        <w:t xml:space="preserve">    print("Hello! You didn't provide a name.") </w:t>
       </w:r>
     </w:p>
     <w:p>
@@ -1514,13 +1649,8 @@
         </w:numPr>
       </w:pPr>
       <w:r>
-        <w:t xml:space="preserve">COPY </w:t>
-      </w:r>
-      <w:proofErr w:type="gramStart"/>
-      <w:r>
-        <w:t>app.py .</w:t>
-      </w:r>
-      <w:proofErr w:type="gramEnd"/>
+        <w:t>COPY app.py .</w:t>
+      </w:r>
     </w:p>
     <w:p>
       <w:pPr>
@@ -1619,15 +1749,7 @@
         </w:numPr>
       </w:pPr>
       <w:r>
-        <w:t>type and run the command "docker build -t my-greeting-</w:t>
-      </w:r>
-      <w:proofErr w:type="gramStart"/>
-      <w:r>
-        <w:t>tool .</w:t>
-      </w:r>
-      <w:proofErr w:type="gramEnd"/>
-      <w:r>
-        <w:t>"</w:t>
+        <w:t>type and run the command "docker build -t my-greeting-tool ."</w:t>
       </w:r>
     </w:p>
     <w:p>
@@ -1639,7 +1761,6 @@
         </w:numPr>
       </w:pPr>
       <w:r>
-        <w:lastRenderedPageBreak/>
         <w:t>with the above command we are going to build a new docker image. you can check it using "docker images" command</w:t>
       </w:r>
     </w:p>
@@ -1772,6 +1893,7 @@
         </w:numPr>
       </w:pPr>
       <w:r>
+        <w:lastRenderedPageBreak/>
         <w:t>########################################################################</w:t>
       </w:r>
     </w:p>
@@ -1839,13 +1961,8 @@
           <w:numId w:val="1"/>
         </w:numPr>
       </w:pPr>
-      <w:proofErr w:type="gramStart"/>
-      <w:r>
-        <w:t>So</w:t>
-      </w:r>
-      <w:proofErr w:type="gramEnd"/>
-      <w:r>
-        <w:t xml:space="preserve"> this is what the difference between ENTRYPOINT and CMD</w:t>
+      <w:r>
+        <w:t>So this is what the difference between ENTRYPOINT and CMD</w:t>
       </w:r>
     </w:p>
     <w:p>
@@ -2013,7 +2130,6 @@
           <w:b/>
           <w:bCs/>
         </w:rPr>
-        <w:lastRenderedPageBreak/>
         <w:t>2. AWS CLI (Command Line Interface)</w:t>
       </w:r>
     </w:p>
@@ -2144,6 +2260,7 @@
     </w:p>
     <w:p>
       <w:r>
+        <w:lastRenderedPageBreak/>
         <w:t>SDKs are sets of libraries provided for specific programming languages (like Python's boto3, Java, or JavaScript). They allow you to integrate IAM management directly into your application's code.</w:t>
       </w:r>
     </w:p>
@@ -2248,24 +2365,14 @@
     </w:p>
     <w:p>
       <w:proofErr w:type="spellStart"/>
-      <w:proofErr w:type="gramStart"/>
-      <w:r>
-        <w:t>iam.create</w:t>
-      </w:r>
-      <w:proofErr w:type="gramEnd"/>
-      <w:r>
-        <w:t>_</w:t>
-      </w:r>
-      <w:proofErr w:type="gramStart"/>
-      <w:r>
-        <w:t>user</w:t>
+      <w:r>
+        <w:t>iam.create_user</w:t>
       </w:r>
       <w:proofErr w:type="spellEnd"/>
       <w:r>
         <w:t>(</w:t>
       </w:r>
       <w:proofErr w:type="spellStart"/>
-      <w:proofErr w:type="gramEnd"/>
       <w:r>
         <w:t>UserName</w:t>
       </w:r>
@@ -2529,7 +2636,6 @@
                 <w:b/>
                 <w:bCs/>
               </w:rPr>
-              <w:lastRenderedPageBreak/>
               <w:t>Interaction</w:t>
             </w:r>
           </w:p>
@@ -2791,6 +2897,7 @@
     </w:p>
     <w:p>
       <w:r>
+        <w:lastRenderedPageBreak/>
         <w:t xml:space="preserve">A link is essentially a pointer that connects a filename in a directory to an </w:t>
       </w:r>
       <w:proofErr w:type="spellStart"/>
@@ -2979,7 +3086,6 @@
           <w:b/>
           <w:bCs/>
         </w:rPr>
-        <w:lastRenderedPageBreak/>
         <w:t>How the Kernel sees it:</w:t>
       </w:r>
       <w:r>
@@ -3571,6 +3677,7 @@
                 <w:b/>
                 <w:bCs/>
               </w:rPr>
+              <w:lastRenderedPageBreak/>
               <w:t>Link to Directory</w:t>
             </w:r>
           </w:p>
@@ -3820,7 +3927,6 @@
     </w:p>
     <w:p>
       <w:r>
-        <w:lastRenderedPageBreak/>
         <w:t>Once an identity is authenticated, AWS needs to determine what actions that identity is permitted to perform. This is handled through Policies</w:t>
       </w:r>
     </w:p>
@@ -4206,6 +4312,7 @@
                 <w:b/>
                 <w:bCs/>
               </w:rPr>
+              <w:lastRenderedPageBreak/>
               <w:t>AWS Tooling</w:t>
             </w:r>
           </w:p>
@@ -4496,15 +4603,7 @@
         <w:t>Allow</w:t>
       </w:r>
       <w:r>
-        <w:t xml:space="preserve"> for the specific action you are trying to take (e.g., s</w:t>
-      </w:r>
-      <w:proofErr w:type="gramStart"/>
-      <w:r>
-        <w:t>3:GetObject</w:t>
-      </w:r>
-      <w:proofErr w:type="gramEnd"/>
-      <w:r>
-        <w:t>).</w:t>
+        <w:t xml:space="preserve"> for the specific action you are trying to take (e.g., s3:GetObject).</w:t>
       </w:r>
     </w:p>
     <w:p>
@@ -4547,7 +4646,6 @@
     </w:p>
     <w:p>
       <w:r>
-        <w:lastRenderedPageBreak/>
         <w:t xml:space="preserve">In your DevOps work—especially when building CI/CD pipelines with Jenkins or Terraform—you'll mostly be dealing with </w:t>
       </w:r>
       <w:r>
@@ -4633,6 +4731,7 @@
           <w:b/>
           <w:bCs/>
         </w:rPr>
+        <w:lastRenderedPageBreak/>
         <w:t>The Disadvantage (The "Pain"):</w:t>
       </w:r>
       <w:r>
@@ -4646,15 +4745,7 @@
         <w:t>Downtime.</w:t>
       </w:r>
       <w:r>
-        <w:t xml:space="preserve"> The duration of the outage depends on how long your application takes to boot up. If Version 2 fails to start, you </w:t>
-      </w:r>
-      <w:proofErr w:type="gramStart"/>
-      <w:r>
-        <w:t>have to</w:t>
-      </w:r>
-      <w:proofErr w:type="gramEnd"/>
-      <w:r>
-        <w:t xml:space="preserve"> reinstall Version 1, extending the downtime further.</w:t>
+        <w:t xml:space="preserve"> The duration of the outage depends on how long your application takes to boot up. If Version 2 fails to start, you have to reinstall Version 1, extending the downtime further.</w:t>
       </w:r>
     </w:p>
     <w:p>
@@ -4678,7 +4769,7 @@
     <w:p>
       <w:r>
         <w:pict w14:anchorId="12825235">
-          <v:rect id="_x0000_i1063" style="width:0;height:1.5pt" o:hralign="center" o:hrstd="t" o:hr="t" fillcolor="#a0a0a0" stroked="f"/>
+          <v:rect id="_x0000_i1027" style="width:0;height:1.5pt" o:hralign="center" o:hrstd="t" o:hr="t" fillcolor="#a0a0a0" stroked="f"/>
         </w:pict>
       </w:r>
     </w:p>
@@ -4745,15 +4836,7 @@
         <w:t>Version Mismatch &amp; No Easy Rollback.</w:t>
       </w:r>
       <w:r>
-        <w:t xml:space="preserve"> During the rollout, your Load Balancer is sending traffic to both V1 and V2. This is a nightmare if V2 has a bug, because 20% of your users are getting errors while 80% are fine. To "fix" it, you </w:t>
-      </w:r>
-      <w:proofErr w:type="gramStart"/>
-      <w:r>
-        <w:t>have to</w:t>
-      </w:r>
-      <w:proofErr w:type="gramEnd"/>
-      <w:r>
-        <w:t xml:space="preserve"> perform another rolling update back to V1, which takes time.</w:t>
+        <w:t xml:space="preserve"> During the rollout, your Load Balancer is sending traffic to both V1 and V2. This is a nightmare if V2 has a bug, because 20% of your users are getting errors while 80% are fine. To "fix" it, you have to perform another rolling update back to V1, which takes time.</w:t>
       </w:r>
     </w:p>
     <w:p>
@@ -4793,7 +4876,7 @@
     <w:p>
       <w:r>
         <w:pict w14:anchorId="2C9887D5">
-          <v:rect id="_x0000_i1064" style="width:0;height:1.5pt" o:hralign="center" o:hrstd="t" o:hr="t" fillcolor="#a0a0a0" stroked="f"/>
+          <v:rect id="_x0000_i1028" style="width:0;height:1.5pt" o:hralign="center" o:hrstd="t" o:hr="t" fillcolor="#a0a0a0" stroked="f"/>
         </w:pict>
       </w:r>
     </w:p>
@@ -4834,7 +4917,6 @@
       <w:r>
         <w:t xml:space="preserve"> You have a </w:t>
       </w:r>
-      <w:proofErr w:type="gramStart"/>
       <w:r>
         <w:rPr>
           <w:b/>
@@ -4842,11 +4924,9 @@
         </w:rPr>
         <w:t>Blue</w:t>
       </w:r>
-      <w:proofErr w:type="gramEnd"/>
       <w:r>
         <w:t xml:space="preserve"> fleet (V1) and a </w:t>
       </w:r>
-      <w:proofErr w:type="gramStart"/>
       <w:r>
         <w:rPr>
           <w:b/>
@@ -4854,7 +4934,6 @@
         </w:rPr>
         <w:t>Green</w:t>
       </w:r>
-      <w:proofErr w:type="gramEnd"/>
       <w:r>
         <w:t xml:space="preserve"> fleet (V2). You switch 100% of the traffic at the routing layer (DNS or Load Balancer).</w:t>
       </w:r>
@@ -4871,7 +4950,6 @@
           <w:b/>
           <w:bCs/>
         </w:rPr>
-        <w:lastRenderedPageBreak/>
         <w:t>The Disadvantage (The "Pain"):</w:t>
       </w:r>
       <w:r>
@@ -4929,7 +5007,7 @@
     <w:p>
       <w:r>
         <w:pict w14:anchorId="729FC247">
-          <v:rect id="_x0000_i1065" style="width:0;height:1.5pt" o:hralign="center" o:hrstd="t" o:hr="t" fillcolor="#a0a0a0" stroked="f"/>
+          <v:rect id="_x0000_i1029" style="width:0;height:1.5pt" o:hralign="center" o:hrstd="t" o:hr="t" fillcolor="#a0a0a0" stroked="f"/>
         </w:pict>
       </w:r>
     </w:p>
@@ -4950,15 +5028,7 @@
     </w:p>
     <w:p>
       <w:r>
-        <w:t xml:space="preserve">This is the most popular modern strategy. It solves the "All-or-Nothing" risk of </w:t>
-      </w:r>
-      <w:proofErr w:type="gramStart"/>
-      <w:r>
-        <w:t>Blue-Green</w:t>
-      </w:r>
-      <w:proofErr w:type="gramEnd"/>
-      <w:r>
-        <w:t>.</w:t>
+        <w:t>This is the most popular modern strategy. It solves the "All-or-Nothing" risk of Blue-Green.</w:t>
       </w:r>
     </w:p>
     <w:p>
@@ -4973,6 +5043,7 @@
           <w:b/>
           <w:bCs/>
         </w:rPr>
+        <w:lastRenderedPageBreak/>
         <w:t>How it works:</w:t>
       </w:r>
       <w:r>
@@ -5048,7 +5119,7 @@
     <w:p>
       <w:r>
         <w:pict w14:anchorId="75ED1E11">
-          <v:rect id="_x0000_i1066" style="width:0;height:1.5pt" o:hralign="center" o:hrstd="t" o:hr="t" fillcolor="#a0a0a0" stroked="f"/>
+          <v:rect id="_x0000_i1030" style="width:0;height:1.5pt" o:hralign="center" o:hrstd="t" o:hr="t" fillcolor="#a0a0a0" stroked="f"/>
         </w:pict>
       </w:r>
     </w:p>
@@ -5125,15 +5196,7 @@
         <w:t>Side-Effect Risk.</w:t>
       </w:r>
       <w:r>
-        <w:t xml:space="preserve"> If Version 2 is an ordering service, you must ensure it doesn't </w:t>
-      </w:r>
-      <w:proofErr w:type="gramStart"/>
-      <w:r>
-        <w:t>actually process</w:t>
-      </w:r>
-      <w:proofErr w:type="gramEnd"/>
-      <w:r>
-        <w:t xml:space="preserve"> a second payment or send a second email. It requires a "mocking" layer for external API calls.</w:t>
+        <w:t xml:space="preserve"> If Version 2 is an ordering service, you must ensure it doesn't actually process a second payment or send a second email. It requires a "mocking" layer for external API calls.</w:t>
       </w:r>
     </w:p>
     <w:p>
@@ -5177,7 +5240,7 @@
     <w:p>
       <w:r>
         <w:pict w14:anchorId="24A7712E">
-          <v:rect id="_x0000_i1067" style="width:0;height:1.5pt" o:hralign="center" o:hrstd="t" o:hr="t" fillcolor="#a0a0a0" stroked="f"/>
+          <v:rect id="_x0000_i1031" style="width:0;height:1.5pt" o:hralign="center" o:hrstd="t" o:hr="t" fillcolor="#a0a0a0" stroked="f"/>
         </w:pict>
       </w:r>
     </w:p>
@@ -5198,7 +5261,6 @@
     </w:p>
     <w:p>
       <w:r>
-        <w:lastRenderedPageBreak/>
         <w:t>While the others are "deployment" strategies (IT-focused), A/B testing is a "release" strategy (Business-focused).</w:t>
       </w:r>
     </w:p>
@@ -5297,7 +5359,7 @@
     <w:p>
       <w:r>
         <w:pict w14:anchorId="46ADC70E">
-          <v:rect id="_x0000_i1068" style="width:0;height:1.5pt" o:hralign="center" o:hrstd="t" o:hr="t" fillcolor="#a0a0a0" stroked="f"/>
+          <v:rect id="_x0000_i1032" style="width:0;height:1.5pt" o:hralign="center" o:hrstd="t" o:hr="t" fillcolor="#a0a0a0" stroked="f"/>
         </w:pict>
       </w:r>
     </w:p>
@@ -5313,6 +5375,7 @@
           <w:b/>
           <w:bCs/>
         </w:rPr>
+        <w:lastRenderedPageBreak/>
         <w:t>Summary Table for Interview Flow</w:t>
       </w:r>
     </w:p>
@@ -5548,7 +5611,6 @@
             <w:hideMark/>
           </w:tcPr>
           <w:p>
-            <w:proofErr w:type="gramStart"/>
             <w:r>
               <w:rPr>
                 <w:b/>
@@ -5556,7 +5618,6 @@
               </w:rPr>
               <w:t>Blue-Green</w:t>
             </w:r>
-            <w:proofErr w:type="gramEnd"/>
           </w:p>
         </w:tc>
         <w:tc>
@@ -7775,6 +7836,155 @@
     </w:lvl>
   </w:abstractNum>
   <w:abstractNum w:abstractNumId="14" w15:restartNumberingAfterBreak="0">
+    <w:nsid w:val="4B8451B3"/>
+    <w:multiLevelType w:val="multilevel"/>
+    <w:tmpl w:val="EA30D60C"/>
+    <w:lvl w:ilvl="0">
+      <w:start w:val="1"/>
+      <w:numFmt w:val="bullet"/>
+      <w:lvlText w:val=""/>
+      <w:lvlJc w:val="left"/>
+      <w:pPr>
+        <w:tabs>
+          <w:tab w:val="num" w:pos="720"/>
+        </w:tabs>
+        <w:ind w:left="720" w:hanging="360"/>
+      </w:pPr>
+      <w:rPr>
+        <w:rFonts w:ascii="Symbol" w:hAnsi="Symbol" w:hint="default"/>
+        <w:sz w:val="20"/>
+      </w:rPr>
+    </w:lvl>
+    <w:lvl w:ilvl="1" w:tentative="1">
+      <w:start w:val="1"/>
+      <w:numFmt w:val="bullet"/>
+      <w:lvlText w:val="o"/>
+      <w:lvlJc w:val="left"/>
+      <w:pPr>
+        <w:tabs>
+          <w:tab w:val="num" w:pos="1440"/>
+        </w:tabs>
+        <w:ind w:left="1440" w:hanging="360"/>
+      </w:pPr>
+      <w:rPr>
+        <w:rFonts w:ascii="Courier New" w:hAnsi="Courier New" w:hint="default"/>
+        <w:sz w:val="20"/>
+      </w:rPr>
+    </w:lvl>
+    <w:lvl w:ilvl="2" w:tentative="1">
+      <w:start w:val="1"/>
+      <w:numFmt w:val="bullet"/>
+      <w:lvlText w:val=""/>
+      <w:lvlJc w:val="left"/>
+      <w:pPr>
+        <w:tabs>
+          <w:tab w:val="num" w:pos="2160"/>
+        </w:tabs>
+        <w:ind w:left="2160" w:hanging="360"/>
+      </w:pPr>
+      <w:rPr>
+        <w:rFonts w:ascii="Wingdings" w:hAnsi="Wingdings" w:hint="default"/>
+        <w:sz w:val="20"/>
+      </w:rPr>
+    </w:lvl>
+    <w:lvl w:ilvl="3" w:tentative="1">
+      <w:start w:val="1"/>
+      <w:numFmt w:val="bullet"/>
+      <w:lvlText w:val=""/>
+      <w:lvlJc w:val="left"/>
+      <w:pPr>
+        <w:tabs>
+          <w:tab w:val="num" w:pos="2880"/>
+        </w:tabs>
+        <w:ind w:left="2880" w:hanging="360"/>
+      </w:pPr>
+      <w:rPr>
+        <w:rFonts w:ascii="Wingdings" w:hAnsi="Wingdings" w:hint="default"/>
+        <w:sz w:val="20"/>
+      </w:rPr>
+    </w:lvl>
+    <w:lvl w:ilvl="4" w:tentative="1">
+      <w:start w:val="1"/>
+      <w:numFmt w:val="bullet"/>
+      <w:lvlText w:val=""/>
+      <w:lvlJc w:val="left"/>
+      <w:pPr>
+        <w:tabs>
+          <w:tab w:val="num" w:pos="3600"/>
+        </w:tabs>
+        <w:ind w:left="3600" w:hanging="360"/>
+      </w:pPr>
+      <w:rPr>
+        <w:rFonts w:ascii="Wingdings" w:hAnsi="Wingdings" w:hint="default"/>
+        <w:sz w:val="20"/>
+      </w:rPr>
+    </w:lvl>
+    <w:lvl w:ilvl="5" w:tentative="1">
+      <w:start w:val="1"/>
+      <w:numFmt w:val="bullet"/>
+      <w:lvlText w:val=""/>
+      <w:lvlJc w:val="left"/>
+      <w:pPr>
+        <w:tabs>
+          <w:tab w:val="num" w:pos="4320"/>
+        </w:tabs>
+        <w:ind w:left="4320" w:hanging="360"/>
+      </w:pPr>
+      <w:rPr>
+        <w:rFonts w:ascii="Wingdings" w:hAnsi="Wingdings" w:hint="default"/>
+        <w:sz w:val="20"/>
+      </w:rPr>
+    </w:lvl>
+    <w:lvl w:ilvl="6" w:tentative="1">
+      <w:start w:val="1"/>
+      <w:numFmt w:val="bullet"/>
+      <w:lvlText w:val=""/>
+      <w:lvlJc w:val="left"/>
+      <w:pPr>
+        <w:tabs>
+          <w:tab w:val="num" w:pos="5040"/>
+        </w:tabs>
+        <w:ind w:left="5040" w:hanging="360"/>
+      </w:pPr>
+      <w:rPr>
+        <w:rFonts w:ascii="Wingdings" w:hAnsi="Wingdings" w:hint="default"/>
+        <w:sz w:val="20"/>
+      </w:rPr>
+    </w:lvl>
+    <w:lvl w:ilvl="7" w:tentative="1">
+      <w:start w:val="1"/>
+      <w:numFmt w:val="bullet"/>
+      <w:lvlText w:val=""/>
+      <w:lvlJc w:val="left"/>
+      <w:pPr>
+        <w:tabs>
+          <w:tab w:val="num" w:pos="5760"/>
+        </w:tabs>
+        <w:ind w:left="5760" w:hanging="360"/>
+      </w:pPr>
+      <w:rPr>
+        <w:rFonts w:ascii="Wingdings" w:hAnsi="Wingdings" w:hint="default"/>
+        <w:sz w:val="20"/>
+      </w:rPr>
+    </w:lvl>
+    <w:lvl w:ilvl="8" w:tentative="1">
+      <w:start w:val="1"/>
+      <w:numFmt w:val="bullet"/>
+      <w:lvlText w:val=""/>
+      <w:lvlJc w:val="left"/>
+      <w:pPr>
+        <w:tabs>
+          <w:tab w:val="num" w:pos="6480"/>
+        </w:tabs>
+        <w:ind w:left="6480" w:hanging="360"/>
+      </w:pPr>
+      <w:rPr>
+        <w:rFonts w:ascii="Wingdings" w:hAnsi="Wingdings" w:hint="default"/>
+        <w:sz w:val="20"/>
+      </w:rPr>
+    </w:lvl>
+  </w:abstractNum>
+  <w:abstractNum w:abstractNumId="15" w15:restartNumberingAfterBreak="0">
     <w:nsid w:val="4E640752"/>
     <w:multiLevelType w:val="multilevel"/>
     <w:tmpl w:val="2E0CCCCA"/>
@@ -7923,7 +8133,7 @@
       </w:rPr>
     </w:lvl>
   </w:abstractNum>
-  <w:abstractNum w:abstractNumId="15" w15:restartNumberingAfterBreak="0">
+  <w:abstractNum w:abstractNumId="16" w15:restartNumberingAfterBreak="0">
     <w:nsid w:val="4FE36CB2"/>
     <w:multiLevelType w:val="multilevel"/>
     <w:tmpl w:val="50F4FA46"/>
@@ -8072,7 +8282,7 @@
       </w:rPr>
     </w:lvl>
   </w:abstractNum>
-  <w:abstractNum w:abstractNumId="16" w15:restartNumberingAfterBreak="0">
+  <w:abstractNum w:abstractNumId="17" w15:restartNumberingAfterBreak="0">
     <w:nsid w:val="55A96ADB"/>
     <w:multiLevelType w:val="multilevel"/>
     <w:tmpl w:val="5D76113A"/>
@@ -8221,7 +8431,7 @@
       </w:rPr>
     </w:lvl>
   </w:abstractNum>
-  <w:abstractNum w:abstractNumId="17" w15:restartNumberingAfterBreak="0">
+  <w:abstractNum w:abstractNumId="18" w15:restartNumberingAfterBreak="0">
     <w:nsid w:val="5E5A754E"/>
     <w:multiLevelType w:val="hybridMultilevel"/>
     <w:tmpl w:val="AC7C98BA"/>
@@ -8310,7 +8520,7 @@
       </w:pPr>
     </w:lvl>
   </w:abstractNum>
-  <w:abstractNum w:abstractNumId="18" w15:restartNumberingAfterBreak="0">
+  <w:abstractNum w:abstractNumId="19" w15:restartNumberingAfterBreak="0">
     <w:nsid w:val="730E3F67"/>
     <w:multiLevelType w:val="multilevel"/>
     <w:tmpl w:val="21005322"/>
@@ -8459,7 +8669,156 @@
       </w:rPr>
     </w:lvl>
   </w:abstractNum>
-  <w:abstractNum w:abstractNumId="19" w15:restartNumberingAfterBreak="0">
+  <w:abstractNum w:abstractNumId="20" w15:restartNumberingAfterBreak="0">
+    <w:nsid w:val="78BC2672"/>
+    <w:multiLevelType w:val="multilevel"/>
+    <w:tmpl w:val="28548814"/>
+    <w:lvl w:ilvl="0">
+      <w:start w:val="1"/>
+      <w:numFmt w:val="bullet"/>
+      <w:lvlText w:val=""/>
+      <w:lvlJc w:val="left"/>
+      <w:pPr>
+        <w:tabs>
+          <w:tab w:val="num" w:pos="720"/>
+        </w:tabs>
+        <w:ind w:left="720" w:hanging="360"/>
+      </w:pPr>
+      <w:rPr>
+        <w:rFonts w:ascii="Symbol" w:hAnsi="Symbol" w:hint="default"/>
+        <w:sz w:val="20"/>
+      </w:rPr>
+    </w:lvl>
+    <w:lvl w:ilvl="1" w:tentative="1">
+      <w:start w:val="1"/>
+      <w:numFmt w:val="bullet"/>
+      <w:lvlText w:val="o"/>
+      <w:lvlJc w:val="left"/>
+      <w:pPr>
+        <w:tabs>
+          <w:tab w:val="num" w:pos="1440"/>
+        </w:tabs>
+        <w:ind w:left="1440" w:hanging="360"/>
+      </w:pPr>
+      <w:rPr>
+        <w:rFonts w:ascii="Courier New" w:hAnsi="Courier New" w:hint="default"/>
+        <w:sz w:val="20"/>
+      </w:rPr>
+    </w:lvl>
+    <w:lvl w:ilvl="2" w:tentative="1">
+      <w:start w:val="1"/>
+      <w:numFmt w:val="bullet"/>
+      <w:lvlText w:val=""/>
+      <w:lvlJc w:val="left"/>
+      <w:pPr>
+        <w:tabs>
+          <w:tab w:val="num" w:pos="2160"/>
+        </w:tabs>
+        <w:ind w:left="2160" w:hanging="360"/>
+      </w:pPr>
+      <w:rPr>
+        <w:rFonts w:ascii="Wingdings" w:hAnsi="Wingdings" w:hint="default"/>
+        <w:sz w:val="20"/>
+      </w:rPr>
+    </w:lvl>
+    <w:lvl w:ilvl="3" w:tentative="1">
+      <w:start w:val="1"/>
+      <w:numFmt w:val="bullet"/>
+      <w:lvlText w:val=""/>
+      <w:lvlJc w:val="left"/>
+      <w:pPr>
+        <w:tabs>
+          <w:tab w:val="num" w:pos="2880"/>
+        </w:tabs>
+        <w:ind w:left="2880" w:hanging="360"/>
+      </w:pPr>
+      <w:rPr>
+        <w:rFonts w:ascii="Wingdings" w:hAnsi="Wingdings" w:hint="default"/>
+        <w:sz w:val="20"/>
+      </w:rPr>
+    </w:lvl>
+    <w:lvl w:ilvl="4" w:tentative="1">
+      <w:start w:val="1"/>
+      <w:numFmt w:val="bullet"/>
+      <w:lvlText w:val=""/>
+      <w:lvlJc w:val="left"/>
+      <w:pPr>
+        <w:tabs>
+          <w:tab w:val="num" w:pos="3600"/>
+        </w:tabs>
+        <w:ind w:left="3600" w:hanging="360"/>
+      </w:pPr>
+      <w:rPr>
+        <w:rFonts w:ascii="Wingdings" w:hAnsi="Wingdings" w:hint="default"/>
+        <w:sz w:val="20"/>
+      </w:rPr>
+    </w:lvl>
+    <w:lvl w:ilvl="5" w:tentative="1">
+      <w:start w:val="1"/>
+      <w:numFmt w:val="bullet"/>
+      <w:lvlText w:val=""/>
+      <w:lvlJc w:val="left"/>
+      <w:pPr>
+        <w:tabs>
+          <w:tab w:val="num" w:pos="4320"/>
+        </w:tabs>
+        <w:ind w:left="4320" w:hanging="360"/>
+      </w:pPr>
+      <w:rPr>
+        <w:rFonts w:ascii="Wingdings" w:hAnsi="Wingdings" w:hint="default"/>
+        <w:sz w:val="20"/>
+      </w:rPr>
+    </w:lvl>
+    <w:lvl w:ilvl="6" w:tentative="1">
+      <w:start w:val="1"/>
+      <w:numFmt w:val="bullet"/>
+      <w:lvlText w:val=""/>
+      <w:lvlJc w:val="left"/>
+      <w:pPr>
+        <w:tabs>
+          <w:tab w:val="num" w:pos="5040"/>
+        </w:tabs>
+        <w:ind w:left="5040" w:hanging="360"/>
+      </w:pPr>
+      <w:rPr>
+        <w:rFonts w:ascii="Wingdings" w:hAnsi="Wingdings" w:hint="default"/>
+        <w:sz w:val="20"/>
+      </w:rPr>
+    </w:lvl>
+    <w:lvl w:ilvl="7" w:tentative="1">
+      <w:start w:val="1"/>
+      <w:numFmt w:val="bullet"/>
+      <w:lvlText w:val=""/>
+      <w:lvlJc w:val="left"/>
+      <w:pPr>
+        <w:tabs>
+          <w:tab w:val="num" w:pos="5760"/>
+        </w:tabs>
+        <w:ind w:left="5760" w:hanging="360"/>
+      </w:pPr>
+      <w:rPr>
+        <w:rFonts w:ascii="Wingdings" w:hAnsi="Wingdings" w:hint="default"/>
+        <w:sz w:val="20"/>
+      </w:rPr>
+    </w:lvl>
+    <w:lvl w:ilvl="8" w:tentative="1">
+      <w:start w:val="1"/>
+      <w:numFmt w:val="bullet"/>
+      <w:lvlText w:val=""/>
+      <w:lvlJc w:val="left"/>
+      <w:pPr>
+        <w:tabs>
+          <w:tab w:val="num" w:pos="6480"/>
+        </w:tabs>
+        <w:ind w:left="6480" w:hanging="360"/>
+      </w:pPr>
+      <w:rPr>
+        <w:rFonts w:ascii="Wingdings" w:hAnsi="Wingdings" w:hint="default"/>
+        <w:sz w:val="20"/>
+      </w:rPr>
+    </w:lvl>
+  </w:abstractNum>
+  <w:abstractNum w:abstractNumId="21" w15:restartNumberingAfterBreak="0">
     <w:nsid w:val="79295975"/>
     <w:multiLevelType w:val="multilevel"/>
     <w:tmpl w:val="5AAE2A1C"/>
@@ -8608,7 +8967,7 @@
       </w:rPr>
     </w:lvl>
   </w:abstractNum>
-  <w:abstractNum w:abstractNumId="20" w15:restartNumberingAfterBreak="0">
+  <w:abstractNum w:abstractNumId="22" w15:restartNumberingAfterBreak="0">
     <w:nsid w:val="7A322ACE"/>
     <w:multiLevelType w:val="multilevel"/>
     <w:tmpl w:val="95C2C676"/>
@@ -8761,7 +9120,7 @@
     <w:abstractNumId w:val="0"/>
   </w:num>
   <w:num w:numId="2" w16cid:durableId="1735740834">
-    <w:abstractNumId w:val="18"/>
+    <w:abstractNumId w:val="19"/>
   </w:num>
   <w:num w:numId="3" w16cid:durableId="722414508">
     <w:abstractNumId w:val="3"/>
@@ -8770,7 +9129,7 @@
     <w:abstractNumId w:val="6"/>
   </w:num>
   <w:num w:numId="5" w16cid:durableId="525366850">
-    <w:abstractNumId w:val="20"/>
+    <w:abstractNumId w:val="22"/>
   </w:num>
   <w:num w:numId="6" w16cid:durableId="1016885387">
     <w:abstractNumId w:val="10"/>
@@ -8779,7 +9138,7 @@
     <w:abstractNumId w:val="2"/>
   </w:num>
   <w:num w:numId="8" w16cid:durableId="2030256866">
-    <w:abstractNumId w:val="19"/>
+    <w:abstractNumId w:val="21"/>
   </w:num>
   <w:num w:numId="9" w16cid:durableId="1995602255">
     <w:abstractNumId w:val="12"/>
@@ -8791,7 +9150,7 @@
     <w:abstractNumId w:val="5"/>
   </w:num>
   <w:num w:numId="12" w16cid:durableId="1960257051">
-    <w:abstractNumId w:val="14"/>
+    <w:abstractNumId w:val="15"/>
   </w:num>
   <w:num w:numId="13" w16cid:durableId="875506969">
     <w:abstractNumId w:val="13"/>
@@ -8800,25 +9159,31 @@
     <w:abstractNumId w:val="11"/>
   </w:num>
   <w:num w:numId="15" w16cid:durableId="1770469611">
-    <w:abstractNumId w:val="17"/>
+    <w:abstractNumId w:val="18"/>
   </w:num>
   <w:num w:numId="16" w16cid:durableId="1434324657">
     <w:abstractNumId w:val="4"/>
   </w:num>
   <w:num w:numId="17" w16cid:durableId="80760901">
-    <w:abstractNumId w:val="15"/>
+    <w:abstractNumId w:val="16"/>
   </w:num>
   <w:num w:numId="18" w16cid:durableId="348795352">
     <w:abstractNumId w:val="7"/>
   </w:num>
   <w:num w:numId="19" w16cid:durableId="276765597">
-    <w:abstractNumId w:val="16"/>
+    <w:abstractNumId w:val="17"/>
   </w:num>
   <w:num w:numId="20" w16cid:durableId="1971978984">
     <w:abstractNumId w:val="1"/>
   </w:num>
   <w:num w:numId="21" w16cid:durableId="1241404667">
     <w:abstractNumId w:val="8"/>
+  </w:num>
+  <w:num w:numId="22" w16cid:durableId="460000970">
+    <w:abstractNumId w:val="14"/>
+  </w:num>
+  <w:num w:numId="23" w16cid:durableId="1674796294">
+    <w:abstractNumId w:val="20"/>
   </w:num>
 </w:numbering>
 </file>
@@ -9767,6 +10132,23 @@
       <w:bCs/>
     </w:rPr>
   </w:style>
+  <w:style w:type="paragraph" w:styleId="NormalWeb">
+    <w:name w:val="Normal (Web)"/>
+    <w:basedOn w:val="Normal"/>
+    <w:uiPriority w:val="99"/>
+    <w:semiHidden/>
+    <w:unhideWhenUsed/>
+    <w:rsid w:val="000805BE"/>
+    <w:pPr>
+      <w:spacing w:before="100" w:beforeAutospacing="1" w:after="100" w:afterAutospacing="1" w:line="240" w:lineRule="auto"/>
+    </w:pPr>
+    <w:rPr>
+      <w:rFonts w:ascii="Times New Roman" w:eastAsia="Times New Roman" w:hAnsi="Times New Roman" w:cs="Times New Roman"/>
+      <w:kern w:val="0"/>
+      <w:lang w:eastAsia="en-IN"/>
+      <w14:ligatures w14:val="none"/>
+    </w:rPr>
+  </w:style>
 </w:styles>
 </file>
 

--- a/Interview_Preparation.docx
+++ b/Interview_Preparation.docx
@@ -232,15 +232,7 @@
         <w:t>CMD</w:t>
       </w:r>
       <w:r>
-        <w:t xml:space="preserve"> are instructions used in a </w:t>
-      </w:r>
-      <w:proofErr w:type="spellStart"/>
-      <w:r>
-        <w:t>Dockerfile</w:t>
-      </w:r>
-      <w:proofErr w:type="spellEnd"/>
-      <w:r>
-        <w:t xml:space="preserve"> to define how a container should run. However, they serve different purposes regarding how much control you want to give the user at runtime.</w:t>
+        <w:t xml:space="preserve"> are instructions used in a Dockerfile to define how a container should run. However, they serve different purposes regarding how much control you want to give the user at runtime.</w:t>
       </w:r>
     </w:p>
     <w:p>
@@ -475,23 +467,7 @@
                 <w:b/>
                 <w:bCs/>
               </w:rPr>
-              <w:t>Hard to override (requires --</w:t>
-            </w:r>
-            <w:proofErr w:type="spellStart"/>
-            <w:r>
-              <w:rPr>
-                <w:b/>
-                <w:bCs/>
-              </w:rPr>
-              <w:t>entrypoint</w:t>
-            </w:r>
-            <w:proofErr w:type="spellEnd"/>
-            <w:r>
-              <w:rPr>
-                <w:b/>
-                <w:bCs/>
-              </w:rPr>
-              <w:t xml:space="preserve"> flag).</w:t>
+              <w:t>Hard to override (requires --entrypoint flag).</w:t>
             </w:r>
           </w:p>
         </w:tc>
@@ -638,15 +614,7 @@
         <w:t>Use CMD</w:t>
       </w:r>
       <w:r>
-        <w:t xml:space="preserve"> when you want to provide a default </w:t>
-      </w:r>
-      <w:proofErr w:type="spellStart"/>
-      <w:r>
-        <w:t>behavior</w:t>
-      </w:r>
-      <w:proofErr w:type="spellEnd"/>
-      <w:r>
-        <w:t xml:space="preserve"> (like starting a web server) but want to allow developers to easily drop into a shell (e.g., docker run -it my-image /bin/bash) for debugging.</w:t>
+        <w:t xml:space="preserve"> when you want to provide a default behavior (like starting a web server) but want to allow developers to easily drop into a shell (e.g., docker run -it my-image /bin/bash) for debugging.</w:t>
       </w:r>
     </w:p>
     <w:p>
@@ -675,23 +643,7 @@
         <w:t>Exec Form</w:t>
       </w:r>
       <w:r>
-        <w:t xml:space="preserve"> (using square brackets like ["</w:t>
-      </w:r>
-      <w:proofErr w:type="spellStart"/>
-      <w:r>
-        <w:t>cmd</w:t>
-      </w:r>
-      <w:proofErr w:type="spellEnd"/>
-      <w:r>
-        <w:t>", "</w:t>
-      </w:r>
-      <w:proofErr w:type="spellStart"/>
-      <w:r>
-        <w:t>arg</w:t>
-      </w:r>
-      <w:proofErr w:type="spellEnd"/>
-      <w:r>
-        <w:t xml:space="preserve">"]) rather than the </w:t>
+        <w:t xml:space="preserve"> (using square brackets like ["cmd", "arg"]) rather than the </w:t>
       </w:r>
       <w:r>
         <w:rPr>
@@ -701,23 +653,7 @@
         <w:t>Shell Form</w:t>
       </w:r>
       <w:r>
-        <w:t xml:space="preserve"> (</w:t>
-      </w:r>
-      <w:proofErr w:type="spellStart"/>
-      <w:r>
-        <w:t>cmd</w:t>
-      </w:r>
-      <w:proofErr w:type="spellEnd"/>
-      <w:r>
-        <w:t xml:space="preserve"> </w:t>
-      </w:r>
-      <w:proofErr w:type="spellStart"/>
-      <w:r>
-        <w:t>arg</w:t>
-      </w:r>
-      <w:proofErr w:type="spellEnd"/>
-      <w:r>
-        <w:t>). The Exec Form allows the container to receive Unix signals like SIGTERM, which is critical for Kubernetes and Docker to shut down your containers gracefully.</w:t>
+        <w:t xml:space="preserve"> (cmd arg). The Exec Form allows the container to receive Unix signals like SIGTERM, which is critical for Kubernetes and Docker to shut down your containers gracefully.</w:t>
       </w:r>
     </w:p>
     <w:p>
@@ -818,15 +754,7 @@
         </w:numPr>
       </w:pPr>
       <w:r>
-        <w:t xml:space="preserve">Create a directory named </w:t>
-      </w:r>
-      <w:proofErr w:type="spellStart"/>
-      <w:r>
-        <w:t>myapp</w:t>
-      </w:r>
-      <w:proofErr w:type="spellEnd"/>
-      <w:r>
-        <w:t xml:space="preserve"> and add a simple Python script (app.py):</w:t>
+        <w:t>Create a directory named myapp and add a simple Python script (app.py):</w:t>
       </w:r>
     </w:p>
     <w:p>
@@ -844,15 +772,7 @@
         <w:ind w:left="1440"/>
       </w:pPr>
       <w:r>
-        <w:t xml:space="preserve"># </w:t>
-      </w:r>
-      <w:proofErr w:type="spellStart"/>
-      <w:r>
-        <w:t>sys.argv</w:t>
-      </w:r>
-      <w:proofErr w:type="spellEnd"/>
-      <w:r>
-        <w:t>[1] captures the first argument passed to the script</w:t>
+        <w:t># sys.argv[1] captures the first argument passed to the script</w:t>
       </w:r>
     </w:p>
     <w:p>
@@ -861,23 +781,7 @@
         <w:ind w:left="1440"/>
       </w:pPr>
       <w:r>
-        <w:t xml:space="preserve">if </w:t>
-      </w:r>
-      <w:proofErr w:type="spellStart"/>
-      <w:r>
-        <w:t>len</w:t>
-      </w:r>
-      <w:proofErr w:type="spellEnd"/>
-      <w:r>
-        <w:t>(</w:t>
-      </w:r>
-      <w:proofErr w:type="spellStart"/>
-      <w:r>
-        <w:t>sys.argv</w:t>
-      </w:r>
-      <w:proofErr w:type="spellEnd"/>
-      <w:r>
-        <w:t>) &gt; 1:</w:t>
+        <w:t>if len(sys.argv) &gt; 1:</w:t>
       </w:r>
     </w:p>
     <w:p>
@@ -886,23 +790,7 @@
         <w:ind w:left="1440"/>
       </w:pPr>
       <w:r>
-        <w:t>print(</w:t>
-      </w:r>
-      <w:proofErr w:type="spellStart"/>
-      <w:r>
-        <w:t>f"Hello</w:t>
-      </w:r>
-      <w:proofErr w:type="spellEnd"/>
-      <w:r>
-        <w:t>, {</w:t>
-      </w:r>
-      <w:proofErr w:type="spellStart"/>
-      <w:r>
-        <w:t>sys.argv</w:t>
-      </w:r>
-      <w:proofErr w:type="spellEnd"/>
-      <w:r>
-        <w:t>[1]}! This is your container speaking.")</w:t>
+        <w:t>print(f"Hello, {sys.argv[1]}! This is your container speaking.")</w:t>
       </w:r>
     </w:p>
     <w:p>
@@ -941,17 +829,8 @@
           <w:b/>
           <w:bCs/>
         </w:rPr>
-        <w:t xml:space="preserve">Define the </w:t>
-      </w:r>
-      <w:proofErr w:type="spellStart"/>
-      <w:r>
-        <w:rPr>
-          <w:b/>
-          <w:bCs/>
-        </w:rPr>
-        <w:t>Dockerfile</w:t>
-      </w:r>
-      <w:proofErr w:type="spellEnd"/>
+        <w:t>Define the Dockerfile</w:t>
+      </w:r>
     </w:p>
     <w:p>
       <w:pPr>
@@ -966,15 +845,7 @@
         </w:rPr>
       </w:pPr>
       <w:r>
-        <w:t xml:space="preserve">In the same folder, create a </w:t>
-      </w:r>
-      <w:proofErr w:type="spellStart"/>
-      <w:r>
-        <w:t>Dockerfile</w:t>
-      </w:r>
-      <w:proofErr w:type="spellEnd"/>
-      <w:r>
-        <w:t>:</w:t>
+        <w:t>In the same folder, create a Dockerfile:</w:t>
       </w:r>
     </w:p>
     <w:p>
@@ -1073,15 +944,7 @@
         </w:rPr>
       </w:pPr>
       <w:r>
-        <w:t xml:space="preserve">Open your terminal inside the </w:t>
-      </w:r>
-      <w:proofErr w:type="spellStart"/>
-      <w:r>
-        <w:t>myapp</w:t>
-      </w:r>
-      <w:proofErr w:type="spellEnd"/>
-      <w:r>
-        <w:t xml:space="preserve"> folder and build the image:</w:t>
+        <w:t>Open your terminal inside the myapp folder and build the image:</w:t>
       </w:r>
     </w:p>
     <w:p>
@@ -1357,13 +1220,8 @@
         </w:numPr>
       </w:pPr>
       <w:r>
-        <w:t xml:space="preserve">Create a new folder named </w:t>
-      </w:r>
-      <w:proofErr w:type="spellStart"/>
-      <w:r>
-        <w:t>DockerTest</w:t>
-      </w:r>
-      <w:proofErr w:type="spellEnd"/>
+        <w:t>Create a new folder named DockerTest</w:t>
+      </w:r>
     </w:p>
     <w:p>
       <w:pPr>
@@ -1374,13 +1232,8 @@
         </w:numPr>
       </w:pPr>
       <w:r>
-        <w:t xml:space="preserve">inside this folder create a new folder </w:t>
-      </w:r>
-      <w:proofErr w:type="spellStart"/>
-      <w:r>
-        <w:t>myapp</w:t>
-      </w:r>
-      <w:proofErr w:type="spellEnd"/>
+        <w:t>inside this folder create a new folder myapp</w:t>
+      </w:r>
     </w:p>
     <w:p>
       <w:pPr>
@@ -1392,15 +1245,7 @@
       </w:pPr>
       <w:r>
         <w:lastRenderedPageBreak/>
-        <w:t xml:space="preserve">add a new app.py file in this </w:t>
-      </w:r>
-      <w:proofErr w:type="spellStart"/>
-      <w:r>
-        <w:t>myapp</w:t>
-      </w:r>
-      <w:proofErr w:type="spellEnd"/>
-      <w:r>
-        <w:t xml:space="preserve"> folder</w:t>
+        <w:t>add a new app.py file in this myapp folder</w:t>
       </w:r>
     </w:p>
     <w:p>
@@ -1448,23 +1293,7 @@
         </w:numPr>
       </w:pPr>
       <w:r>
-        <w:t xml:space="preserve"># </w:t>
-      </w:r>
-      <w:proofErr w:type="spellStart"/>
-      <w:r>
-        <w:t>sys.argv</w:t>
-      </w:r>
-      <w:proofErr w:type="spellEnd"/>
-      <w:r>
-        <w:t xml:space="preserve">[0] is the script name, </w:t>
-      </w:r>
-      <w:proofErr w:type="spellStart"/>
-      <w:r>
-        <w:t>sys.argv</w:t>
-      </w:r>
-      <w:proofErr w:type="spellEnd"/>
-      <w:r>
-        <w:t>[1] is the first argument</w:t>
+        <w:t># sys.argv[0] is the script name, sys.argv[1] is the first argument</w:t>
       </w:r>
     </w:p>
     <w:p>
@@ -1476,23 +1305,7 @@
         </w:numPr>
       </w:pPr>
       <w:r>
-        <w:t xml:space="preserve">if </w:t>
-      </w:r>
-      <w:proofErr w:type="spellStart"/>
-      <w:r>
-        <w:t>len</w:t>
-      </w:r>
-      <w:proofErr w:type="spellEnd"/>
-      <w:r>
-        <w:t>(</w:t>
-      </w:r>
-      <w:proofErr w:type="spellStart"/>
-      <w:r>
-        <w:t>sys.argv</w:t>
-      </w:r>
-      <w:proofErr w:type="spellEnd"/>
-      <w:r>
-        <w:t>) &gt; 1:</w:t>
+        <w:t>if len(sys.argv) &gt; 1:</w:t>
       </w:r>
     </w:p>
     <w:p>
@@ -1504,23 +1317,7 @@
         </w:numPr>
       </w:pPr>
       <w:r>
-        <w:t xml:space="preserve">    print(</w:t>
-      </w:r>
-      <w:proofErr w:type="spellStart"/>
-      <w:r>
-        <w:t>f"Hello</w:t>
-      </w:r>
-      <w:proofErr w:type="spellEnd"/>
-      <w:r>
-        <w:t>, {</w:t>
-      </w:r>
-      <w:proofErr w:type="spellStart"/>
-      <w:r>
-        <w:t>sys.argv</w:t>
-      </w:r>
-      <w:proofErr w:type="spellEnd"/>
-      <w:r>
-        <w:t>[1]}! This is your container speaking.")</w:t>
+        <w:t xml:space="preserve">    print(f"Hello, {sys.argv[1]}! This is your container speaking.")</w:t>
       </w:r>
     </w:p>
     <w:p>
@@ -1568,21 +1365,8 @@
         </w:numPr>
       </w:pPr>
       <w:r>
-        <w:t xml:space="preserve">Now in the same </w:t>
-      </w:r>
-      <w:proofErr w:type="spellStart"/>
-      <w:r>
-        <w:t>myapp</w:t>
-      </w:r>
-      <w:proofErr w:type="spellEnd"/>
-      <w:r>
-        <w:t xml:space="preserve"> folder create a new file named </w:t>
-      </w:r>
-      <w:proofErr w:type="spellStart"/>
-      <w:r>
-        <w:t>Dockerfile</w:t>
-      </w:r>
-      <w:proofErr w:type="spellEnd"/>
+        <w:t>Now in the same myapp folder create a new file named Dockerfile</w:t>
+      </w:r>
     </w:p>
     <w:p>
       <w:pPr>
@@ -1593,15 +1377,7 @@
         </w:numPr>
       </w:pPr>
       <w:r>
-        <w:t xml:space="preserve">Write the below code into the </w:t>
-      </w:r>
-      <w:proofErr w:type="spellStart"/>
-      <w:r>
-        <w:t>Dockerfile</w:t>
-      </w:r>
-      <w:proofErr w:type="spellEnd"/>
-      <w:r>
-        <w:t xml:space="preserve"> created</w:t>
+        <w:t>Write the below code into the Dockerfile created</w:t>
       </w:r>
     </w:p>
     <w:p>
@@ -1721,23 +1497,7 @@
         </w:numPr>
       </w:pPr>
       <w:r>
-        <w:t xml:space="preserve">Now open the VS terminal and </w:t>
-      </w:r>
-      <w:proofErr w:type="spellStart"/>
-      <w:r>
-        <w:t>nacvigate</w:t>
-      </w:r>
-      <w:proofErr w:type="spellEnd"/>
-      <w:r>
-        <w:t xml:space="preserve"> to inside </w:t>
-      </w:r>
-      <w:proofErr w:type="spellStart"/>
-      <w:r>
-        <w:t>myapp</w:t>
-      </w:r>
-      <w:proofErr w:type="spellEnd"/>
-      <w:r>
-        <w:t xml:space="preserve"> folder</w:t>
+        <w:t>Now open the VS terminal and nacvigate to inside myapp folder</w:t>
       </w:r>
     </w:p>
     <w:p>
@@ -1942,15 +1702,7 @@
         </w:numPr>
       </w:pPr>
       <w:r>
-        <w:t xml:space="preserve">docker has some input argument Praveen to take care of so this will execute what is in the execute part and overrides CMD in the </w:t>
-      </w:r>
-      <w:proofErr w:type="spellStart"/>
-      <w:r>
-        <w:t>Dockerfile</w:t>
-      </w:r>
-      <w:proofErr w:type="spellEnd"/>
-      <w:r>
-        <w:t xml:space="preserve"> code</w:t>
+        <w:t>docker has some input argument Praveen to take care of so this will execute what is in the execute part and overrides CMD in the Dockerfile code</w:t>
       </w:r>
     </w:p>
     <w:p>
@@ -2135,15 +1887,7 @@
     </w:p>
     <w:p>
       <w:r>
-        <w:t xml:space="preserve">The CLI is a unified tool that allows you to manage IAM services from your terminal or command prompt (e.g., Bash, </w:t>
-      </w:r>
-      <w:proofErr w:type="spellStart"/>
-      <w:r>
-        <w:t>Zsh</w:t>
-      </w:r>
-      <w:proofErr w:type="spellEnd"/>
-      <w:r>
-        <w:t>, or PowerShell).</w:t>
+        <w:t>The CLI is a unified tool that allows you to manage IAM services from your terminal or command prompt (e.g., Bash, Zsh, or PowerShell).</w:t>
       </w:r>
     </w:p>
     <w:p>
@@ -2208,21 +1952,8 @@
       </w:r>
     </w:p>
     <w:p>
-      <w:proofErr w:type="spellStart"/>
-      <w:r>
-        <w:t>aws</w:t>
-      </w:r>
-      <w:proofErr w:type="spellEnd"/>
-      <w:r>
-        <w:t xml:space="preserve"> </w:t>
-      </w:r>
-      <w:proofErr w:type="spellStart"/>
-      <w:r>
-        <w:t>iam</w:t>
-      </w:r>
-      <w:proofErr w:type="spellEnd"/>
-      <w:r>
-        <w:t xml:space="preserve"> create-user --user-name Alice</w:t>
+      <w:r>
+        <w:t>aws iam create-user --user-name Alice</w:t>
       </w:r>
     </w:p>
     <w:p>
@@ -2346,39 +2077,13 @@
       </w:r>
     </w:p>
     <w:p>
-      <w:proofErr w:type="spellStart"/>
-      <w:r>
-        <w:t>iam</w:t>
-      </w:r>
-      <w:proofErr w:type="spellEnd"/>
-      <w:r>
-        <w:t xml:space="preserve"> = boto3.client('</w:t>
-      </w:r>
-      <w:proofErr w:type="spellStart"/>
-      <w:r>
-        <w:t>iam</w:t>
-      </w:r>
-      <w:proofErr w:type="spellEnd"/>
-      <w:r>
-        <w:t>')</w:t>
-      </w:r>
-    </w:p>
-    <w:p>
-      <w:proofErr w:type="spellStart"/>
-      <w:r>
-        <w:t>iam.create_user</w:t>
-      </w:r>
-      <w:proofErr w:type="spellEnd"/>
-      <w:r>
-        <w:t>(</w:t>
-      </w:r>
-      <w:proofErr w:type="spellStart"/>
-      <w:r>
-        <w:t>UserName</w:t>
-      </w:r>
-      <w:proofErr w:type="spellEnd"/>
-      <w:r>
-        <w:t>='Alice')</w:t>
+      <w:r>
+        <w:t>iam = boto3.client('iam')</w:t>
+      </w:r>
+    </w:p>
+    <w:p>
+      <w:r>
+        <w:t>iam.create_user(UserName='Alice')</w:t>
       </w:r>
     </w:p>
     <w:p>
@@ -2875,13 +2580,8 @@
         <w:t>In Linux kernel</w:t>
       </w:r>
       <w:r>
-        <w:t xml:space="preserve">, a file is not defined by its name, but by its </w:t>
-      </w:r>
-      <w:proofErr w:type="spellStart"/>
-      <w:r>
-        <w:t>inode</w:t>
-      </w:r>
-      <w:proofErr w:type="spellEnd"/>
+        <w:t>, a file is not defined by its name, but by its inode</w:t>
+      </w:r>
       <w:r>
         <w:t xml:space="preserve"> which is “</w:t>
       </w:r>
@@ -2898,52 +2598,27 @@
     <w:p>
       <w:r>
         <w:lastRenderedPageBreak/>
-        <w:t xml:space="preserve">A link is essentially a pointer that connects a filename in a directory to an </w:t>
-      </w:r>
-      <w:proofErr w:type="spellStart"/>
-      <w:r>
-        <w:t>inode</w:t>
-      </w:r>
-      <w:proofErr w:type="spellEnd"/>
-      <w:r>
-        <w:t>.</w:t>
-      </w:r>
-    </w:p>
-    <w:p>
-      <w:pPr>
-        <w:rPr>
-          <w:b/>
-          <w:bCs/>
-        </w:rPr>
-      </w:pPr>
-      <w:r>
-        <w:rPr>
-          <w:b/>
-          <w:bCs/>
-        </w:rPr>
-        <w:t xml:space="preserve">1. Hard Links: Multiple Names for One </w:t>
-      </w:r>
-      <w:proofErr w:type="spellStart"/>
-      <w:r>
-        <w:rPr>
-          <w:b/>
-          <w:bCs/>
-        </w:rPr>
-        <w:t>Inode</w:t>
-      </w:r>
-      <w:proofErr w:type="spellEnd"/>
-    </w:p>
-    <w:p>
-      <w:r>
-        <w:t xml:space="preserve">A hard link is a direct pointer to the </w:t>
-      </w:r>
-      <w:proofErr w:type="spellStart"/>
-      <w:r>
-        <w:t>inode</w:t>
-      </w:r>
-      <w:proofErr w:type="spellEnd"/>
-      <w:r>
-        <w:t xml:space="preserve"> of a file. When you create a hard link, you aren't copying the file; you are creating a second "entry" that points to the exact same physical data.</w:t>
+        <w:t>A link is essentially a pointer that connects a filename in a directory to an inode.</w:t>
+      </w:r>
+    </w:p>
+    <w:p>
+      <w:pPr>
+        <w:rPr>
+          <w:b/>
+          <w:bCs/>
+        </w:rPr>
+      </w:pPr>
+      <w:r>
+        <w:rPr>
+          <w:b/>
+          <w:bCs/>
+        </w:rPr>
+        <w:t>1. Hard Links: Multiple Names for One Inode</w:t>
+      </w:r>
+    </w:p>
+    <w:p>
+      <w:r>
+        <w:t>A hard link is a direct pointer to the inode of a file. When you create a hard link, you aren't copying the file; you are creating a second "entry" that points to the exact same physical data.</w:t>
       </w:r>
     </w:p>
     <w:p>
@@ -2963,21 +2638,12 @@
       <w:r>
         <w:t xml:space="preserve"> Both the original filename and the hard link share the same </w:t>
       </w:r>
-      <w:proofErr w:type="spellStart"/>
-      <w:r>
-        <w:rPr>
-          <w:b/>
-          <w:bCs/>
-        </w:rPr>
-        <w:t>inode</w:t>
-      </w:r>
-      <w:proofErr w:type="spellEnd"/>
-      <w:r>
-        <w:rPr>
-          <w:b/>
-          <w:bCs/>
-        </w:rPr>
-        <w:t xml:space="preserve"> number</w:t>
+      <w:r>
+        <w:rPr>
+          <w:b/>
+          <w:bCs/>
+        </w:rPr>
+        <w:t>inode number</w:t>
       </w:r>
       <w:r>
         <w:t>.</w:t>
@@ -2998,15 +2664,7 @@
         <w:t>The "Link Count":</w:t>
       </w:r>
       <w:r>
-        <w:t xml:space="preserve"> The kernel maintains a counter in the </w:t>
-      </w:r>
-      <w:proofErr w:type="spellStart"/>
-      <w:r>
-        <w:t>inode</w:t>
-      </w:r>
-      <w:proofErr w:type="spellEnd"/>
-      <w:r>
-        <w:t>. If you have a file with two hard links, the count is 2. If you delete one, the data stays on the disk until the count reaches 0.</w:t>
+        <w:t xml:space="preserve"> The kernel maintains a counter in the inode. If you have a file with two hard links, the count is 2. If you delete one, the data stays on the disk until the count reaches 0.</w:t>
       </w:r>
     </w:p>
     <w:p>
@@ -3024,15 +2682,7 @@
         <w:t>Limitations:</w:t>
       </w:r>
       <w:r>
-        <w:t xml:space="preserve"> * Cannot link across different filesystems (because </w:t>
-      </w:r>
-      <w:proofErr w:type="spellStart"/>
-      <w:r>
-        <w:t>inode</w:t>
-      </w:r>
-      <w:proofErr w:type="spellEnd"/>
-      <w:r>
-        <w:t xml:space="preserve"> numbers are unique only within a partition).</w:t>
+        <w:t xml:space="preserve"> * Cannot link across different filesystems (because inode numbers are unique only within a partition).</w:t>
       </w:r>
     </w:p>
     <w:p>
@@ -3063,15 +2713,7 @@
     </w:p>
     <w:p>
       <w:r>
-        <w:t xml:space="preserve">A soft link (or </w:t>
-      </w:r>
-      <w:proofErr w:type="spellStart"/>
-      <w:r>
-        <w:t>symlink</w:t>
-      </w:r>
-      <w:proofErr w:type="spellEnd"/>
-      <w:r>
-        <w:t>) is a special type of file that contains a text string—specifically, the path to another file.</w:t>
+        <w:t>A soft link (or symlink) is a special type of file that contains a text string—specifically, the path to another file.</w:t>
       </w:r>
     </w:p>
     <w:p>
@@ -3096,23 +2738,7 @@
           <w:b/>
           <w:bCs/>
         </w:rPr>
-        <w:t xml:space="preserve">own unique </w:t>
-      </w:r>
-      <w:proofErr w:type="spellStart"/>
-      <w:r>
-        <w:rPr>
-          <w:b/>
-          <w:bCs/>
-        </w:rPr>
-        <w:t>inode</w:t>
-      </w:r>
-      <w:proofErr w:type="spellEnd"/>
-      <w:r>
-        <w:rPr>
-          <w:b/>
-          <w:bCs/>
-        </w:rPr>
-        <w:t xml:space="preserve"> number</w:t>
+        <w:t>own unique inode number</w:t>
       </w:r>
       <w:r>
         <w:t>. Its data blocks don't contain your "actual" content; they contain the path (e.g., /home/user/file.txt) to the target.</w:t>
@@ -3125,21 +2751,12 @@
           <w:numId w:val="8"/>
         </w:numPr>
       </w:pPr>
-      <w:proofErr w:type="spellStart"/>
-      <w:r>
-        <w:rPr>
-          <w:b/>
-          <w:bCs/>
-        </w:rPr>
-        <w:t>Behavior</w:t>
-      </w:r>
-      <w:proofErr w:type="spellEnd"/>
-      <w:r>
-        <w:rPr>
-          <w:b/>
-          <w:bCs/>
-        </w:rPr>
-        <w:t>:</w:t>
+      <w:r>
+        <w:rPr>
+          <w:b/>
+          <w:bCs/>
+        </w:rPr>
+        <w:t>Behavior:</w:t>
       </w:r>
       <w:r>
         <w:t xml:space="preserve"> When you try to open a soft link, the kernel reads the path inside it and "redirects" you to the target. If the original file is deleted, the soft link becomes "broken" (dangling) because it points to a path that no longer exists.</w:t>
@@ -3278,23 +2895,7 @@
                 <w:rStyle w:val="Strong"/>
                 <w:rFonts w:ascii="Arial" w:hAnsi="Arial" w:cs="Arial"/>
               </w:rPr>
-              <w:t>Soft Link (</w:t>
-            </w:r>
-            <w:proofErr w:type="spellStart"/>
-            <w:r>
-              <w:rPr>
-                <w:rStyle w:val="Strong"/>
-                <w:rFonts w:ascii="Arial" w:hAnsi="Arial" w:cs="Arial"/>
-              </w:rPr>
-              <w:t>Symlink</w:t>
-            </w:r>
-            <w:proofErr w:type="spellEnd"/>
-            <w:r>
-              <w:rPr>
-                <w:rStyle w:val="Strong"/>
-                <w:rFonts w:ascii="Arial" w:hAnsi="Arial" w:cs="Arial"/>
-              </w:rPr>
-              <w:t>)</w:t>
+              <w:t>Soft Link (Symlink)</w:t>
             </w:r>
           </w:p>
         </w:tc>
@@ -3321,23 +2922,13 @@
                 <w:rFonts w:ascii="Arial" w:hAnsi="Arial" w:cs="Arial"/>
               </w:rPr>
             </w:pPr>
-            <w:proofErr w:type="spellStart"/>
             <w:r>
               <w:rPr>
                 <w:rFonts w:ascii="Arial" w:hAnsi="Arial" w:cs="Arial"/>
                 <w:b/>
                 <w:bCs/>
               </w:rPr>
-              <w:t>Inode</w:t>
-            </w:r>
-            <w:proofErr w:type="spellEnd"/>
-            <w:r>
-              <w:rPr>
-                <w:rFonts w:ascii="Arial" w:hAnsi="Arial" w:cs="Arial"/>
-                <w:b/>
-                <w:bCs/>
-              </w:rPr>
-              <w:t xml:space="preserve"> Number</w:t>
+              <w:t>Inode Number</w:t>
             </w:r>
           </w:p>
         </w:tc>
@@ -3798,19 +3389,83 @@
           <w:i/>
           <w:iCs/>
         </w:rPr>
-        <w:t>Authentication (</w:t>
-      </w:r>
-      <w:proofErr w:type="spellStart"/>
-      <w:r>
+        <w:t>Authentication (AuthN)</w:t>
+      </w:r>
+    </w:p>
+    <w:p>
+      <w:r>
+        <w:t>Authentication is the process of verifying an identity. It ensures that the person or service trying to access your AWS account is exactly who they claim to be.</w:t>
+      </w:r>
+    </w:p>
+    <w:p>
+      <w:r>
+        <w:tab/>
+      </w:r>
+      <w:r>
+        <w:rPr>
+          <w:b/>
+          <w:bCs/>
+        </w:rPr>
+        <w:t>Passwords</w:t>
+      </w:r>
+      <w:r>
+        <w:t>: Logging into the AWS Management Console.</w:t>
+      </w:r>
+    </w:p>
+    <w:p>
+      <w:pPr>
+        <w:ind w:firstLine="720"/>
+      </w:pPr>
+      <w:r>
+        <w:rPr>
+          <w:b/>
+          <w:bCs/>
+        </w:rPr>
+        <w:t>Access Keys</w:t>
+      </w:r>
+      <w:r>
+        <w:t>: Using an Access Key ID and Secret Access Key for CLI or API requests.</w:t>
+      </w:r>
+    </w:p>
+    <w:p>
+      <w:pPr>
+        <w:ind w:firstLine="720"/>
+      </w:pPr>
+      <w:r>
+        <w:rPr>
+          <w:b/>
+          <w:bCs/>
+        </w:rPr>
+        <w:t>MFA (Multi-Factor Authentication)</w:t>
+      </w:r>
+      <w:r>
+        <w:t>: Adding a second layer of security (like a code from an app).</w:t>
+      </w:r>
+    </w:p>
+    <w:p>
+      <w:pPr>
+        <w:ind w:firstLine="720"/>
+      </w:pPr>
+      <w:r>
+        <w:rPr>
+          <w:b/>
+          <w:bCs/>
+        </w:rPr>
+        <w:t>IAM Roles</w:t>
+      </w:r>
+      <w:r>
+        <w:t>: Temporary credentials for services (like an EC2 instance) or federated users.</w:t>
+      </w:r>
+    </w:p>
+    <w:p>
+      <w:pPr>
         <w:rPr>
           <w:b/>
           <w:bCs/>
           <w:i/>
           <w:iCs/>
         </w:rPr>
-        <w:t>AuthN</w:t>
-      </w:r>
-      <w:proofErr w:type="spellEnd"/>
+      </w:pPr>
       <w:r>
         <w:rPr>
           <w:b/>
@@ -3818,111 +3473,7 @@
           <w:i/>
           <w:iCs/>
         </w:rPr>
-        <w:t>)</w:t>
-      </w:r>
-    </w:p>
-    <w:p>
-      <w:r>
-        <w:t>Authentication is the process of verifying an identity. It ensures that the person or service trying to access your AWS account is exactly who they claim to be.</w:t>
-      </w:r>
-    </w:p>
-    <w:p>
-      <w:r>
-        <w:tab/>
-      </w:r>
-      <w:r>
-        <w:rPr>
-          <w:b/>
-          <w:bCs/>
-        </w:rPr>
-        <w:t>Passwords</w:t>
-      </w:r>
-      <w:r>
-        <w:t>: Logging into the AWS Management Console.</w:t>
-      </w:r>
-    </w:p>
-    <w:p>
-      <w:pPr>
-        <w:ind w:firstLine="720"/>
-      </w:pPr>
-      <w:r>
-        <w:rPr>
-          <w:b/>
-          <w:bCs/>
-        </w:rPr>
-        <w:t>Access Keys</w:t>
-      </w:r>
-      <w:r>
-        <w:t>: Using an Access Key ID and Secret Access Key for CLI or API requests.</w:t>
-      </w:r>
-    </w:p>
-    <w:p>
-      <w:pPr>
-        <w:ind w:firstLine="720"/>
-      </w:pPr>
-      <w:r>
-        <w:rPr>
-          <w:b/>
-          <w:bCs/>
-        </w:rPr>
-        <w:t>MFA (Multi-Factor Authentication)</w:t>
-      </w:r>
-      <w:r>
-        <w:t>: Adding a second layer of security (like a code from an app).</w:t>
-      </w:r>
-    </w:p>
-    <w:p>
-      <w:pPr>
-        <w:ind w:firstLine="720"/>
-      </w:pPr>
-      <w:r>
-        <w:rPr>
-          <w:b/>
-          <w:bCs/>
-        </w:rPr>
-        <w:t>IAM Roles</w:t>
-      </w:r>
-      <w:r>
-        <w:t>: Temporary credentials for services (like an EC2 instance) or federated users.</w:t>
-      </w:r>
-    </w:p>
-    <w:p>
-      <w:pPr>
-        <w:rPr>
-          <w:b/>
-          <w:bCs/>
-          <w:i/>
-          <w:iCs/>
-        </w:rPr>
-      </w:pPr>
-      <w:r>
-        <w:rPr>
-          <w:b/>
-          <w:bCs/>
-          <w:i/>
-          <w:iCs/>
-        </w:rPr>
-        <w:t>Authorization (</w:t>
-      </w:r>
-      <w:proofErr w:type="spellStart"/>
-      <w:r>
-        <w:rPr>
-          <w:b/>
-          <w:bCs/>
-          <w:i/>
-          <w:iCs/>
-        </w:rPr>
-        <w:t>AuthZ</w:t>
-      </w:r>
-      <w:proofErr w:type="spellEnd"/>
-      <w:r>
-        <w:rPr>
-          <w:b/>
-          <w:bCs/>
-          <w:i/>
-          <w:iCs/>
-        </w:rPr>
-        <w:t>)</w:t>
+        <w:t>Authorization (AuthZ)</w:t>
       </w:r>
     </w:p>
     <w:p>
@@ -4044,21 +3595,12 @@
               </w:rPr>
               <w:t>(</w:t>
             </w:r>
-            <w:proofErr w:type="spellStart"/>
             <w:r>
               <w:rPr>
                 <w:b/>
                 <w:bCs/>
               </w:rPr>
-              <w:t>AuthN</w:t>
-            </w:r>
-            <w:proofErr w:type="spellEnd"/>
-            <w:r>
-              <w:rPr>
-                <w:b/>
-                <w:bCs/>
-              </w:rPr>
-              <w:t>)</w:t>
+              <w:t>AuthN)</w:t>
             </w:r>
           </w:p>
         </w:tc>
@@ -4089,23 +3631,7 @@
                 <w:b/>
                 <w:bCs/>
               </w:rPr>
-              <w:t>Authorization (</w:t>
-            </w:r>
-            <w:proofErr w:type="spellStart"/>
-            <w:r>
-              <w:rPr>
-                <w:b/>
-                <w:bCs/>
-              </w:rPr>
-              <w:t>AuthZ</w:t>
-            </w:r>
-            <w:proofErr w:type="spellEnd"/>
-            <w:r>
-              <w:rPr>
-                <w:b/>
-                <w:bCs/>
-              </w:rPr>
-              <w:t>)</w:t>
+              <w:t>Authorization (AuthZ)</w:t>
             </w:r>
           </w:p>
         </w:tc>
@@ -4854,23 +4380,7 @@
         <w:t>Implementation:</w:t>
       </w:r>
       <w:r>
-        <w:t xml:space="preserve"> Controlled by </w:t>
-      </w:r>
-      <w:proofErr w:type="spellStart"/>
-      <w:r>
-        <w:t>maxUnavailable</w:t>
-      </w:r>
-      <w:proofErr w:type="spellEnd"/>
-      <w:r>
-        <w:t xml:space="preserve"> and </w:t>
-      </w:r>
-      <w:proofErr w:type="spellStart"/>
-      <w:r>
-        <w:t>maxSurge</w:t>
-      </w:r>
-      <w:proofErr w:type="spellEnd"/>
-      <w:r>
-        <w:t xml:space="preserve"> parameters in K8s or "Rolling Updates" in AWS Auto Scaling Groups.</w:t>
+        <w:t xml:space="preserve"> Controlled by maxUnavailable and maxSurge parameters in K8s or "Rolling Updates" in AWS Auto Scaling Groups.</w:t>
       </w:r>
     </w:p>
     <w:p>
@@ -5317,15 +4827,7 @@
         <w:t>Application Logic Complexity.</w:t>
       </w:r>
       <w:r>
-        <w:t xml:space="preserve"> You often need "Feature Flags" (like </w:t>
-      </w:r>
-      <w:proofErr w:type="spellStart"/>
-      <w:r>
-        <w:t>LaunchDarkly</w:t>
-      </w:r>
-      <w:proofErr w:type="spellEnd"/>
-      <w:r>
-        <w:t>) embedded directly in your code, which can lead to "technical debt" if not cleaned up.</w:t>
+        <w:t xml:space="preserve"> You often need "Feature Flags" (like LaunchDarkly) embedded directly in your code, which can lead to "technical debt" if not cleaned up.</w:t>
       </w:r>
     </w:p>
     <w:p>
@@ -5890,6 +5392,32 @@
       </w:r>
       <w:r>
         <w:t xml:space="preserve"> is the ultimate choice."</w:t>
+      </w:r>
+    </w:p>
+    <w:p/>
+    <w:p>
+      <w:pPr>
+        <w:pStyle w:val="Heading2"/>
+        <w:numPr>
+          <w:ilvl w:val="0"/>
+          <w:numId w:val="15"/>
+        </w:numPr>
+      </w:pPr>
+      <w:r>
+        <w:t>DevOps basic Definition</w:t>
+      </w:r>
+    </w:p>
+    <w:p>
+      <w:r>
+        <w:t>DevOps is the process of developing, building deploying and testing on the same day that can improve coordination between all the teams. we use multiple devops tools configurations management CI CD etc..</w:t>
+      </w:r>
+    </w:p>
+    <w:p>
+      <w:pPr>
+        <w:pStyle w:val="Heading2"/>
+      </w:pPr>
+      <w:r>
+        <w:t>END</w:t>
       </w:r>
     </w:p>
     <w:p/>

--- a/Interview_Preparation.docx
+++ b/Interview_Preparation.docx
@@ -232,7 +232,15 @@
         <w:t>CMD</w:t>
       </w:r>
       <w:r>
-        <w:t xml:space="preserve"> are instructions used in a Dockerfile to define how a container should run. However, they serve different purposes regarding how much control you want to give the user at runtime.</w:t>
+        <w:t xml:space="preserve"> are instructions used in a </w:t>
+      </w:r>
+      <w:proofErr w:type="spellStart"/>
+      <w:r>
+        <w:t>Dockerfile</w:t>
+      </w:r>
+      <w:proofErr w:type="spellEnd"/>
+      <w:r>
+        <w:t xml:space="preserve"> to define how a container should run. However, they serve different purposes regarding how much control you want to give the user at runtime.</w:t>
       </w:r>
     </w:p>
     <w:p>
@@ -467,7 +475,23 @@
                 <w:b/>
                 <w:bCs/>
               </w:rPr>
-              <w:t>Hard to override (requires --entrypoint flag).</w:t>
+              <w:t>Hard to override (requires --</w:t>
+            </w:r>
+            <w:proofErr w:type="spellStart"/>
+            <w:r>
+              <w:rPr>
+                <w:b/>
+                <w:bCs/>
+              </w:rPr>
+              <w:t>entrypoint</w:t>
+            </w:r>
+            <w:proofErr w:type="spellEnd"/>
+            <w:r>
+              <w:rPr>
+                <w:b/>
+                <w:bCs/>
+              </w:rPr>
+              <w:t xml:space="preserve"> flag).</w:t>
             </w:r>
           </w:p>
         </w:tc>
@@ -614,7 +638,15 @@
         <w:t>Use CMD</w:t>
       </w:r>
       <w:r>
-        <w:t xml:space="preserve"> when you want to provide a default behavior (like starting a web server) but want to allow developers to easily drop into a shell (e.g., docker run -it my-image /bin/bash) for debugging.</w:t>
+        <w:t xml:space="preserve"> when you want to provide a default </w:t>
+      </w:r>
+      <w:proofErr w:type="spellStart"/>
+      <w:r>
+        <w:t>behavior</w:t>
+      </w:r>
+      <w:proofErr w:type="spellEnd"/>
+      <w:r>
+        <w:t xml:space="preserve"> (like starting a web server) but want to allow developers to easily drop into a shell (e.g., docker run -it my-image /bin/bash) for debugging.</w:t>
       </w:r>
     </w:p>
     <w:p>
@@ -643,7 +675,23 @@
         <w:t>Exec Form</w:t>
       </w:r>
       <w:r>
-        <w:t xml:space="preserve"> (using square brackets like ["cmd", "arg"]) rather than the </w:t>
+        <w:t xml:space="preserve"> (using square brackets like ["</w:t>
+      </w:r>
+      <w:proofErr w:type="spellStart"/>
+      <w:r>
+        <w:t>cmd</w:t>
+      </w:r>
+      <w:proofErr w:type="spellEnd"/>
+      <w:r>
+        <w:t>", "</w:t>
+      </w:r>
+      <w:proofErr w:type="spellStart"/>
+      <w:r>
+        <w:t>arg</w:t>
+      </w:r>
+      <w:proofErr w:type="spellEnd"/>
+      <w:r>
+        <w:t xml:space="preserve">"]) rather than the </w:t>
       </w:r>
       <w:r>
         <w:rPr>
@@ -653,7 +701,23 @@
         <w:t>Shell Form</w:t>
       </w:r>
       <w:r>
-        <w:t xml:space="preserve"> (cmd arg). The Exec Form allows the container to receive Unix signals like SIGTERM, which is critical for Kubernetes and Docker to shut down your containers gracefully.</w:t>
+        <w:t xml:space="preserve"> (</w:t>
+      </w:r>
+      <w:proofErr w:type="spellStart"/>
+      <w:r>
+        <w:t>cmd</w:t>
+      </w:r>
+      <w:proofErr w:type="spellEnd"/>
+      <w:r>
+        <w:t xml:space="preserve"> </w:t>
+      </w:r>
+      <w:proofErr w:type="spellStart"/>
+      <w:r>
+        <w:t>arg</w:t>
+      </w:r>
+      <w:proofErr w:type="spellEnd"/>
+      <w:r>
+        <w:t>). The Exec Form allows the container to receive Unix signals like SIGTERM, which is critical for Kubernetes and Docker to shut down your containers gracefully.</w:t>
       </w:r>
     </w:p>
     <w:p>
@@ -754,7 +818,15 @@
         </w:numPr>
       </w:pPr>
       <w:r>
-        <w:t>Create a directory named myapp and add a simple Python script (app.py):</w:t>
+        <w:t xml:space="preserve">Create a directory named </w:t>
+      </w:r>
+      <w:proofErr w:type="spellStart"/>
+      <w:r>
+        <w:t>myapp</w:t>
+      </w:r>
+      <w:proofErr w:type="spellEnd"/>
+      <w:r>
+        <w:t xml:space="preserve"> and add a simple Python script (app.py):</w:t>
       </w:r>
     </w:p>
     <w:p>
@@ -772,7 +844,17 @@
         <w:ind w:left="1440"/>
       </w:pPr>
       <w:r>
-        <w:t># sys.argv[1] captures the first argument passed to the script</w:t>
+        <w:t xml:space="preserve"># </w:t>
+      </w:r>
+      <w:proofErr w:type="spellStart"/>
+      <w:proofErr w:type="gramStart"/>
+      <w:r>
+        <w:t>sys.argv</w:t>
+      </w:r>
+      <w:proofErr w:type="spellEnd"/>
+      <w:proofErr w:type="gramEnd"/>
+      <w:r>
+        <w:t>[1] captures the first argument passed to the script</w:t>
       </w:r>
     </w:p>
     <w:p>
@@ -781,7 +863,25 @@
         <w:ind w:left="1440"/>
       </w:pPr>
       <w:r>
-        <w:t>if len(sys.argv) &gt; 1:</w:t>
+        <w:t xml:space="preserve">if </w:t>
+      </w:r>
+      <w:proofErr w:type="spellStart"/>
+      <w:r>
+        <w:t>len</w:t>
+      </w:r>
+      <w:proofErr w:type="spellEnd"/>
+      <w:r>
+        <w:t>(</w:t>
+      </w:r>
+      <w:proofErr w:type="spellStart"/>
+      <w:proofErr w:type="gramStart"/>
+      <w:r>
+        <w:t>sys.argv</w:t>
+      </w:r>
+      <w:proofErr w:type="spellEnd"/>
+      <w:proofErr w:type="gramEnd"/>
+      <w:r>
+        <w:t>) &gt; 1:</w:t>
       </w:r>
     </w:p>
     <w:p>
@@ -789,8 +889,28 @@
         <w:pStyle w:val="ListParagraph"/>
         <w:ind w:left="1440"/>
       </w:pPr>
-      <w:r>
-        <w:t>print(f"Hello, {sys.argv[1]}! This is your container speaking.")</w:t>
+      <w:proofErr w:type="gramStart"/>
+      <w:r>
+        <w:t>print(</w:t>
+      </w:r>
+      <w:proofErr w:type="spellStart"/>
+      <w:proofErr w:type="gramEnd"/>
+      <w:r>
+        <w:t>f"Hello</w:t>
+      </w:r>
+      <w:proofErr w:type="spellEnd"/>
+      <w:r>
+        <w:t>, {</w:t>
+      </w:r>
+      <w:proofErr w:type="spellStart"/>
+      <w:proofErr w:type="gramStart"/>
+      <w:r>
+        <w:t>sys.argv</w:t>
+      </w:r>
+      <w:proofErr w:type="spellEnd"/>
+      <w:proofErr w:type="gramEnd"/>
+      <w:r>
+        <w:t>[1]}! This is your container speaking.")</w:t>
       </w:r>
     </w:p>
     <w:p>
@@ -808,8 +928,13 @@
         <w:pStyle w:val="ListParagraph"/>
         <w:ind w:left="1440"/>
       </w:pPr>
-      <w:r>
-        <w:t>print("Hello! You didn't provide a name.")</w:t>
+      <w:proofErr w:type="gramStart"/>
+      <w:r>
+        <w:t>print(</w:t>
+      </w:r>
+      <w:proofErr w:type="gramEnd"/>
+      <w:r>
+        <w:t>"Hello! You didn't provide a name.")</w:t>
       </w:r>
     </w:p>
     <w:p>
@@ -829,8 +954,17 @@
           <w:b/>
           <w:bCs/>
         </w:rPr>
-        <w:t>Define the Dockerfile</w:t>
-      </w:r>
+        <w:t xml:space="preserve">Define the </w:t>
+      </w:r>
+      <w:proofErr w:type="spellStart"/>
+      <w:r>
+        <w:rPr>
+          <w:b/>
+          <w:bCs/>
+        </w:rPr>
+        <w:t>Dockerfile</w:t>
+      </w:r>
+      <w:proofErr w:type="spellEnd"/>
     </w:p>
     <w:p>
       <w:pPr>
@@ -845,7 +979,15 @@
         </w:rPr>
       </w:pPr>
       <w:r>
-        <w:t>In the same folder, create a Dockerfile:</w:t>
+        <w:t xml:space="preserve">In the same folder, create a </w:t>
+      </w:r>
+      <w:proofErr w:type="spellStart"/>
+      <w:r>
+        <w:t>Dockerfile</w:t>
+      </w:r>
+      <w:proofErr w:type="spellEnd"/>
+      <w:r>
+        <w:t>:</w:t>
       </w:r>
     </w:p>
     <w:p>
@@ -872,8 +1014,13 @@
         <w:ind w:left="1440"/>
       </w:pPr>
       <w:r>
-        <w:t>COPY app.py .</w:t>
-      </w:r>
+        <w:t xml:space="preserve">COPY </w:t>
+      </w:r>
+      <w:proofErr w:type="gramStart"/>
+      <w:r>
+        <w:t>app.py .</w:t>
+      </w:r>
+      <w:proofErr w:type="gramEnd"/>
     </w:p>
     <w:p>
       <w:pPr>
@@ -944,7 +1091,15 @@
         </w:rPr>
       </w:pPr>
       <w:r>
-        <w:t>Open your terminal inside the myapp folder and build the image:</w:t>
+        <w:t xml:space="preserve">Open your terminal inside the </w:t>
+      </w:r>
+      <w:proofErr w:type="spellStart"/>
+      <w:r>
+        <w:t>myapp</w:t>
+      </w:r>
+      <w:proofErr w:type="spellEnd"/>
+      <w:r>
+        <w:t xml:space="preserve"> folder and build the image:</w:t>
       </w:r>
     </w:p>
     <w:p>
@@ -957,8 +1112,13 @@
         </w:rPr>
       </w:pPr>
       <w:r>
-        <w:t>docker build -t my-greeting-tool .</w:t>
-      </w:r>
+        <w:t>docker build -t my-greeting-</w:t>
+      </w:r>
+      <w:proofErr w:type="gramStart"/>
+      <w:r>
+        <w:t>tool .</w:t>
+      </w:r>
+      <w:proofErr w:type="gramEnd"/>
     </w:p>
     <w:p>
       <w:pPr>
@@ -1184,7 +1344,15 @@
         </w:numPr>
       </w:pPr>
       <w:r>
-        <w:t>If you are a complete beginner then follow the below steps in the Visual Studio Code:</w:t>
+        <w:t xml:space="preserve">If you are a complete </w:t>
+      </w:r>
+      <w:proofErr w:type="gramStart"/>
+      <w:r>
+        <w:t>beginner</w:t>
+      </w:r>
+      <w:proofErr w:type="gramEnd"/>
+      <w:r>
+        <w:t xml:space="preserve"> then follow the below steps in the Visual Studio Code:</w:t>
       </w:r>
     </w:p>
     <w:p>
@@ -1220,8 +1388,13 @@
         </w:numPr>
       </w:pPr>
       <w:r>
-        <w:t>Create a new folder named DockerTest</w:t>
-      </w:r>
+        <w:t xml:space="preserve">Create a new folder named </w:t>
+      </w:r>
+      <w:proofErr w:type="spellStart"/>
+      <w:r>
+        <w:t>DockerTest</w:t>
+      </w:r>
+      <w:proofErr w:type="spellEnd"/>
     </w:p>
     <w:p>
       <w:pPr>
@@ -1232,8 +1405,13 @@
         </w:numPr>
       </w:pPr>
       <w:r>
-        <w:t>inside this folder create a new folder myapp</w:t>
-      </w:r>
+        <w:t xml:space="preserve">inside this folder create a new folder </w:t>
+      </w:r>
+      <w:proofErr w:type="spellStart"/>
+      <w:r>
+        <w:t>myapp</w:t>
+      </w:r>
+      <w:proofErr w:type="spellEnd"/>
     </w:p>
     <w:p>
       <w:pPr>
@@ -1245,7 +1423,15 @@
       </w:pPr>
       <w:r>
         <w:lastRenderedPageBreak/>
-        <w:t>add a new app.py file in this myapp folder</w:t>
+        <w:t xml:space="preserve">add a new app.py file in this </w:t>
+      </w:r>
+      <w:proofErr w:type="spellStart"/>
+      <w:r>
+        <w:t>myapp</w:t>
+      </w:r>
+      <w:proofErr w:type="spellEnd"/>
+      <w:r>
+        <w:t xml:space="preserve"> folder</w:t>
       </w:r>
     </w:p>
     <w:p>
@@ -1293,7 +1479,27 @@
         </w:numPr>
       </w:pPr>
       <w:r>
-        <w:t># sys.argv[0] is the script name, sys.argv[1] is the first argument</w:t>
+        <w:t xml:space="preserve"># </w:t>
+      </w:r>
+      <w:proofErr w:type="spellStart"/>
+      <w:proofErr w:type="gramStart"/>
+      <w:r>
+        <w:t>sys.argv</w:t>
+      </w:r>
+      <w:proofErr w:type="spellEnd"/>
+      <w:proofErr w:type="gramEnd"/>
+      <w:r>
+        <w:t xml:space="preserve">[0] is the script name, </w:t>
+      </w:r>
+      <w:proofErr w:type="spellStart"/>
+      <w:proofErr w:type="gramStart"/>
+      <w:r>
+        <w:t>sys.argv</w:t>
+      </w:r>
+      <w:proofErr w:type="spellEnd"/>
+      <w:proofErr w:type="gramEnd"/>
+      <w:r>
+        <w:t>[1] is the first argument</w:t>
       </w:r>
     </w:p>
     <w:p>
@@ -1305,7 +1511,25 @@
         </w:numPr>
       </w:pPr>
       <w:r>
-        <w:t>if len(sys.argv) &gt; 1:</w:t>
+        <w:t xml:space="preserve">if </w:t>
+      </w:r>
+      <w:proofErr w:type="spellStart"/>
+      <w:r>
+        <w:t>len</w:t>
+      </w:r>
+      <w:proofErr w:type="spellEnd"/>
+      <w:r>
+        <w:t>(</w:t>
+      </w:r>
+      <w:proofErr w:type="spellStart"/>
+      <w:proofErr w:type="gramStart"/>
+      <w:r>
+        <w:t>sys.argv</w:t>
+      </w:r>
+      <w:proofErr w:type="spellEnd"/>
+      <w:proofErr w:type="gramEnd"/>
+      <w:r>
+        <w:t>) &gt; 1:</w:t>
       </w:r>
     </w:p>
     <w:p>
@@ -1317,7 +1541,30 @@
         </w:numPr>
       </w:pPr>
       <w:r>
-        <w:t xml:space="preserve">    print(f"Hello, {sys.argv[1]}! This is your container speaking.")</w:t>
+        <w:t xml:space="preserve">    </w:t>
+      </w:r>
+      <w:proofErr w:type="gramStart"/>
+      <w:r>
+        <w:t>print(</w:t>
+      </w:r>
+      <w:proofErr w:type="spellStart"/>
+      <w:proofErr w:type="gramEnd"/>
+      <w:r>
+        <w:t>f"Hello</w:t>
+      </w:r>
+      <w:proofErr w:type="spellEnd"/>
+      <w:r>
+        <w:t>, {</w:t>
+      </w:r>
+      <w:proofErr w:type="spellStart"/>
+      <w:proofErr w:type="gramStart"/>
+      <w:r>
+        <w:t>sys.argv</w:t>
+      </w:r>
+      <w:proofErr w:type="spellEnd"/>
+      <w:proofErr w:type="gramEnd"/>
+      <w:r>
+        <w:t>[1]}! This is your container speaking.")</w:t>
       </w:r>
     </w:p>
     <w:p>
@@ -1341,7 +1588,15 @@
         </w:numPr>
       </w:pPr>
       <w:r>
-        <w:t xml:space="preserve">    print("Hello! You didn't provide a name.") </w:t>
+        <w:t xml:space="preserve">    </w:t>
+      </w:r>
+      <w:proofErr w:type="gramStart"/>
+      <w:r>
+        <w:t>print(</w:t>
+      </w:r>
+      <w:proofErr w:type="gramEnd"/>
+      <w:r>
+        <w:t xml:space="preserve">"Hello! You didn't provide a name.") </w:t>
       </w:r>
     </w:p>
     <w:p>
@@ -1365,8 +1620,21 @@
         </w:numPr>
       </w:pPr>
       <w:r>
-        <w:t>Now in the same myapp folder create a new file named Dockerfile</w:t>
-      </w:r>
+        <w:t xml:space="preserve">Now in the same </w:t>
+      </w:r>
+      <w:proofErr w:type="spellStart"/>
+      <w:r>
+        <w:t>myapp</w:t>
+      </w:r>
+      <w:proofErr w:type="spellEnd"/>
+      <w:r>
+        <w:t xml:space="preserve"> folder create a new file named </w:t>
+      </w:r>
+      <w:proofErr w:type="spellStart"/>
+      <w:r>
+        <w:t>Dockerfile</w:t>
+      </w:r>
+      <w:proofErr w:type="spellEnd"/>
     </w:p>
     <w:p>
       <w:pPr>
@@ -1377,7 +1645,15 @@
         </w:numPr>
       </w:pPr>
       <w:r>
-        <w:t>Write the below code into the Dockerfile created</w:t>
+        <w:t xml:space="preserve">Write the below code into the </w:t>
+      </w:r>
+      <w:proofErr w:type="spellStart"/>
+      <w:r>
+        <w:t>Dockerfile</w:t>
+      </w:r>
+      <w:proofErr w:type="spellEnd"/>
+      <w:r>
+        <w:t xml:space="preserve"> created</w:t>
       </w:r>
     </w:p>
     <w:p>
@@ -1425,8 +1701,13 @@
         </w:numPr>
       </w:pPr>
       <w:r>
-        <w:t>COPY app.py .</w:t>
-      </w:r>
+        <w:t xml:space="preserve">COPY </w:t>
+      </w:r>
+      <w:proofErr w:type="gramStart"/>
+      <w:r>
+        <w:t>app.py .</w:t>
+      </w:r>
+      <w:proofErr w:type="gramEnd"/>
     </w:p>
     <w:p>
       <w:pPr>
@@ -1497,7 +1778,23 @@
         </w:numPr>
       </w:pPr>
       <w:r>
-        <w:t>Now open the VS terminal and nacvigate to inside myapp folder</w:t>
+        <w:t xml:space="preserve">Now open the VS terminal and </w:t>
+      </w:r>
+      <w:proofErr w:type="spellStart"/>
+      <w:r>
+        <w:t>nacvigate</w:t>
+      </w:r>
+      <w:proofErr w:type="spellEnd"/>
+      <w:r>
+        <w:t xml:space="preserve"> to inside </w:t>
+      </w:r>
+      <w:proofErr w:type="spellStart"/>
+      <w:r>
+        <w:t>myapp</w:t>
+      </w:r>
+      <w:proofErr w:type="spellEnd"/>
+      <w:r>
+        <w:t xml:space="preserve"> folder</w:t>
       </w:r>
     </w:p>
     <w:p>
@@ -1509,7 +1806,15 @@
         </w:numPr>
       </w:pPr>
       <w:r>
-        <w:t>type and run the command "docker build -t my-greeting-tool ."</w:t>
+        <w:t>type and run the command "docker build -t my-greeting-</w:t>
+      </w:r>
+      <w:proofErr w:type="gramStart"/>
+      <w:r>
+        <w:t>tool .</w:t>
+      </w:r>
+      <w:proofErr w:type="gramEnd"/>
+      <w:r>
+        <w:t>"</w:t>
       </w:r>
     </w:p>
     <w:p>
@@ -1702,7 +2007,15 @@
         </w:numPr>
       </w:pPr>
       <w:r>
-        <w:t>docker has some input argument Praveen to take care of so this will execute what is in the execute part and overrides CMD in the Dockerfile code</w:t>
+        <w:t xml:space="preserve">docker has some input argument Praveen to take care of so this will execute what is in the execute part and overrides CMD in the </w:t>
+      </w:r>
+      <w:proofErr w:type="spellStart"/>
+      <w:r>
+        <w:t>Dockerfile</w:t>
+      </w:r>
+      <w:proofErr w:type="spellEnd"/>
+      <w:r>
+        <w:t xml:space="preserve"> code</w:t>
       </w:r>
     </w:p>
     <w:p>
@@ -1713,8 +2026,13 @@
           <w:numId w:val="1"/>
         </w:numPr>
       </w:pPr>
-      <w:r>
-        <w:t>So this is what the difference between ENTRYPOINT and CMD</w:t>
+      <w:proofErr w:type="gramStart"/>
+      <w:r>
+        <w:t>So</w:t>
+      </w:r>
+      <w:proofErr w:type="gramEnd"/>
+      <w:r>
+        <w:t xml:space="preserve"> this is what the difference between ENTRYPOINT and CMD</w:t>
       </w:r>
     </w:p>
     <w:p>
@@ -1887,7 +2205,15 @@
     </w:p>
     <w:p>
       <w:r>
-        <w:t>The CLI is a unified tool that allows you to manage IAM services from your terminal or command prompt (e.g., Bash, Zsh, or PowerShell).</w:t>
+        <w:t xml:space="preserve">The CLI is a unified tool that allows you to manage IAM services from your terminal or command prompt (e.g., Bash, </w:t>
+      </w:r>
+      <w:proofErr w:type="spellStart"/>
+      <w:r>
+        <w:t>Zsh</w:t>
+      </w:r>
+      <w:proofErr w:type="spellEnd"/>
+      <w:r>
+        <w:t>, or PowerShell).</w:t>
       </w:r>
     </w:p>
     <w:p>
@@ -1952,8 +2278,21 @@
       </w:r>
     </w:p>
     <w:p>
-      <w:r>
-        <w:t>aws iam create-user --user-name Alice</w:t>
+      <w:proofErr w:type="spellStart"/>
+      <w:r>
+        <w:t>aws</w:t>
+      </w:r>
+      <w:proofErr w:type="spellEnd"/>
+      <w:r>
+        <w:t xml:space="preserve"> </w:t>
+      </w:r>
+      <w:proofErr w:type="spellStart"/>
+      <w:r>
+        <w:t>iam</w:t>
+      </w:r>
+      <w:proofErr w:type="spellEnd"/>
+      <w:r>
+        <w:t xml:space="preserve"> create-user --user-name Alice</w:t>
       </w:r>
     </w:p>
     <w:p>
@@ -2077,13 +2416,49 @@
       </w:r>
     </w:p>
     <w:p>
-      <w:r>
-        <w:t>iam = boto3.client('iam')</w:t>
-      </w:r>
-    </w:p>
-    <w:p>
-      <w:r>
-        <w:t>iam.create_user(UserName='Alice')</w:t>
+      <w:proofErr w:type="spellStart"/>
+      <w:r>
+        <w:t>iam</w:t>
+      </w:r>
+      <w:proofErr w:type="spellEnd"/>
+      <w:r>
+        <w:t xml:space="preserve"> = boto3.client('</w:t>
+      </w:r>
+      <w:proofErr w:type="spellStart"/>
+      <w:r>
+        <w:t>iam</w:t>
+      </w:r>
+      <w:proofErr w:type="spellEnd"/>
+      <w:r>
+        <w:t>')</w:t>
+      </w:r>
+    </w:p>
+    <w:p>
+      <w:proofErr w:type="spellStart"/>
+      <w:proofErr w:type="gramStart"/>
+      <w:r>
+        <w:t>iam.create</w:t>
+      </w:r>
+      <w:proofErr w:type="gramEnd"/>
+      <w:r>
+        <w:t>_</w:t>
+      </w:r>
+      <w:proofErr w:type="gramStart"/>
+      <w:r>
+        <w:t>user</w:t>
+      </w:r>
+      <w:proofErr w:type="spellEnd"/>
+      <w:r>
+        <w:t>(</w:t>
+      </w:r>
+      <w:proofErr w:type="spellStart"/>
+      <w:proofErr w:type="gramEnd"/>
+      <w:r>
+        <w:t>UserName</w:t>
+      </w:r>
+      <w:proofErr w:type="spellEnd"/>
+      <w:r>
+        <w:t>='Alice')</w:t>
       </w:r>
     </w:p>
     <w:p>
@@ -2580,8 +2955,13 @@
         <w:t>In Linux kernel</w:t>
       </w:r>
       <w:r>
-        <w:t>, a file is not defined by its name, but by its inode</w:t>
-      </w:r>
+        <w:t xml:space="preserve">, a file is not defined by its name, but by its </w:t>
+      </w:r>
+      <w:proofErr w:type="spellStart"/>
+      <w:r>
+        <w:t>inode</w:t>
+      </w:r>
+      <w:proofErr w:type="spellEnd"/>
       <w:r>
         <w:t xml:space="preserve"> which is “</w:t>
       </w:r>
@@ -2598,27 +2978,52 @@
     <w:p>
       <w:r>
         <w:lastRenderedPageBreak/>
-        <w:t>A link is essentially a pointer that connects a filename in a directory to an inode.</w:t>
-      </w:r>
-    </w:p>
-    <w:p>
-      <w:pPr>
-        <w:rPr>
-          <w:b/>
-          <w:bCs/>
-        </w:rPr>
-      </w:pPr>
-      <w:r>
-        <w:rPr>
-          <w:b/>
-          <w:bCs/>
-        </w:rPr>
-        <w:t>1. Hard Links: Multiple Names for One Inode</w:t>
-      </w:r>
-    </w:p>
-    <w:p>
-      <w:r>
-        <w:t>A hard link is a direct pointer to the inode of a file. When you create a hard link, you aren't copying the file; you are creating a second "entry" that points to the exact same physical data.</w:t>
+        <w:t xml:space="preserve">A link is essentially a pointer that connects a filename in a directory to an </w:t>
+      </w:r>
+      <w:proofErr w:type="spellStart"/>
+      <w:r>
+        <w:t>inode</w:t>
+      </w:r>
+      <w:proofErr w:type="spellEnd"/>
+      <w:r>
+        <w:t>.</w:t>
+      </w:r>
+    </w:p>
+    <w:p>
+      <w:pPr>
+        <w:rPr>
+          <w:b/>
+          <w:bCs/>
+        </w:rPr>
+      </w:pPr>
+      <w:r>
+        <w:rPr>
+          <w:b/>
+          <w:bCs/>
+        </w:rPr>
+        <w:t xml:space="preserve">1. Hard Links: Multiple Names for One </w:t>
+      </w:r>
+      <w:proofErr w:type="spellStart"/>
+      <w:r>
+        <w:rPr>
+          <w:b/>
+          <w:bCs/>
+        </w:rPr>
+        <w:t>Inode</w:t>
+      </w:r>
+      <w:proofErr w:type="spellEnd"/>
+    </w:p>
+    <w:p>
+      <w:r>
+        <w:t xml:space="preserve">A hard link is a direct pointer to the </w:t>
+      </w:r>
+      <w:proofErr w:type="spellStart"/>
+      <w:r>
+        <w:t>inode</w:t>
+      </w:r>
+      <w:proofErr w:type="spellEnd"/>
+      <w:r>
+        <w:t xml:space="preserve"> of a file. When you create a hard link, you aren't copying the file; you are creating a second "entry" that points to the exact same physical data.</w:t>
       </w:r>
     </w:p>
     <w:p>
@@ -2638,12 +3043,21 @@
       <w:r>
         <w:t xml:space="preserve"> Both the original filename and the hard link share the same </w:t>
       </w:r>
-      <w:r>
-        <w:rPr>
-          <w:b/>
-          <w:bCs/>
-        </w:rPr>
-        <w:t>inode number</w:t>
+      <w:proofErr w:type="spellStart"/>
+      <w:r>
+        <w:rPr>
+          <w:b/>
+          <w:bCs/>
+        </w:rPr>
+        <w:t>inode</w:t>
+      </w:r>
+      <w:proofErr w:type="spellEnd"/>
+      <w:r>
+        <w:rPr>
+          <w:b/>
+          <w:bCs/>
+        </w:rPr>
+        <w:t xml:space="preserve"> number</w:t>
       </w:r>
       <w:r>
         <w:t>.</w:t>
@@ -2664,7 +3078,15 @@
         <w:t>The "Link Count":</w:t>
       </w:r>
       <w:r>
-        <w:t xml:space="preserve"> The kernel maintains a counter in the inode. If you have a file with two hard links, the count is 2. If you delete one, the data stays on the disk until the count reaches 0.</w:t>
+        <w:t xml:space="preserve"> The kernel maintains a counter in the </w:t>
+      </w:r>
+      <w:proofErr w:type="spellStart"/>
+      <w:r>
+        <w:t>inode</w:t>
+      </w:r>
+      <w:proofErr w:type="spellEnd"/>
+      <w:r>
+        <w:t>. If you have a file with two hard links, the count is 2. If you delete one, the data stays on the disk until the count reaches 0.</w:t>
       </w:r>
     </w:p>
     <w:p>
@@ -2682,7 +3104,15 @@
         <w:t>Limitations:</w:t>
       </w:r>
       <w:r>
-        <w:t xml:space="preserve"> * Cannot link across different filesystems (because inode numbers are unique only within a partition).</w:t>
+        <w:t xml:space="preserve"> * Cannot link across different filesystems (because </w:t>
+      </w:r>
+      <w:proofErr w:type="spellStart"/>
+      <w:r>
+        <w:t>inode</w:t>
+      </w:r>
+      <w:proofErr w:type="spellEnd"/>
+      <w:r>
+        <w:t xml:space="preserve"> numbers are unique only within a partition).</w:t>
       </w:r>
     </w:p>
     <w:p>
@@ -2713,7 +3143,15 @@
     </w:p>
     <w:p>
       <w:r>
-        <w:t>A soft link (or symlink) is a special type of file that contains a text string—specifically, the path to another file.</w:t>
+        <w:t xml:space="preserve">A soft link (or </w:t>
+      </w:r>
+      <w:proofErr w:type="spellStart"/>
+      <w:r>
+        <w:t>symlink</w:t>
+      </w:r>
+      <w:proofErr w:type="spellEnd"/>
+      <w:r>
+        <w:t>) is a special type of file that contains a text string—specifically, the path to another file.</w:t>
       </w:r>
     </w:p>
     <w:p>
@@ -2738,7 +3176,23 @@
           <w:b/>
           <w:bCs/>
         </w:rPr>
-        <w:t>own unique inode number</w:t>
+        <w:t xml:space="preserve">own unique </w:t>
+      </w:r>
+      <w:proofErr w:type="spellStart"/>
+      <w:r>
+        <w:rPr>
+          <w:b/>
+          <w:bCs/>
+        </w:rPr>
+        <w:t>inode</w:t>
+      </w:r>
+      <w:proofErr w:type="spellEnd"/>
+      <w:r>
+        <w:rPr>
+          <w:b/>
+          <w:bCs/>
+        </w:rPr>
+        <w:t xml:space="preserve"> number</w:t>
       </w:r>
       <w:r>
         <w:t>. Its data blocks don't contain your "actual" content; they contain the path (e.g., /home/user/file.txt) to the target.</w:t>
@@ -2751,12 +3205,21 @@
           <w:numId w:val="8"/>
         </w:numPr>
       </w:pPr>
-      <w:r>
-        <w:rPr>
-          <w:b/>
-          <w:bCs/>
-        </w:rPr>
-        <w:t>Behavior:</w:t>
+      <w:proofErr w:type="spellStart"/>
+      <w:r>
+        <w:rPr>
+          <w:b/>
+          <w:bCs/>
+        </w:rPr>
+        <w:t>Behavior</w:t>
+      </w:r>
+      <w:proofErr w:type="spellEnd"/>
+      <w:r>
+        <w:rPr>
+          <w:b/>
+          <w:bCs/>
+        </w:rPr>
+        <w:t>:</w:t>
       </w:r>
       <w:r>
         <w:t xml:space="preserve"> When you try to open a soft link, the kernel reads the path inside it and "redirects" you to the target. If the original file is deleted, the soft link becomes "broken" (dangling) because it points to a path that no longer exists.</w:t>
@@ -2895,7 +3358,23 @@
                 <w:rStyle w:val="Strong"/>
                 <w:rFonts w:ascii="Arial" w:hAnsi="Arial" w:cs="Arial"/>
               </w:rPr>
-              <w:t>Soft Link (Symlink)</w:t>
+              <w:t>Soft Link (</w:t>
+            </w:r>
+            <w:proofErr w:type="spellStart"/>
+            <w:r>
+              <w:rPr>
+                <w:rStyle w:val="Strong"/>
+                <w:rFonts w:ascii="Arial" w:hAnsi="Arial" w:cs="Arial"/>
+              </w:rPr>
+              <w:t>Symlink</w:t>
+            </w:r>
+            <w:proofErr w:type="spellEnd"/>
+            <w:r>
+              <w:rPr>
+                <w:rStyle w:val="Strong"/>
+                <w:rFonts w:ascii="Arial" w:hAnsi="Arial" w:cs="Arial"/>
+              </w:rPr>
+              <w:t>)</w:t>
             </w:r>
           </w:p>
         </w:tc>
@@ -2922,13 +3401,23 @@
                 <w:rFonts w:ascii="Arial" w:hAnsi="Arial" w:cs="Arial"/>
               </w:rPr>
             </w:pPr>
+            <w:proofErr w:type="spellStart"/>
             <w:r>
               <w:rPr>
                 <w:rFonts w:ascii="Arial" w:hAnsi="Arial" w:cs="Arial"/>
                 <w:b/>
                 <w:bCs/>
               </w:rPr>
-              <w:t>Inode Number</w:t>
+              <w:t>Inode</w:t>
+            </w:r>
+            <w:proofErr w:type="spellEnd"/>
+            <w:r>
+              <w:rPr>
+                <w:rFonts w:ascii="Arial" w:hAnsi="Arial" w:cs="Arial"/>
+                <w:b/>
+                <w:bCs/>
+              </w:rPr>
+              <w:t xml:space="preserve"> Number</w:t>
             </w:r>
           </w:p>
         </w:tc>
@@ -3389,83 +3878,19 @@
           <w:i/>
           <w:iCs/>
         </w:rPr>
-        <w:t>Authentication (AuthN)</w:t>
-      </w:r>
-    </w:p>
-    <w:p>
-      <w:r>
-        <w:t>Authentication is the process of verifying an identity. It ensures that the person or service trying to access your AWS account is exactly who they claim to be.</w:t>
-      </w:r>
-    </w:p>
-    <w:p>
-      <w:r>
-        <w:tab/>
-      </w:r>
-      <w:r>
-        <w:rPr>
-          <w:b/>
-          <w:bCs/>
-        </w:rPr>
-        <w:t>Passwords</w:t>
-      </w:r>
-      <w:r>
-        <w:t>: Logging into the AWS Management Console.</w:t>
-      </w:r>
-    </w:p>
-    <w:p>
-      <w:pPr>
-        <w:ind w:firstLine="720"/>
-      </w:pPr>
-      <w:r>
-        <w:rPr>
-          <w:b/>
-          <w:bCs/>
-        </w:rPr>
-        <w:t>Access Keys</w:t>
-      </w:r>
-      <w:r>
-        <w:t>: Using an Access Key ID and Secret Access Key for CLI or API requests.</w:t>
-      </w:r>
-    </w:p>
-    <w:p>
-      <w:pPr>
-        <w:ind w:firstLine="720"/>
-      </w:pPr>
-      <w:r>
-        <w:rPr>
-          <w:b/>
-          <w:bCs/>
-        </w:rPr>
-        <w:t>MFA (Multi-Factor Authentication)</w:t>
-      </w:r>
-      <w:r>
-        <w:t>: Adding a second layer of security (like a code from an app).</w:t>
-      </w:r>
-    </w:p>
-    <w:p>
-      <w:pPr>
-        <w:ind w:firstLine="720"/>
-      </w:pPr>
-      <w:r>
-        <w:rPr>
-          <w:b/>
-          <w:bCs/>
-        </w:rPr>
-        <w:t>IAM Roles</w:t>
-      </w:r>
-      <w:r>
-        <w:t>: Temporary credentials for services (like an EC2 instance) or federated users.</w:t>
-      </w:r>
-    </w:p>
-    <w:p>
-      <w:pPr>
+        <w:t>Authentication (</w:t>
+      </w:r>
+      <w:proofErr w:type="spellStart"/>
+      <w:r>
         <w:rPr>
           <w:b/>
           <w:bCs/>
           <w:i/>
           <w:iCs/>
         </w:rPr>
-      </w:pPr>
+        <w:t>AuthN</w:t>
+      </w:r>
+      <w:proofErr w:type="spellEnd"/>
       <w:r>
         <w:rPr>
           <w:b/>
@@ -3473,7 +3898,111 @@
           <w:i/>
           <w:iCs/>
         </w:rPr>
-        <w:t>Authorization (AuthZ)</w:t>
+        <w:t>)</w:t>
+      </w:r>
+    </w:p>
+    <w:p>
+      <w:r>
+        <w:t>Authentication is the process of verifying an identity. It ensures that the person or service trying to access your AWS account is exactly who they claim to be.</w:t>
+      </w:r>
+    </w:p>
+    <w:p>
+      <w:r>
+        <w:tab/>
+      </w:r>
+      <w:r>
+        <w:rPr>
+          <w:b/>
+          <w:bCs/>
+        </w:rPr>
+        <w:t>Passwords</w:t>
+      </w:r>
+      <w:r>
+        <w:t>: Logging into the AWS Management Console.</w:t>
+      </w:r>
+    </w:p>
+    <w:p>
+      <w:pPr>
+        <w:ind w:firstLine="720"/>
+      </w:pPr>
+      <w:r>
+        <w:rPr>
+          <w:b/>
+          <w:bCs/>
+        </w:rPr>
+        <w:t>Access Keys</w:t>
+      </w:r>
+      <w:r>
+        <w:t>: Using an Access Key ID and Secret Access Key for CLI or API requests.</w:t>
+      </w:r>
+    </w:p>
+    <w:p>
+      <w:pPr>
+        <w:ind w:firstLine="720"/>
+      </w:pPr>
+      <w:r>
+        <w:rPr>
+          <w:b/>
+          <w:bCs/>
+        </w:rPr>
+        <w:t>MFA (Multi-Factor Authentication)</w:t>
+      </w:r>
+      <w:r>
+        <w:t>: Adding a second layer of security (like a code from an app).</w:t>
+      </w:r>
+    </w:p>
+    <w:p>
+      <w:pPr>
+        <w:ind w:firstLine="720"/>
+      </w:pPr>
+      <w:r>
+        <w:rPr>
+          <w:b/>
+          <w:bCs/>
+        </w:rPr>
+        <w:t>IAM Roles</w:t>
+      </w:r>
+      <w:r>
+        <w:t>: Temporary credentials for services (like an EC2 instance) or federated users.</w:t>
+      </w:r>
+    </w:p>
+    <w:p>
+      <w:pPr>
+        <w:rPr>
+          <w:b/>
+          <w:bCs/>
+          <w:i/>
+          <w:iCs/>
+        </w:rPr>
+      </w:pPr>
+      <w:r>
+        <w:rPr>
+          <w:b/>
+          <w:bCs/>
+          <w:i/>
+          <w:iCs/>
+        </w:rPr>
+        <w:t>Authorization (</w:t>
+      </w:r>
+      <w:proofErr w:type="spellStart"/>
+      <w:r>
+        <w:rPr>
+          <w:b/>
+          <w:bCs/>
+          <w:i/>
+          <w:iCs/>
+        </w:rPr>
+        <w:t>AuthZ</w:t>
+      </w:r>
+      <w:proofErr w:type="spellEnd"/>
+      <w:r>
+        <w:rPr>
+          <w:b/>
+          <w:bCs/>
+          <w:i/>
+          <w:iCs/>
+        </w:rPr>
+        <w:t>)</w:t>
       </w:r>
     </w:p>
     <w:p>
@@ -3595,12 +4124,21 @@
               </w:rPr>
               <w:t>(</w:t>
             </w:r>
+            <w:proofErr w:type="spellStart"/>
             <w:r>
               <w:rPr>
                 <w:b/>
                 <w:bCs/>
               </w:rPr>
-              <w:t>AuthN)</w:t>
+              <w:t>AuthN</w:t>
+            </w:r>
+            <w:proofErr w:type="spellEnd"/>
+            <w:r>
+              <w:rPr>
+                <w:b/>
+                <w:bCs/>
+              </w:rPr>
+              <w:t>)</w:t>
             </w:r>
           </w:p>
         </w:tc>
@@ -3631,7 +4169,23 @@
                 <w:b/>
                 <w:bCs/>
               </w:rPr>
-              <w:t>Authorization (AuthZ)</w:t>
+              <w:t>Authorization (</w:t>
+            </w:r>
+            <w:proofErr w:type="spellStart"/>
+            <w:r>
+              <w:rPr>
+                <w:b/>
+                <w:bCs/>
+              </w:rPr>
+              <w:t>AuthZ</w:t>
+            </w:r>
+            <w:proofErr w:type="spellEnd"/>
+            <w:r>
+              <w:rPr>
+                <w:b/>
+                <w:bCs/>
+              </w:rPr>
+              <w:t>)</w:t>
             </w:r>
           </w:p>
         </w:tc>
@@ -4129,7 +4683,15 @@
         <w:t>Allow</w:t>
       </w:r>
       <w:r>
-        <w:t xml:space="preserve"> for the specific action you are trying to take (e.g., s3:GetObject).</w:t>
+        <w:t xml:space="preserve"> for the specific action you are trying to take (e.g., s</w:t>
+      </w:r>
+      <w:proofErr w:type="gramStart"/>
+      <w:r>
+        <w:t>3:GetObject</w:t>
+      </w:r>
+      <w:proofErr w:type="gramEnd"/>
+      <w:r>
+        <w:t>).</w:t>
       </w:r>
     </w:p>
     <w:p>
@@ -4271,7 +4833,15 @@
         <w:t>Downtime.</w:t>
       </w:r>
       <w:r>
-        <w:t xml:space="preserve"> The duration of the outage depends on how long your application takes to boot up. If Version 2 fails to start, you have to reinstall Version 1, extending the downtime further.</w:t>
+        <w:t xml:space="preserve"> The duration of the outage depends on how long your application takes to boot up. If Version 2 fails to start, you </w:t>
+      </w:r>
+      <w:proofErr w:type="gramStart"/>
+      <w:r>
+        <w:t>have to</w:t>
+      </w:r>
+      <w:proofErr w:type="gramEnd"/>
+      <w:r>
+        <w:t xml:space="preserve"> reinstall Version 1, extending the downtime further.</w:t>
       </w:r>
     </w:p>
     <w:p>
@@ -4362,7 +4932,15 @@
         <w:t>Version Mismatch &amp; No Easy Rollback.</w:t>
       </w:r>
       <w:r>
-        <w:t xml:space="preserve"> During the rollout, your Load Balancer is sending traffic to both V1 and V2. This is a nightmare if V2 has a bug, because 20% of your users are getting errors while 80% are fine. To "fix" it, you have to perform another rolling update back to V1, which takes time.</w:t>
+        <w:t xml:space="preserve"> During the rollout, your Load Balancer is sending traffic to both V1 and V2. This is a nightmare if V2 has a bug, because 20% of your users are getting errors while 80% are fine. To "fix" it, you </w:t>
+      </w:r>
+      <w:proofErr w:type="gramStart"/>
+      <w:r>
+        <w:t>have to</w:t>
+      </w:r>
+      <w:proofErr w:type="gramEnd"/>
+      <w:r>
+        <w:t xml:space="preserve"> perform another rolling update back to V1, which takes time.</w:t>
       </w:r>
     </w:p>
     <w:p>
@@ -4380,7 +4958,23 @@
         <w:t>Implementation:</w:t>
       </w:r>
       <w:r>
-        <w:t xml:space="preserve"> Controlled by maxUnavailable and maxSurge parameters in K8s or "Rolling Updates" in AWS Auto Scaling Groups.</w:t>
+        <w:t xml:space="preserve"> Controlled by </w:t>
+      </w:r>
+      <w:proofErr w:type="spellStart"/>
+      <w:r>
+        <w:t>maxUnavailable</w:t>
+      </w:r>
+      <w:proofErr w:type="spellEnd"/>
+      <w:r>
+        <w:t xml:space="preserve"> and </w:t>
+      </w:r>
+      <w:proofErr w:type="spellStart"/>
+      <w:r>
+        <w:t>maxSurge</w:t>
+      </w:r>
+      <w:proofErr w:type="spellEnd"/>
+      <w:r>
+        <w:t xml:space="preserve"> parameters in K8s or "Rolling Updates" in AWS Auto Scaling Groups.</w:t>
       </w:r>
     </w:p>
     <w:p>
@@ -4427,6 +5021,7 @@
       <w:r>
         <w:t xml:space="preserve"> You have a </w:t>
       </w:r>
+      <w:proofErr w:type="gramStart"/>
       <w:r>
         <w:rPr>
           <w:b/>
@@ -4434,9 +5029,11 @@
         </w:rPr>
         <w:t>Blue</w:t>
       </w:r>
+      <w:proofErr w:type="gramEnd"/>
       <w:r>
         <w:t xml:space="preserve"> fleet (V1) and a </w:t>
       </w:r>
+      <w:proofErr w:type="gramStart"/>
       <w:r>
         <w:rPr>
           <w:b/>
@@ -4444,6 +5041,7 @@
         </w:rPr>
         <w:t>Green</w:t>
       </w:r>
+      <w:proofErr w:type="gramEnd"/>
       <w:r>
         <w:t xml:space="preserve"> fleet (V2). You switch 100% of the traffic at the routing layer (DNS or Load Balancer).</w:t>
       </w:r>
@@ -4538,7 +5136,15 @@
     </w:p>
     <w:p>
       <w:r>
-        <w:t>This is the most popular modern strategy. It solves the "All-or-Nothing" risk of Blue-Green.</w:t>
+        <w:t xml:space="preserve">This is the most popular modern strategy. It solves the "All-or-Nothing" risk of </w:t>
+      </w:r>
+      <w:proofErr w:type="gramStart"/>
+      <w:r>
+        <w:t>Blue-Green</w:t>
+      </w:r>
+      <w:proofErr w:type="gramEnd"/>
+      <w:r>
+        <w:t>.</w:t>
       </w:r>
     </w:p>
     <w:p>
@@ -4706,7 +5312,15 @@
         <w:t>Side-Effect Risk.</w:t>
       </w:r>
       <w:r>
-        <w:t xml:space="preserve"> If Version 2 is an ordering service, you must ensure it doesn't actually process a second payment or send a second email. It requires a "mocking" layer for external API calls.</w:t>
+        <w:t xml:space="preserve"> If Version 2 is an ordering service, you must ensure it doesn't </w:t>
+      </w:r>
+      <w:proofErr w:type="gramStart"/>
+      <w:r>
+        <w:t>actually process</w:t>
+      </w:r>
+      <w:proofErr w:type="gramEnd"/>
+      <w:r>
+        <w:t xml:space="preserve"> a second payment or send a second email. It requires a "mocking" layer for external API calls.</w:t>
       </w:r>
     </w:p>
     <w:p>
@@ -4827,7 +5441,15 @@
         <w:t>Application Logic Complexity.</w:t>
       </w:r>
       <w:r>
-        <w:t xml:space="preserve"> You often need "Feature Flags" (like LaunchDarkly) embedded directly in your code, which can lead to "technical debt" if not cleaned up.</w:t>
+        <w:t xml:space="preserve"> You often need "Feature Flags" (like </w:t>
+      </w:r>
+      <w:proofErr w:type="spellStart"/>
+      <w:r>
+        <w:t>LaunchDarkly</w:t>
+      </w:r>
+      <w:proofErr w:type="spellEnd"/>
+      <w:r>
+        <w:t>) embedded directly in your code, which can lead to "technical debt" if not cleaned up.</w:t>
       </w:r>
     </w:p>
     <w:p>
@@ -5113,6 +5735,7 @@
             <w:hideMark/>
           </w:tcPr>
           <w:p>
+            <w:proofErr w:type="gramStart"/>
             <w:r>
               <w:rPr>
                 <w:b/>
@@ -5120,6 +5743,7 @@
               </w:rPr>
               <w:t>Blue-Green</w:t>
             </w:r>
+            <w:proofErr w:type="gramEnd"/>
           </w:p>
         </w:tc>
         <w:tc>
@@ -5409,8 +6033,78 @@
     </w:p>
     <w:p>
       <w:r>
-        <w:t>DevOps is the process of developing, building deploying and testing on the same day that can improve coordination between all the teams. we use multiple devops tools configurations management CI CD etc..</w:t>
-      </w:r>
+        <w:t xml:space="preserve">DevOps is the process of developing, building deploying and testing on the same day that can improve coordination between all the teams. we use multiple </w:t>
+      </w:r>
+      <w:proofErr w:type="spellStart"/>
+      <w:r>
+        <w:t>devops</w:t>
+      </w:r>
+      <w:proofErr w:type="spellEnd"/>
+      <w:r>
+        <w:t xml:space="preserve"> tools configurations management CI CD </w:t>
+      </w:r>
+      <w:r>
+        <w:t>etc.</w:t>
+      </w:r>
+    </w:p>
+    <w:p>
+      <w:pPr>
+        <w:pStyle w:val="Heading2"/>
+      </w:pPr>
+      <w:r>
+        <w:t xml:space="preserve">Why is </w:t>
+      </w:r>
+      <w:r>
+        <w:t xml:space="preserve">Flask (Python) </w:t>
+      </w:r>
+      <w:r>
+        <w:t xml:space="preserve">not </w:t>
+      </w:r>
+      <w:r>
+        <w:t>used in Production</w:t>
+      </w:r>
+    </w:p>
+    <w:p>
+      <w:r>
+        <w:t>Qs:</w:t>
+      </w:r>
+      <w:r>
+        <w:br/>
+      </w:r>
+      <w:r>
+        <w:t>I noticed you used Flask for your microservice. When you run Flask locally, it gives a production warning about a WSGI server. What does that mean, and how would you resolve that before deploying your container to production?</w:t>
+      </w:r>
+    </w:p>
+    <w:p>
+      <w:r>
+        <w:t>Ans:</w:t>
+      </w:r>
+    </w:p>
+    <w:p>
+      <w:r>
+        <w:t xml:space="preserve">The built-in Flask web server is single-threaded and optimized only for local debugging, not heavy traffic or concurrent connections. In a production multi-container setup, we abstract this by using a production-grade WSGI (Web Server Gateway Interface) server like </w:t>
+      </w:r>
+      <w:proofErr w:type="spellStart"/>
+      <w:r>
+        <w:t>Gunicorn</w:t>
+      </w:r>
+      <w:proofErr w:type="spellEnd"/>
+      <w:r>
+        <w:t xml:space="preserve"> or </w:t>
+      </w:r>
+      <w:proofErr w:type="spellStart"/>
+      <w:r>
+        <w:t>uWSGI</w:t>
+      </w:r>
+      <w:proofErr w:type="spellEnd"/>
+      <w:r>
+        <w:t xml:space="preserve"> inside our Docker container. The WSGI wrapper manages multiple worker processes to safely hand off external web traffic from our Kubernetes Ingress controller down to our Python application logic smoothly.</w:t>
+      </w:r>
+    </w:p>
+    <w:p>
+      <w:pPr>
+        <w:pStyle w:val="ListParagraph"/>
+      </w:pPr>
     </w:p>
     <w:p>
       <w:pPr>
